--- a/oposicion/temario/tercer-ejercicio/3A13.docx
+++ b/oposicion/temario/tercer-ejercicio/3A13.docx
@@ -37,7 +37,7 @@
         <w:pStyle w:val="Paginasdeltema"/>
       </w:pPr>
       <w:r>
-        <w:t xml:space="preserve">Tema: 36 págs. · Anexos: 6 · Bibliografía: 5 (PDF)</w:t>
+        <w:t xml:space="preserve">Tema: 37 págs. · Anexos: 6 · Bibliografía: 5 (PDF)</w:t>
       </w:r>
     </w:p>
     <w:bookmarkStart w:id="35" w:name="introducci__n"/>
@@ -20598,7 +20598,7 @@
       <w:r>
         <w:drawing>
           <wp:inline>
-            <wp:extent cx="4178300" cy="2588144"/>
+            <wp:extent cx="5073650" cy="3142746"/>
             <wp:effectExtent b="0" l="0" r="0" t="0"/>
             <wp:docPr descr="Gráfico 15.– Principal-agente (a): esfuerzo observable con agente y principal neutrales; la PC coincide con una recta de isobeneficio y cualquier contrato sobre ella es óptimo" title="" id="159" name="Picture"/>
             <a:graphic>
@@ -20619,7 +20619,7 @@
                   <pic:spPr bwMode="auto">
                     <a:xfrm>
                       <a:off x="0" y="0"/>
-                      <a:ext cx="4178300" cy="2588144"/>
+                      <a:ext cx="5073650" cy="3142746"/>
                     </a:xfrm>
                     <a:prstGeom prst="rect">
                       <a:avLst/>
@@ -21187,7 +21187,7 @@
       <w:r>
         <w:drawing>
           <wp:inline>
-            <wp:extent cx="4178300" cy="2588144"/>
+            <wp:extent cx="5073650" cy="3142746"/>
             <wp:effectExtent b="0" l="0" r="0" t="0"/>
             <wp:docPr descr="Gráfico 16.– Principal-agente (b): esfuerzo observable con agente averso y principal neutral; pago fijo en Z, sobre la línea de certeza del agente" title="" id="165" name="Picture"/>
             <a:graphic>
@@ -21208,7 +21208,7 @@
                   <pic:spPr bwMode="auto">
                     <a:xfrm>
                       <a:off x="0" y="0"/>
-                      <a:ext cx="4178300" cy="2588144"/>
+                      <a:ext cx="5073650" cy="3142746"/>
                     </a:xfrm>
                     <a:prstGeom prst="rect">
                       <a:avLst/>
@@ -21831,7 +21831,7 @@
       <w:r>
         <w:drawing>
           <wp:inline>
-            <wp:extent cx="4178300" cy="2588144"/>
+            <wp:extent cx="5073650" cy="3142746"/>
             <wp:effectExtent b="0" l="0" r="0" t="0"/>
             <wp:docPr descr="Gráfico 17.– Principal-agente (c): esfuerzo observable con agente y principal aversos; la tangencia Z' (regla de Borch) reparte el riesgo entre los 2" title="" id="169" name="Picture"/>
             <a:graphic>
@@ -21852,7 +21852,7 @@
                   <pic:spPr bwMode="auto">
                     <a:xfrm>
                       <a:off x="0" y="0"/>
-                      <a:ext cx="4178300" cy="2588144"/>
+                      <a:ext cx="5073650" cy="3142746"/>
                     </a:xfrm>
                     <a:prstGeom prst="rect">
                       <a:avLst/>
@@ -24328,7 +24328,7 @@
       <w:r>
         <w:drawing>
           <wp:inline>
-            <wp:extent cx="4178300" cy="2588144"/>
+            <wp:extent cx="5073650" cy="3142746"/>
             <wp:effectExtent b="0" l="0" r="0" t="0"/>
             <wp:docPr descr="Gráfico 18.– Principal-agente (d): esfuerzo inobservable con agente y principal neutrales; los contratos de la PC que cumplen la IC, entre ellos la venta del negocio (V), siguen siendo óptimos" title="" id="177" name="Picture"/>
             <a:graphic>
@@ -24349,7 +24349,7 @@
                   <pic:spPr bwMode="auto">
                     <a:xfrm>
                       <a:off x="0" y="0"/>
-                      <a:ext cx="4178300" cy="2588144"/>
+                      <a:ext cx="5073650" cy="3142746"/>
                     </a:xfrm>
                     <a:prstGeom prst="rect">
                       <a:avLst/>
@@ -25744,7 +25744,7 @@
       <w:r>
         <w:drawing>
           <wp:inline>
-            <wp:extent cx="4178300" cy="2588144"/>
+            <wp:extent cx="5073650" cy="3142746"/>
             <wp:effectExtent b="0" l="0" r="0" t="0"/>
             <wp:docPr descr="Gráfico 19.– Principal-agente (e): esfuerzo inobservable con agente averso y principal neutral; la IC excluye Z y el contrato óptimo es T, con coste de agencia" title="" id="183" name="Picture"/>
             <a:graphic>
@@ -25765,7 +25765,7 @@
                   <pic:spPr bwMode="auto">
                     <a:xfrm>
                       <a:off x="0" y="0"/>
-                      <a:ext cx="4178300" cy="2588144"/>
+                      <a:ext cx="5073650" cy="3142746"/>
                     </a:xfrm>
                     <a:prstGeom prst="rect">
                       <a:avLst/>
@@ -51115,7 +51115,7 @@
       <w:jc w:val="both"/>
     </w:pPr>
     <w:rPr>
-      <w:rFonts w:ascii="Palatino Linotype" w:cs="Palatino Linotype" w:eastAsia="Palatino Linotype" w:hAnsi="Palatino Linotype"/>
+      <w:rFonts w:ascii="TeX Gyre Pagella" w:cs="TeX Gyre Pagella" w:eastAsia="TeX Gyre Pagella" w:hAnsi="TeX Gyre Pagella"/>
       <w:sz w:val="22"/>
     </w:rPr>
   </w:style>
@@ -51130,7 +51130,7 @@
       <w:jc w:val="both"/>
     </w:pPr>
     <w:rPr>
-      <w:rFonts w:ascii="Palatino Linotype" w:cs="Palatino Linotype" w:eastAsia="Palatino Linotype" w:hAnsi="Palatino Linotype"/>
+      <w:rFonts w:ascii="TeX Gyre Pagella" w:cs="TeX Gyre Pagella" w:eastAsia="TeX Gyre Pagella" w:hAnsi="TeX Gyre Pagella"/>
       <w:sz w:val="22"/>
     </w:rPr>
   </w:style>
@@ -51145,7 +51145,7 @@
       <w:jc w:val="both"/>
     </w:pPr>
     <w:rPr>
-      <w:rFonts w:ascii="Palatino Linotype" w:cs="Palatino Linotype" w:eastAsia="Palatino Linotype" w:hAnsi="Palatino Linotype"/>
+      <w:rFonts w:ascii="TeX Gyre Pagella" w:cs="TeX Gyre Pagella" w:eastAsia="TeX Gyre Pagella" w:hAnsi="TeX Gyre Pagella"/>
       <w:sz w:val="22"/>
     </w:rPr>
   </w:style>
@@ -51159,7 +51159,7 @@
       <w:jc w:val="both"/>
     </w:pPr>
     <w:rPr>
-      <w:rFonts w:ascii="Palatino Linotype" w:cs="Palatino Linotype" w:eastAsia="Palatino Linotype" w:hAnsi="Palatino Linotype"/>
+      <w:rFonts w:ascii="TeX Gyre Pagella" w:cs="TeX Gyre Pagella" w:eastAsia="TeX Gyre Pagella" w:hAnsi="TeX Gyre Pagella"/>
       <w:sz w:val="22"/>
     </w:rPr>
   </w:style>
@@ -51179,7 +51179,7 @@
       <w:jc w:val="center"/>
     </w:pPr>
     <w:rPr>
-      <w:rFonts w:ascii="Palatino Linotype" w:cs="Palatino Linotype" w:eastAsia="Palatino Linotype" w:hAnsi="Palatino Linotype"/>
+      <w:rFonts w:ascii="TeX Gyre Pagella" w:cs="TeX Gyre Pagella" w:eastAsia="TeX Gyre Pagella" w:hAnsi="TeX Gyre Pagella"/>
       <w:b/>
       <w:caps/>
       <w:color w:val="5F2987"/>
@@ -51214,7 +51214,7 @@
       <w:jc w:val="center"/>
     </w:pPr>
     <w:rPr>
-      <w:rFonts w:ascii="Palatino Linotype" w:cs="Palatino Linotype" w:eastAsia="Palatino Linotype" w:hAnsi="Palatino Linotype"/>
+      <w:rFonts w:ascii="TeX Gyre Pagella" w:cs="TeX Gyre Pagella" w:eastAsia="TeX Gyre Pagella" w:hAnsi="TeX Gyre Pagella"/>
       <w:b w:val="0"/>
       <w:i/>
       <w:caps w:val="0"/>
@@ -51249,7 +51249,7 @@
       <w:jc w:val="center"/>
     </w:pPr>
     <w:rPr>
-      <w:rFonts w:ascii="Palatino Linotype" w:cs="Palatino Linotype" w:eastAsia="Palatino Linotype" w:hAnsi="Palatino Linotype"/>
+      <w:rFonts w:ascii="TeX Gyre Pagella" w:cs="TeX Gyre Pagella" w:eastAsia="TeX Gyre Pagella" w:hAnsi="TeX Gyre Pagella"/>
       <w:b w:val="0"/>
       <w:i/>
       <w:caps w:val="0"/>
@@ -51270,7 +51270,7 @@
       <w:jc w:val="center"/>
     </w:pPr>
     <w:rPr>
-      <w:rFonts w:ascii="Palatino Linotype" w:cs="Palatino Linotype" w:eastAsia="Palatino Linotype" w:hAnsi="Palatino Linotype"/>
+      <w:rFonts w:ascii="TeX Gyre Pagella" w:cs="TeX Gyre Pagella" w:eastAsia="TeX Gyre Pagella" w:hAnsi="TeX Gyre Pagella"/>
       <w:b w:val="0"/>
       <w:i/>
       <w:caps w:val="0"/>
@@ -51318,7 +51318,7 @@
     <w:qFormat/>
     <w:pPr/>
     <w:rPr>
-      <w:rFonts w:ascii="Palatino Linotype" w:cs="Palatino Linotype" w:eastAsia="Palatino Linotype" w:hAnsi="Palatino Linotype"/>
+      <w:rFonts w:ascii="TeX Gyre Pagella" w:cs="TeX Gyre Pagella" w:eastAsia="TeX Gyre Pagella" w:hAnsi="TeX Gyre Pagella"/>
       <w:sz w:val="20"/>
     </w:rPr>
   </w:style>
@@ -51338,7 +51338,7 @@
       <w:shd w:color="auto" w:fill="5F2987" w:val="clear"/>
     </w:pPr>
     <w:rPr>
-      <w:rFonts w:ascii="Palatino Linotype" w:cs="Palatino Linotype" w:eastAsia="Palatino Linotype" w:hAnsi="Palatino Linotype"/>
+      <w:rFonts w:ascii="TeX Gyre Pagella" w:cs="TeX Gyre Pagella" w:eastAsia="TeX Gyre Pagella" w:hAnsi="TeX Gyre Pagella"/>
       <w:b/>
       <w:caps/>
       <w:color w:val="FFFFFF"/>
@@ -51366,7 +51366,7 @@
       </w:pBdr>
     </w:pPr>
     <w:rPr>
-      <w:rFonts w:ascii="Palatino Linotype" w:cs="Palatino Linotype" w:eastAsia="Palatino Linotype" w:hAnsi="Palatino Linotype"/>
+      <w:rFonts w:ascii="TeX Gyre Pagella" w:cs="TeX Gyre Pagella" w:eastAsia="TeX Gyre Pagella" w:hAnsi="TeX Gyre Pagella"/>
       <w:b/>
       <w:caps w:val="0"/>
       <w:color w:val="5F2987"/>
@@ -51392,7 +51392,7 @@
       <w:outlineLvl w:val="2"/>
     </w:pPr>
     <w:rPr>
-      <w:rFonts w:ascii="Palatino Linotype" w:cs="Palatino Linotype" w:eastAsia="Palatino Linotype" w:hAnsi="Palatino Linotype"/>
+      <w:rFonts w:ascii="TeX Gyre Pagella" w:cs="TeX Gyre Pagella" w:eastAsia="TeX Gyre Pagella" w:hAnsi="TeX Gyre Pagella"/>
       <w:b w:val="0"/>
       <w:i/>
       <w:color w:val="5F2987"/>
@@ -51418,7 +51418,7 @@
       <w:outlineLvl w:val="3"/>
     </w:pPr>
     <w:rPr>
-      <w:rFonts w:ascii="Palatino Linotype" w:cs="Palatino Linotype" w:eastAsia="Palatino Linotype" w:hAnsi="Palatino Linotype"/>
+      <w:rFonts w:ascii="TeX Gyre Pagella" w:cs="TeX Gyre Pagella" w:eastAsia="TeX Gyre Pagella" w:hAnsi="TeX Gyre Pagella"/>
       <w:b w:val="0"/>
       <w:i/>
       <w:iCs/>
@@ -51444,7 +51444,7 @@
       <w:outlineLvl w:val="4"/>
     </w:pPr>
     <w:rPr>
-      <w:rFonts w:ascii="Palatino Linotype" w:cs="Palatino Linotype" w:eastAsia="Palatino Linotype" w:hAnsi="Palatino Linotype"/>
+      <w:rFonts w:ascii="TeX Gyre Pagella" w:cs="TeX Gyre Pagella" w:eastAsia="TeX Gyre Pagella" w:hAnsi="TeX Gyre Pagella"/>
       <w:b w:val="0"/>
       <w:i/>
       <w:color w:val="4A1F6B"/>
@@ -51469,7 +51469,7 @@
       <w:outlineLvl w:val="5"/>
     </w:pPr>
     <w:rPr>
-      <w:rFonts w:ascii="Palatino Linotype" w:cs="Palatino Linotype" w:eastAsia="Palatino Linotype" w:hAnsi="Palatino Linotype"/>
+      <w:rFonts w:ascii="TeX Gyre Pagella" w:cs="TeX Gyre Pagella" w:eastAsia="TeX Gyre Pagella" w:hAnsi="TeX Gyre Pagella"/>
       <w:b w:val="0"/>
       <w:i/>
       <w:iCs/>
@@ -51681,7 +51681,7 @@
     <w:unhideWhenUsed/>
     <w:qFormat/>
     <w:rPr>
-      <w:rFonts w:ascii="Palatino Linotype" w:cs="Palatino Linotype" w:eastAsia="Palatino Linotype" w:hAnsi="Palatino Linotype"/>
+      <w:rFonts w:ascii="TeX Gyre Pagella" w:cs="TeX Gyre Pagella" w:eastAsia="TeX Gyre Pagella" w:hAnsi="TeX Gyre Pagella"/>
       <w:sz w:val="18"/>
     </w:rPr>
   </w:style>
@@ -51768,7 +51768,7 @@
       <w:jc w:val="center"/>
     </w:pPr>
     <w:rPr>
-      <w:rFonts w:ascii="Palatino Linotype" w:cs="Palatino Linotype" w:eastAsia="Palatino Linotype" w:hAnsi="Palatino Linotype"/>
+      <w:rFonts w:ascii="TeX Gyre Pagella" w:cs="TeX Gyre Pagella" w:eastAsia="TeX Gyre Pagella" w:hAnsi="TeX Gyre Pagella"/>
       <w:b w:val="0"/>
       <w:i w:val="0"/>
       <w:color w:val="5F2987"/>
@@ -51783,7 +51783,7 @@
       <w:jc w:val="center"/>
     </w:pPr>
     <w:rPr>
-      <w:rFonts w:ascii="Palatino Linotype" w:cs="Palatino Linotype" w:eastAsia="Palatino Linotype" w:hAnsi="Palatino Linotype"/>
+      <w:rFonts w:ascii="TeX Gyre Pagella" w:cs="TeX Gyre Pagella" w:eastAsia="TeX Gyre Pagella" w:hAnsi="TeX Gyre Pagella"/>
       <w:b w:val="0"/>
       <w:i w:val="0"/>
       <w:color w:val="5F2987"/>
@@ -51798,7 +51798,7 @@
       <w:jc w:val="center"/>
     </w:pPr>
     <w:rPr>
-      <w:rFonts w:ascii="Palatino Linotype" w:cs="Palatino Linotype" w:eastAsia="Palatino Linotype" w:hAnsi="Palatino Linotype"/>
+      <w:rFonts w:ascii="TeX Gyre Pagella" w:cs="TeX Gyre Pagella" w:eastAsia="TeX Gyre Pagella" w:hAnsi="TeX Gyre Pagella"/>
       <w:b w:val="0"/>
       <w:i w:val="0"/>
       <w:color w:val="5F2987"/>
@@ -51881,7 +51881,7 @@
       <w:shd w:color="auto" w:fill="F3EEF7" w:val="clear"/>
     </w:pPr>
     <w:rPr>
-      <w:rFonts w:ascii="Palatino Linotype" w:cs="Palatino Linotype" w:eastAsia="Palatino Linotype" w:hAnsi="Palatino Linotype"/>
+      <w:rFonts w:ascii="TeX Gyre Pagella" w:cs="TeX Gyre Pagella" w:eastAsia="TeX Gyre Pagella" w:hAnsi="TeX Gyre Pagella"/>
       <w:sz w:val="19"/>
     </w:rPr>
   </w:style>
@@ -51899,7 +51899,7 @@
       <w:shd w:color="auto" w:fill="E7E6E6" w:val="clear"/>
     </w:pPr>
     <w:rPr>
-      <w:rFonts w:ascii="Palatino Linotype" w:cs="Palatino Linotype" w:eastAsia="Palatino Linotype" w:hAnsi="Palatino Linotype"/>
+      <w:rFonts w:ascii="TeX Gyre Pagella" w:cs="TeX Gyre Pagella" w:eastAsia="TeX Gyre Pagella" w:hAnsi="TeX Gyre Pagella"/>
       <w:sz w:val="18"/>
     </w:rPr>
   </w:style>
@@ -51917,7 +51917,7 @@
       <w:shd w:color="auto" w:fill="E2EFD9" w:val="clear"/>
     </w:pPr>
     <w:rPr>
-      <w:rFonts w:ascii="Palatino Linotype" w:cs="Palatino Linotype" w:eastAsia="Palatino Linotype" w:hAnsi="Palatino Linotype"/>
+      <w:rFonts w:ascii="TeX Gyre Pagella" w:cs="TeX Gyre Pagella" w:eastAsia="TeX Gyre Pagella" w:hAnsi="TeX Gyre Pagella"/>
       <w:i/>
       <w:sz w:val="22"/>
     </w:rPr>
@@ -51936,7 +51936,7 @@
       <w:shd w:color="auto" w:fill="FAF9F6" w:val="clear"/>
     </w:pPr>
     <w:rPr>
-      <w:rFonts w:ascii="Palatino Linotype" w:cs="Palatino Linotype" w:eastAsia="Palatino Linotype" w:hAnsi="Palatino Linotype"/>
+      <w:rFonts w:ascii="TeX Gyre Pagella" w:cs="TeX Gyre Pagella" w:eastAsia="TeX Gyre Pagella" w:hAnsi="TeX Gyre Pagella"/>
       <w:sz w:val="20"/>
     </w:rPr>
   </w:style>
@@ -51948,7 +51948,7 @@
       <w:jc w:val="center"/>
     </w:pPr>
     <w:rPr>
-      <w:rFonts w:ascii="Palatino Linotype" w:cs="Palatino Linotype" w:eastAsia="Palatino Linotype" w:hAnsi="Palatino Linotype"/>
+      <w:rFonts w:ascii="TeX Gyre Pagella" w:cs="TeX Gyre Pagella" w:eastAsia="TeX Gyre Pagella" w:hAnsi="TeX Gyre Pagella"/>
       <w:i/>
       <w:color w:val="3B3838"/>
       <w:sz w:val="16"/>
@@ -51971,7 +51971,7 @@
       <w:shd w:color="auto" w:fill="F7F3FA" w:val="clear"/>
     </w:pPr>
     <w:rPr>
-      <w:rFonts w:ascii="Palatino Linotype" w:cs="Palatino Linotype" w:eastAsia="Palatino Linotype" w:hAnsi="Palatino Linotype"/>
+      <w:rFonts w:ascii="TeX Gyre Pagella" w:cs="TeX Gyre Pagella" w:eastAsia="TeX Gyre Pagella" w:hAnsi="TeX Gyre Pagella"/>
       <w:color w:val="5F2987"/>
       <w:sz w:val="22"/>
     </w:rPr>
@@ -51993,7 +51993,7 @@
       <w:jc w:val="center"/>
     </w:pPr>
     <w:rPr>
-      <w:rFonts w:ascii="Palatino Linotype" w:cs="Palatino Linotype" w:eastAsia="Palatino Linotype" w:hAnsi="Palatino Linotype"/>
+      <w:rFonts w:ascii="TeX Gyre Pagella" w:cs="TeX Gyre Pagella" w:eastAsia="TeX Gyre Pagella" w:hAnsi="TeX Gyre Pagella"/>
       <w:i/>
       <w:color w:val="767171"/>
       <w:sz w:val="18"/>
@@ -52024,7 +52024,7 @@
       <w:shd w:color="auto" w:fill="E2EFD9" w:val="clear"/>
     </w:pPr>
     <w:rPr>
-      <w:rFonts w:ascii="Palatino Linotype" w:cs="Palatino Linotype" w:eastAsia="Palatino Linotype" w:hAnsi="Palatino Linotype"/>
+      <w:rFonts w:ascii="TeX Gyre Pagella" w:cs="TeX Gyre Pagella" w:eastAsia="TeX Gyre Pagella" w:hAnsi="TeX Gyre Pagella"/>
       <w:sz w:val="20"/>
     </w:rPr>
   </w:style>
@@ -52038,7 +52038,7 @@
       <w:shd w:color="auto" w:fill="DDEBF7" w:val="clear"/>
     </w:pPr>
     <w:rPr>
-      <w:rFonts w:ascii="Palatino Linotype" w:cs="Palatino Linotype" w:eastAsia="Palatino Linotype" w:hAnsi="Palatino Linotype"/>
+      <w:rFonts w:ascii="TeX Gyre Pagella" w:cs="TeX Gyre Pagella" w:eastAsia="TeX Gyre Pagella" w:hAnsi="TeX Gyre Pagella"/>
       <w:sz w:val="20"/>
     </w:rPr>
   </w:style>
@@ -52052,7 +52052,7 @@
       <w:shd w:color="auto" w:fill="FBE4D5" w:val="clear"/>
     </w:pPr>
     <w:rPr>
-      <w:rFonts w:ascii="Palatino Linotype" w:cs="Palatino Linotype" w:eastAsia="Palatino Linotype" w:hAnsi="Palatino Linotype"/>
+      <w:rFonts w:ascii="TeX Gyre Pagella" w:cs="TeX Gyre Pagella" w:eastAsia="TeX Gyre Pagella" w:hAnsi="TeX Gyre Pagella"/>
       <w:sz w:val="20"/>
     </w:rPr>
   </w:style>
@@ -52066,7 +52066,7 @@
       <w:shd w:color="auto" w:fill="F3EEF7" w:val="clear"/>
     </w:pPr>
     <w:rPr>
-      <w:rFonts w:ascii="Palatino Linotype" w:cs="Palatino Linotype" w:eastAsia="Palatino Linotype" w:hAnsi="Palatino Linotype"/>
+      <w:rFonts w:ascii="TeX Gyre Pagella" w:cs="TeX Gyre Pagella" w:eastAsia="TeX Gyre Pagella" w:hAnsi="TeX Gyre Pagella"/>
       <w:sz w:val="20"/>
     </w:rPr>
   </w:style>
@@ -52080,7 +52080,7 @@
       <w:shd w:color="auto" w:fill="E7E6E6" w:val="clear"/>
     </w:pPr>
     <w:rPr>
-      <w:rFonts w:ascii="Palatino Linotype" w:cs="Palatino Linotype" w:eastAsia="Palatino Linotype" w:hAnsi="Palatino Linotype"/>
+      <w:rFonts w:ascii="TeX Gyre Pagella" w:cs="TeX Gyre Pagella" w:eastAsia="TeX Gyre Pagella" w:hAnsi="TeX Gyre Pagella"/>
       <w:sz w:val="20"/>
     </w:rPr>
   </w:style>
@@ -52094,7 +52094,7 @@
       <w:shd w:color="auto" w:fill="FAF9F6" w:val="clear"/>
     </w:pPr>
     <w:rPr>
-      <w:rFonts w:ascii="Palatino Linotype" w:cs="Palatino Linotype" w:eastAsia="Palatino Linotype" w:hAnsi="Palatino Linotype"/>
+      <w:rFonts w:ascii="TeX Gyre Pagella" w:cs="TeX Gyre Pagella" w:eastAsia="TeX Gyre Pagella" w:hAnsi="TeX Gyre Pagella"/>
       <w:sz w:val="20"/>
     </w:rPr>
   </w:style>
@@ -52108,7 +52108,7 @@
       <w:shd w:color="auto" w:fill="5F2987" w:val="clear"/>
     </w:pPr>
     <w:rPr>
-      <w:rFonts w:ascii="Palatino Linotype" w:cs="Palatino Linotype" w:eastAsia="Palatino Linotype" w:hAnsi="Palatino Linotype"/>
+      <w:rFonts w:ascii="TeX Gyre Pagella" w:cs="TeX Gyre Pagella" w:eastAsia="TeX Gyre Pagella" w:hAnsi="TeX Gyre Pagella"/>
       <w:color w:val="FFFFFF"/>
       <w:sz w:val="20"/>
     </w:rPr>
@@ -52123,7 +52123,7 @@
       <w:shd w:color="auto" w:fill="3C7D3A" w:val="clear"/>
     </w:pPr>
     <w:rPr>
-      <w:rFonts w:ascii="Palatino Linotype" w:cs="Palatino Linotype" w:eastAsia="Palatino Linotype" w:hAnsi="Palatino Linotype"/>
+      <w:rFonts w:ascii="TeX Gyre Pagella" w:cs="TeX Gyre Pagella" w:eastAsia="TeX Gyre Pagella" w:hAnsi="TeX Gyre Pagella"/>
       <w:color w:val="FFFFFF"/>
       <w:sz w:val="20"/>
     </w:rPr>
@@ -52138,7 +52138,7 @@
       <w:shd w:color="auto" w:fill="1F5F99" w:val="clear"/>
     </w:pPr>
     <w:rPr>
-      <w:rFonts w:ascii="Palatino Linotype" w:cs="Palatino Linotype" w:eastAsia="Palatino Linotype" w:hAnsi="Palatino Linotype"/>
+      <w:rFonts w:ascii="TeX Gyre Pagella" w:cs="TeX Gyre Pagella" w:eastAsia="TeX Gyre Pagella" w:hAnsi="TeX Gyre Pagella"/>
       <w:color w:val="FFFFFF"/>
       <w:sz w:val="20"/>
     </w:rPr>
@@ -52153,7 +52153,7 @@
       <w:shd w:color="auto" w:fill="B22222" w:val="clear"/>
     </w:pPr>
     <w:rPr>
-      <w:rFonts w:ascii="Palatino Linotype" w:cs="Palatino Linotype" w:eastAsia="Palatino Linotype" w:hAnsi="Palatino Linotype"/>
+      <w:rFonts w:ascii="TeX Gyre Pagella" w:cs="TeX Gyre Pagella" w:eastAsia="TeX Gyre Pagella" w:hAnsi="TeX Gyre Pagella"/>
       <w:color w:val="FFFFFF"/>
       <w:sz w:val="20"/>
     </w:rPr>
@@ -52168,7 +52168,7 @@
       <w:shd w:color="auto" w:fill="B8860B" w:val="clear"/>
     </w:pPr>
     <w:rPr>
-      <w:rFonts w:ascii="Palatino Linotype" w:cs="Palatino Linotype" w:eastAsia="Palatino Linotype" w:hAnsi="Palatino Linotype"/>
+      <w:rFonts w:ascii="TeX Gyre Pagella" w:cs="TeX Gyre Pagella" w:eastAsia="TeX Gyre Pagella" w:hAnsi="TeX Gyre Pagella"/>
       <w:color w:val="FFFFFF"/>
       <w:sz w:val="20"/>
     </w:rPr>
@@ -52183,7 +52183,7 @@
       <w:shd w:color="auto" w:fill="E07B28" w:val="clear"/>
     </w:pPr>
     <w:rPr>
-      <w:rFonts w:ascii="Palatino Linotype" w:cs="Palatino Linotype" w:eastAsia="Palatino Linotype" w:hAnsi="Palatino Linotype"/>
+      <w:rFonts w:ascii="TeX Gyre Pagella" w:cs="TeX Gyre Pagella" w:eastAsia="TeX Gyre Pagella" w:hAnsi="TeX Gyre Pagella"/>
       <w:color w:val="FFFFFF"/>
       <w:sz w:val="20"/>
     </w:rPr>
@@ -52198,7 +52198,7 @@
       <w:shd w:color="auto" w:fill="767171" w:val="clear"/>
     </w:pPr>
     <w:rPr>
-      <w:rFonts w:ascii="Palatino Linotype" w:cs="Palatino Linotype" w:eastAsia="Palatino Linotype" w:hAnsi="Palatino Linotype"/>
+      <w:rFonts w:ascii="TeX Gyre Pagella" w:cs="TeX Gyre Pagella" w:eastAsia="TeX Gyre Pagella" w:hAnsi="TeX Gyre Pagella"/>
       <w:color w:val="FFFFFF"/>
       <w:sz w:val="20"/>
     </w:rPr>

--- a/oposicion/temario/tercer-ejercicio/3A13.docx
+++ b/oposicion/temario/tercer-ejercicio/3A13.docx
@@ -2000,6 +2000,7 @@
       </w:tblGrid>
       <w:tr>
         <w:trPr>
+          <w:cantSplit/>
           <w:tblHeader w:val="on"/>
         </w:trPr>
         <w:tc>
@@ -2010,6 +2011,7 @@
         </w:tc>
         <w:tc>
           <w:tcPr>
+            <w:shd w:val="clear" w:color="auto" w:fill="DDEBF7"/>
             <w:vAlign w:val="center"/>
           </w:tcPr>
           <w:p>
@@ -2028,6 +2030,7 @@
         </w:tc>
         <w:tc>
           <w:tcPr>
+            <w:shd w:val="clear" w:color="auto" w:fill="DDEBF7"/>
             <w:vAlign w:val="center"/>
           </w:tcPr>
           <w:p>
@@ -2052,6 +2055,7 @@
         </w:tc>
         <w:tc>
           <w:tcPr>
+            <w:shd w:val="clear" w:color="auto" w:fill="DDEBF7"/>
             <w:vAlign w:val="center"/>
           </w:tcPr>
           <w:p>
@@ -2076,6 +2080,9 @@
         </w:tc>
       </w:tr>
       <w:tr>
+        <w:trPr>
+          <w:cantSplit/>
+        </w:trPr>
         <w:tc>
           <w:tcPr>
             <w:vAlign w:val="center"/>
@@ -2120,6 +2127,7 @@
         </w:tc>
         <w:tc>
           <w:tcPr>
+            <w:shd w:val="clear" w:color="auto" w:fill="E2EFD9"/>
             <w:vAlign w:val="center"/>
           </w:tcPr>
           <w:p>
@@ -2139,6 +2147,7 @@
         </w:tc>
         <w:tc>
           <w:tcPr>
+            <w:shd w:val="clear" w:color="auto" w:fill="E2EFD9"/>
             <w:vAlign w:val="center"/>
           </w:tcPr>
           <w:p>
@@ -2158,6 +2167,9 @@
         </w:tc>
       </w:tr>
       <w:tr>
+        <w:trPr>
+          <w:cantSplit/>
+        </w:trPr>
         <w:tc>
           <w:tcPr>
             <w:vAlign w:val="center"/>
@@ -2279,6 +2291,9 @@
         </w:tc>
       </w:tr>
       <w:tr>
+        <w:trPr>
+          <w:cantSplit/>
+        </w:trPr>
         <w:tc>
           <w:tcPr>
             <w:vAlign w:val="center"/>
@@ -2399,6 +2414,9 @@
         </w:tc>
       </w:tr>
       <w:tr>
+        <w:trPr>
+          <w:cantSplit/>
+        </w:trPr>
         <w:tc>
           <w:tcPr>
             <w:vAlign w:val="center"/>
@@ -2670,6 +2688,7 @@
     <w:p>
       <w:pPr>
         <w:pStyle w:val="Cajadeanotaciones"/>
+        <w:keepLines/>
       </w:pPr>
       <w:r>
         <w:rPr>
@@ -3167,6 +3186,7 @@
     <w:p>
       <w:pPr>
         <w:pStyle w:val="Esquema"/>
+        <w:keepLines/>
       </w:pPr>
       <w:r>
         <w:rPr>
@@ -3430,6 +3450,7 @@
     <w:p>
       <w:pPr>
         <w:pStyle w:val="Notaalopositor"/>
+        <w:keepLines/>
       </w:pPr>
       <w:r>
         <w:rPr>
@@ -3670,6 +3691,7 @@
     <w:p>
       <w:pPr>
         <w:pStyle w:val="Notaalopositor"/>
+        <w:keepLines/>
       </w:pPr>
       <w:r>
         <w:rPr>
@@ -4499,7 +4521,7 @@
         <w:t xml:space="preserve">Organización industrial</w:t>
       </w:r>
       <w:r>
-        <w:t xml:space="preserve">: el entrante potencial no conoce los costes del instalado, que puede fijar un precio bajo para señalizar que sus costes son bajos y disuadir la entrada</w:t>
+        <w:t xml:space="preserve">: el entrante potencial no conoce los costes del instalado, que puede fijar un precio bajo para señalizar que sus costes son bajos</w:t>
       </w:r>
       <w:r>
         <w:t xml:space="preserve"> </w:t>
@@ -4574,7 +4596,7 @@
         </w:r>
       </w:hyperlink>
       <w:r>
-        <w:t xml:space="preserve">.</w:t>
+        <w:t xml:space="preserve">; en el equilibrio separador la señal baja el precio, pero no disuade más entrada que la que habría con información completa.</w:t>
       </w:r>
     </w:p>
     <w:p>
@@ -10095,6 +10117,7 @@
     <w:p>
       <w:pPr>
         <w:pStyle w:val="Notaalopositor"/>
+        <w:keepLines/>
       </w:pPr>
       <w:r>
         <w:rPr>
@@ -11232,6 +11255,8 @@
     <w:p>
       <w:pPr>
         <w:pStyle w:val="Cajadeanotaciones"/>
+        <w:keepNext/>
+        <w:keepLines/>
       </w:pPr>
       <w:r>
         <w:rPr>
@@ -11577,6 +11602,8 @@
     <w:p>
       <w:pPr>
         <w:pStyle w:val="Cajadeanotaciones"/>
+        <w:keepNext/>
+        <w:keepLines/>
       </w:pPr>
       <m:oMathPara>
         <m:oMathParaPr>
@@ -11854,6 +11881,7 @@
     <w:p>
       <w:pPr>
         <w:pStyle w:val="Cajadeanotaciones"/>
+        <w:keepLines/>
       </w:pPr>
       <w:r>
         <w:t xml:space="preserve">la</w:t>
@@ -12554,6 +12582,7 @@
     <w:p>
       <w:pPr>
         <w:pStyle w:val="Notaalopositor"/>
+        <w:keepLines/>
       </w:pPr>
       <w:r>
         <w:rPr>
@@ -16758,6 +16787,7 @@
     <w:p>
       <w:pPr>
         <w:pStyle w:val="Notaalopositor"/>
+        <w:keepLines/>
       </w:pPr>
       <w:r>
         <w:rPr>
@@ -21145,7 +21175,38 @@
         <w:t xml:space="preserve">Poder de negociación</w:t>
       </w:r>
       <w:r>
-        <w:t xml:space="preserve">. Hemos supuesto que lo tiene todo el principal, y por eso el agente queda en su PC. Si lo tuviera el agente, cambiaría el reparto de las rentas, no la eficiencia: el contrato seguiría en la línea de certeza del agente, pero más arriba, sobre la recta de isobeneficio que deja al principal lo mismo que obtendría con el esfuerzo bajo.</w:t>
+        <w:t xml:space="preserve">. Hemos supuesto que lo tiene todo el principal, y por eso el agente queda en su PC. Si lo tuviera el agente, cambiaría el reparto de las rentas, no la eficiencia: el contrato seguiría en la línea de certeza del agente, pero más arriba, en</w:t>
+      </w:r>
+      <w:r>
+        <w:t xml:space="preserve"> </w:t>
+      </w:r>
+      <m:oMath>
+        <m:r>
+          <m:t>G</m:t>
+        </m:r>
+        <m:r>
+          <m:rPr>
+            <m:sty m:val="p"/>
+          </m:rPr>
+          <m:t>′</m:t>
+        </m:r>
+      </m:oMath>
+      <w:r>
+        <w:t xml:space="preserve">: sobre la recta de isobeneficio que pasa por</w:t>
+      </w:r>
+      <w:r>
+        <w:t xml:space="preserve"> </w:t>
+      </w:r>
+      <m:oMath>
+        <m:r>
+          <m:t>G</m:t>
+        </m:r>
+      </m:oMath>
+      <w:r>
+        <w:t xml:space="preserve"> </w:t>
+      </w:r>
+      <w:r>
+        <w:t xml:space="preserve">y deja al principal lo mismo que obtendría con el esfuerzo bajo.</w:t>
       </w:r>
       <w:r>
         <w:rPr>
@@ -21177,8 +21238,33 @@
         </m:r>
       </m:oMath>
       <w:r>
-        <w:t xml:space="preserve">, sobre la línea de certeza del agente</w:t>
-      </w:r>
+        <w:t xml:space="preserve">, sobre la línea de certeza del agente; con esfuerzo bajo,</w:t>
+      </w:r>
+      <w:r>
+        <w:t xml:space="preserve"> </w:t>
+      </w:r>
+      <m:oMath>
+        <m:r>
+          <m:t>R</m:t>
+        </m:r>
+      </m:oMath>
+      <w:r>
+        <w:t xml:space="preserve">, y con el poder de negociación en el agente,</w:t>
+      </w:r>
+      <w:r>
+        <w:t xml:space="preserve"> </w:t>
+      </w:r>
+      <m:oMath>
+        <m:r>
+          <m:t>G</m:t>
+        </m:r>
+        <m:r>
+          <m:rPr>
+            <m:sty m:val="p"/>
+          </m:rPr>
+          <m:t>′</m:t>
+        </m:r>
+      </m:oMath>
     </w:p>
     <w:p>
       <w:pPr>
@@ -21189,7 +21275,7 @@
           <wp:inline>
             <wp:extent cx="5073650" cy="3142746"/>
             <wp:effectExtent b="0" l="0" r="0" t="0"/>
-            <wp:docPr descr="Gráfico 16.– Principal-agente (b): esfuerzo observable con agente averso y principal neutral; pago fijo en Z, sobre la línea de certeza del agente" title="" id="165" name="Picture"/>
+            <wp:docPr descr="Gráfico 16.– Principal-agente (b): esfuerzo observable con agente averso y principal neutral; pago fijo en Z, sobre la línea de certeza del agente; con esfuerzo bajo, R, y con el poder de negociación en el agente, G'" title="" id="165" name="Picture"/>
             <a:graphic>
               <a:graphicData uri="http://schemas.openxmlformats.org/drawingml/2006/picture">
                 <pic:pic>
@@ -22070,6 +22156,7 @@
     <w:p>
       <w:pPr>
         <w:pStyle w:val="Funcionclave"/>
+        <w:keepLines/>
       </w:pPr>
       <m:oMathPara>
         <m:oMathParaPr>
@@ -25970,6 +26057,7 @@
       </w:tblGrid>
       <w:tr>
         <w:trPr>
+          <w:cantSplit/>
           <w:tblHeader w:val="on"/>
         </w:trPr>
         <w:tc>
@@ -25980,6 +26068,7 @@
         </w:tc>
         <w:tc>
           <w:tcPr>
+            <w:shd w:val="clear" w:color="auto" w:fill="DDEBF7"/>
             <w:vAlign w:val="center"/>
           </w:tcPr>
           <w:p>
@@ -25998,6 +26087,7 @@
         </w:tc>
         <w:tc>
           <w:tcPr>
+            <w:shd w:val="clear" w:color="auto" w:fill="DDEBF7"/>
             <w:vAlign w:val="center"/>
           </w:tcPr>
           <w:p>
@@ -26016,6 +26106,9 @@
         </w:tc>
       </w:tr>
       <w:tr>
+        <w:trPr>
+          <w:cantSplit/>
+        </w:trPr>
         <w:tc>
           <w:tcPr>
             <w:vAlign w:val="center"/>
@@ -26198,6 +26291,9 @@
         </w:tc>
       </w:tr>
       <w:tr>
+        <w:trPr>
+          <w:cantSplit/>
+        </w:trPr>
         <w:tc>
           <w:tcPr>
             <w:vAlign w:val="center"/>
@@ -26290,6 +26386,7 @@
         </w:tc>
         <w:tc>
           <w:tcPr>
+            <w:shd w:val="clear" w:color="auto" w:fill="E2EFD9"/>
             <w:vAlign w:val="center"/>
           </w:tcPr>
           <w:p>
@@ -28413,6 +28510,7 @@
     <w:p>
       <w:pPr>
         <w:pStyle w:val="Notaalopositor"/>
+        <w:keepLines/>
       </w:pPr>
       <w:r>
         <w:rPr>
@@ -50079,7 +50177,229 @@
         </m:d>
       </m:oMath>
       <w:r>
-        <w:t xml:space="preserve">, con un beneficio esperado menor.</w:t>
+        <w:t xml:space="preserve">: el punto</w:t>
+      </w:r>
+      <w:r>
+        <w:t xml:space="preserve"> </w:t>
+      </w:r>
+      <m:oMath>
+        <m:r>
+          <m:t>R</m:t>
+        </m:r>
+      </m:oMath>
+      <w:r>
+        <w:t xml:space="preserve">, donde la curva de indiferencia</w:t>
+      </w:r>
+      <w:r>
+        <w:t xml:space="preserve"> </w:t>
+      </w:r>
+      <m:oMath>
+        <m:sSup>
+          <m:e>
+            <m:r>
+              <m:t>U</m:t>
+            </m:r>
+          </m:e>
+          <m:sup>
+            <m:r>
+              <m:t>R</m:t>
+            </m:r>
+          </m:sup>
+        </m:sSup>
+      </m:oMath>
+      <w:r>
+        <w:t xml:space="preserve"> </w:t>
+      </w:r>
+      <w:r>
+        <w:t xml:space="preserve">con</w:t>
+      </w:r>
+      <w:r>
+        <w:t xml:space="preserve"> </w:t>
+      </w:r>
+      <m:oMath>
+        <m:sSup>
+          <m:e>
+            <m:r>
+              <m:t>e</m:t>
+            </m:r>
+          </m:e>
+          <m:sup>
+            <m:r>
+              <m:rPr>
+                <m:sty m:val="p"/>
+              </m:rPr>
+              <m:t>B</m:t>
+            </m:r>
+          </m:sup>
+        </m:sSup>
+      </m:oMath>
+      <w:r>
+        <w:t xml:space="preserve">, más plana, es tangente a una recta de isobeneficio de pendiente</w:t>
+      </w:r>
+      <w:r>
+        <w:t xml:space="preserve"> </w:t>
+      </w:r>
+      <m:oMath>
+        <m:r>
+          <m:rPr>
+            <m:sty m:val="p"/>
+          </m:rPr>
+          <m:t>−</m:t>
+        </m:r>
+        <m:r>
+          <m:t>π</m:t>
+        </m:r>
+        <m:d>
+          <m:dPr>
+            <m:begChr m:val="("/>
+            <m:sepChr m:val=""/>
+            <m:endChr m:val=")"/>
+            <m:grow/>
+          </m:dPr>
+          <m:e>
+            <m:sSup>
+              <m:e>
+                <m:r>
+                  <m:t>e</m:t>
+                </m:r>
+              </m:e>
+              <m:sup>
+                <m:r>
+                  <m:rPr>
+                    <m:sty m:val="p"/>
+                  </m:rPr>
+                  <m:t>B</m:t>
+                </m:r>
+              </m:sup>
+            </m:sSup>
+          </m:e>
+        </m:d>
+        <m:r>
+          <m:rPr>
+            <m:sty m:val="p"/>
+          </m:rPr>
+          <m:t>/</m:t>
+        </m:r>
+        <m:d>
+          <m:dPr>
+            <m:begChr m:val="["/>
+            <m:sepChr m:val=""/>
+            <m:endChr m:val="]"/>
+            <m:grow/>
+          </m:dPr>
+          <m:e>
+            <m:r>
+              <m:t>1</m:t>
+            </m:r>
+            <m:r>
+              <m:rPr>
+                <m:sty m:val="p"/>
+              </m:rPr>
+              <m:t>−</m:t>
+            </m:r>
+            <m:r>
+              <m:t>π</m:t>
+            </m:r>
+            <m:d>
+              <m:dPr>
+                <m:begChr m:val="("/>
+                <m:sepChr m:val=""/>
+                <m:endChr m:val=")"/>
+                <m:grow/>
+              </m:dPr>
+              <m:e>
+                <m:sSup>
+                  <m:e>
+                    <m:r>
+                      <m:t>e</m:t>
+                    </m:r>
+                  </m:e>
+                  <m:sup>
+                    <m:r>
+                      <m:rPr>
+                        <m:sty m:val="p"/>
+                      </m:rPr>
+                      <m:t>B</m:t>
+                    </m:r>
+                  </m:sup>
+                </m:sSup>
+              </m:e>
+            </m:d>
+          </m:e>
+        </m:d>
+      </m:oMath>
+      <w:r>
+        <w:t xml:space="preserve">. Su beneficio esperado sería menor: en la línea de certeza del principal, el de</w:t>
+      </w:r>
+      <w:r>
+        <w:t xml:space="preserve"> </w:t>
+      </w:r>
+      <m:oMath>
+        <m:r>
+          <m:t>R</m:t>
+        </m:r>
+      </m:oMath>
+      <w:r>
+        <w:t xml:space="preserve"> </w:t>
+      </w:r>
+      <w:r>
+        <w:t xml:space="preserve">es</w:t>
+      </w:r>
+      <w:r>
+        <w:t xml:space="preserve"> </w:t>
+      </w:r>
+      <m:oMath>
+        <m:r>
+          <m:t>G</m:t>
+        </m:r>
+      </m:oMath>
+      <w:r>
+        <w:t xml:space="preserve">, y el de</w:t>
+      </w:r>
+      <w:r>
+        <w:t xml:space="preserve"> </w:t>
+      </w:r>
+      <m:oMath>
+        <m:r>
+          <m:t>Z</m:t>
+        </m:r>
+      </m:oMath>
+      <w:r>
+        <w:t xml:space="preserve">,</w:t>
+      </w:r>
+      <w:r>
+        <w:t xml:space="preserve"> </w:t>
+      </w:r>
+      <m:oMath>
+        <m:r>
+          <m:t>F</m:t>
+        </m:r>
+      </m:oMath>
+      <w:r>
+        <w:t xml:space="preserve">, más lejos de</w:t>
+      </w:r>
+      <w:r>
+        <w:t xml:space="preserve"> </w:t>
+      </w:r>
+      <m:oMath>
+        <m:sSub>
+          <m:e>
+            <m:r>
+              <m:t>O</m:t>
+            </m:r>
+          </m:e>
+          <m:sub>
+            <m:r>
+              <m:rPr>
+                <m:sty m:val="p"/>
+              </m:rPr>
+              <m:t>P</m:t>
+            </m:r>
+          </m:sub>
+        </m:sSub>
+      </m:oMath>
+      <w:r>
+        <w:t xml:space="preserve">.</w:t>
       </w:r>
     </w:p>
   </w:footnote>
@@ -50583,8 +50903,8 @@
       </w:rPr>
     </w:lvl>
   </w:abstractNum>
-  <w:abstractNum w:abstractNumId="99201">
-    <w:nsid w:val="00A99201"/>
+  <w:abstractNum w:abstractNumId="99411">
+    <w:nsid w:val="00A99411"/>
     <w:multiLevelType w:val="multilevel"/>
     <w:lvl w:ilvl="0">
       <w:start w:val="1"/>
@@ -50597,7 +50917,7 @@
     </w:lvl>
     <w:lvl w:ilvl="1">
       <w:start w:val="1"/>
-      <w:numFmt w:val="lowerLetter"/>
+      <w:numFmt w:val="decimal"/>
       <w:lvlText w:val="%2."/>
       <w:lvlJc w:val="left"/>
       <w:pPr>
@@ -50606,7 +50926,7 @@
     </w:lvl>
     <w:lvl w:ilvl="2">
       <w:start w:val="1"/>
-      <w:numFmt w:val="lowerRoman"/>
+      <w:numFmt w:val="decimal"/>
       <w:lvlText w:val="%3."/>
       <w:lvlJc w:val="left"/>
       <w:pPr>
@@ -50624,7 +50944,7 @@
     </w:lvl>
     <w:lvl w:ilvl="4">
       <w:start w:val="1"/>
-      <w:numFmt w:val="lowerLetter"/>
+      <w:numFmt w:val="decimal"/>
       <w:lvlText w:val="%5."/>
       <w:lvlJc w:val="left"/>
       <w:pPr>
@@ -50633,7 +50953,7 @@
     </w:lvl>
     <w:lvl w:ilvl="5">
       <w:start w:val="1"/>
-      <w:numFmt w:val="lowerRoman"/>
+      <w:numFmt w:val="decimal"/>
       <w:lvlText w:val="%6."/>
       <w:lvlJc w:val="left"/>
       <w:pPr>
@@ -50651,7 +50971,7 @@
     </w:lvl>
     <w:lvl w:ilvl="7">
       <w:start w:val="1"/>
-      <w:numFmt w:val="lowerLetter"/>
+      <w:numFmt w:val="decimal"/>
       <w:lvlText w:val="%8."/>
       <w:lvlJc w:val="left"/>
       <w:pPr>
@@ -50660,7 +50980,7 @@
     </w:lvl>
     <w:lvl w:ilvl="8">
       <w:start w:val="1"/>
-      <w:numFmt w:val="lowerRoman"/>
+      <w:numFmt w:val="decimal"/>
       <w:lvlText w:val="%9."/>
       <w:lvlJc w:val="left"/>
       <w:pPr>
@@ -50711,7 +51031,7 @@
     <w:abstractNumId w:val="991"/>
   </w:num>
   <w:num w:numId="1014">
-    <w:abstractNumId w:val="99201"/>
+    <w:abstractNumId w:val="99411"/>
     <w:lvlOverride w:ilvl="0">
       <w:startOverride w:val="1"/>
     </w:lvlOverride>
@@ -50882,7 +51202,7 @@
     <w:abstractNumId w:val="991"/>
   </w:num>
   <w:num w:numId="1062">
-    <w:abstractNumId w:val="99201"/>
+    <w:abstractNumId w:val="99411"/>
     <w:lvlOverride w:ilvl="0">
       <w:startOverride w:val="1"/>
     </w:lvlOverride>
@@ -51005,7 +51325,7 @@
     <w:abstractNumId w:val="991"/>
   </w:num>
   <w:num w:numId="1094">
-    <w:abstractNumId w:val="99201"/>
+    <w:abstractNumId w:val="99411"/>
     <w:lvlOverride w:ilvl="0">
       <w:startOverride w:val="1"/>
     </w:lvlOverride>
@@ -51334,6 +51654,7 @@
       <w:keepNext/>
       <w:keepLines/>
       <w:spacing w:after="120" w:before="280"/>
+      <w:jc w:val="left"/>
       <w:outlineLvl w:val="0"/>
       <w:shd w:color="auto" w:fill="5F2987" w:val="clear"/>
     </w:pPr>
@@ -51360,6 +51681,7 @@
       <w:keepNext/>
       <w:keepLines/>
       <w:spacing w:after="80" w:before="240"/>
+      <w:jc w:val="left"/>
       <w:outlineLvl w:val="1"/>
       <w:pBdr>
         <w:bottom w:color="5F2987" w:space="1" w:sz="4" w:val="single"/>
@@ -51389,6 +51711,7 @@
       <w:keepLines/>
       <w:spacing w:after="80" w:before="160"/>
       <w:ind w:left="283"/>
+      <w:jc w:val="left"/>
       <w:outlineLvl w:val="2"/>
     </w:pPr>
     <w:rPr>
@@ -51415,6 +51738,7 @@
       <w:keepLines/>
       <w:spacing w:after="40" w:before="80"/>
       <w:ind w:left="567"/>
+      <w:jc w:val="left"/>
       <w:outlineLvl w:val="3"/>
     </w:pPr>
     <w:rPr>
@@ -51441,6 +51765,7 @@
       <w:keepLines/>
       <w:spacing w:after="40" w:before="80"/>
       <w:ind w:left="567"/>
+      <w:jc w:val="left"/>
       <w:outlineLvl w:val="4"/>
     </w:pPr>
     <w:rPr>
@@ -51466,6 +51791,7 @@
       <w:keepLines/>
       <w:spacing w:after="0" w:before="40"/>
       <w:ind w:left="567"/>
+      <w:jc w:val="left"/>
       <w:outlineLvl w:val="5"/>
     </w:pPr>
     <w:rPr>
@@ -51879,6 +52205,7 @@
         <w:left w:color="5F2987" w:space="8" w:sz="24" w:val="single"/>
       </w:pBdr>
       <w:shd w:color="auto" w:fill="F3EEF7" w:val="clear"/>
+      <w:jc w:val="left"/>
     </w:pPr>
     <w:rPr>
       <w:rFonts w:ascii="TeX Gyre Pagella" w:cs="TeX Gyre Pagella" w:eastAsia="TeX Gyre Pagella" w:hAnsi="TeX Gyre Pagella"/>
@@ -51897,6 +52224,7 @@
         <w:right w:color="767171" w:space="4" w:sz="4" w:val="single"/>
       </w:pBdr>
       <w:shd w:color="auto" w:fill="E7E6E6" w:val="clear"/>
+      <w:jc w:val="left"/>
     </w:pPr>
     <w:rPr>
       <w:rFonts w:ascii="TeX Gyre Pagella" w:cs="TeX Gyre Pagella" w:eastAsia="TeX Gyre Pagella" w:hAnsi="TeX Gyre Pagella"/>
@@ -51915,6 +52243,7 @@
         <w:right w:color="C8D8C0" w:space="4" w:sz="4" w:val="single"/>
       </w:pBdr>
       <w:shd w:color="auto" w:fill="E2EFD9" w:val="clear"/>
+      <w:jc w:val="left"/>
     </w:pPr>
     <w:rPr>
       <w:rFonts w:ascii="TeX Gyre Pagella" w:cs="TeX Gyre Pagella" w:eastAsia="TeX Gyre Pagella" w:hAnsi="TeX Gyre Pagella"/>
@@ -51934,6 +52263,7 @@
         <w:right w:color="5F2987" w:space="4" w:sz="4" w:val="single"/>
       </w:pBdr>
       <w:shd w:color="auto" w:fill="FAF9F6" w:val="clear"/>
+      <w:jc w:val="left"/>
     </w:pPr>
     <w:rPr>
       <w:rFonts w:ascii="TeX Gyre Pagella" w:cs="TeX Gyre Pagella" w:eastAsia="TeX Gyre Pagella" w:hAnsi="TeX Gyre Pagella"/>

--- a/oposicion/temario/tercer-ejercicio/3A13.docx
+++ b/oposicion/temario/tercer-ejercicio/3A13.docx
@@ -37,7 +37,7 @@
         <w:pStyle w:val="Paginasdeltema"/>
       </w:pPr>
       <w:r>
-        <w:t xml:space="preserve">Tema: 37 págs. · Anexos: 6 · Bibliografía: 5 (PDF)</w:t>
+        <w:t xml:space="preserve">Tema: 38 págs. · Anexos: 6 · Bibliografía: 5 (PDF)</w:t>
       </w:r>
     </w:p>
     <w:bookmarkStart w:id="35" w:name="introducci__n"/>
@@ -906,6 +906,7 @@
     </w:p>
     <w:p>
       <w:pPr>
+        <w:keepNext/>
         <w:numPr>
           <w:ilvl w:val="1"/>
           <w:numId w:val="1004"/>
@@ -919,7 +920,40 @@
         <w:t xml:space="preserve">De política económica</w:t>
       </w:r>
       <w:r>
-        <w:t xml:space="preserve">: justifica los seguros obligatorios, la información obligatoria al consumidor, la supervisión bancaria</w:t>
+        <w:t xml:space="preserve">: justifica:</w:t>
+      </w:r>
+    </w:p>
+    <w:p>
+      <w:pPr>
+        <w:numPr>
+          <w:ilvl w:val="2"/>
+          <w:numId w:val="1006"/>
+        </w:numPr>
+      </w:pPr>
+      <w:r>
+        <w:t xml:space="preserve">los seguros obligatorios;</w:t>
+      </w:r>
+    </w:p>
+    <w:p>
+      <w:pPr>
+        <w:numPr>
+          <w:ilvl w:val="2"/>
+          <w:numId w:val="1006"/>
+        </w:numPr>
+      </w:pPr>
+      <w:r>
+        <w:t xml:space="preserve">la información obligatoria al consumidor;</w:t>
+      </w:r>
+    </w:p>
+    <w:p>
+      <w:pPr>
+        <w:numPr>
+          <w:ilvl w:val="2"/>
+          <w:numId w:val="1006"/>
+        </w:numPr>
+      </w:pPr>
+      <w:r>
+        <w:t xml:space="preserve">la supervisión bancaria</w:t>
       </w:r>
       <w:r>
         <w:t xml:space="preserve"> </w:t>
@@ -933,7 +967,29 @@
         </w:r>
       </w:hyperlink>
       <w:r>
-        <w:t xml:space="preserve">, la condicionalidad de las prestaciones y de la ayuda financiera internacional y la regulación de los monopolios con información asimétrica</w:t>
+        <w:t xml:space="preserve">;</w:t>
+      </w:r>
+    </w:p>
+    <w:p>
+      <w:pPr>
+        <w:numPr>
+          <w:ilvl w:val="2"/>
+          <w:numId w:val="1006"/>
+        </w:numPr>
+      </w:pPr>
+      <w:r>
+        <w:t xml:space="preserve">la condicionalidad de las prestaciones y de la ayuda financiera internacional;</w:t>
+      </w:r>
+    </w:p>
+    <w:p>
+      <w:pPr>
+        <w:numPr>
+          <w:ilvl w:val="2"/>
+          <w:numId w:val="1006"/>
+        </w:numPr>
+      </w:pPr>
+      <w:r>
+        <w:t xml:space="preserve">la regulación de los monopolios con información asimétrica</w:t>
       </w:r>
       <w:r>
         <w:t xml:space="preserve"> </w:t>
@@ -976,7 +1032,7 @@
         <w:keepNext/>
         <w:numPr>
           <w:ilvl w:val="1"/>
-          <w:numId w:val="1006"/>
+          <w:numId w:val="1007"/>
         </w:numPr>
       </w:pPr>
       <w:r>
@@ -988,449 +1044,6 @@
       </w:r>
       <w:r>
         <w:t xml:space="preserve">:</w:t>
-      </w:r>
-    </w:p>
-    <w:p>
-      <w:pPr>
-        <w:numPr>
-          <w:ilvl w:val="2"/>
-          <w:numId w:val="1007"/>
-        </w:numPr>
-      </w:pPr>
-      <w:r>
-        <w:t xml:space="preserve">Antes de los años 70, los economistas no habían dado a la</w:t>
-      </w:r>
-      <w:r>
-        <w:t xml:space="preserve"> </w:t>
-      </w:r>
-      <w:r>
-        <w:rPr>
-          <w:b/>
-          <w:bCs/>
-        </w:rPr>
-        <w:t xml:space="preserve">información</w:t>
-      </w:r>
-      <w:r>
-        <w:t xml:space="preserve"> </w:t>
-      </w:r>
-      <w:r>
-        <w:t xml:space="preserve">un papel central.</w:t>
-      </w:r>
-      <w:r>
-        <w:rPr>
-          <w:rStyle w:val="FootnoteReference"/>
-        </w:rPr>
-        <w:footnoteReference w:id="28"/>
-      </w:r>
-      <w:r>
-        <w:t xml:space="preserve"> </w:t>
-      </w:r>
-      <w:r>
-        <w:rPr>
-          <w:smallCaps/>
-        </w:rPr>
-        <w:t xml:space="preserve">Laffont</w:t>
-      </w:r>
-      <w:r>
-        <w:t xml:space="preserve"> </w:t>
-      </w:r>
-      <w:r>
-        <w:t xml:space="preserve">y</w:t>
-      </w:r>
-      <w:r>
-        <w:t xml:space="preserve"> </w:t>
-      </w:r>
-      <w:r>
-        <w:rPr>
-          <w:smallCaps/>
-        </w:rPr>
-        <w:t xml:space="preserve">Martimort</w:t>
-      </w:r>
-      <w:r>
-        <w:t xml:space="preserve"> </w:t>
-      </w:r>
-      <w:r>
-        <w:t xml:space="preserve">(</w:t>
-      </w:r>
-      <w:hyperlink w:anchor="ref_LaffontMartimort2002Theory">
-        <w:r>
-          <w:rPr>
-            <w:rStyle w:val="Hyperlink"/>
-          </w:rPr>
-          <w:t xml:space="preserve">2002</w:t>
-        </w:r>
-      </w:hyperlink>
-      <w:r>
-        <w:t xml:space="preserve">)</w:t>
-      </w:r>
-      <w:r>
-        <w:t xml:space="preserve"> </w:t>
-      </w:r>
-      <w:r>
-        <w:t xml:space="preserve">señalan que sorprende que</w:t>
-      </w:r>
-      <w:r>
-        <w:t xml:space="preserve"> </w:t>
-      </w:r>
-      <w:r>
-        <w:rPr>
-          <w:smallCaps/>
-        </w:rPr>
-        <w:t xml:space="preserve">Schumpeter</w:t>
-      </w:r>
-      <w:r>
-        <w:t xml:space="preserve"> </w:t>
-      </w:r>
-      <w:r>
-        <w:t xml:space="preserve">(1954) no mencione la palabra «incentivos» en su monumental historia del análisis económico, cuando hoy, para muchos economistas, la economía es en gran medida una cuestión de incentivos: para trabajar duro, producir con calidad, estudiar, invertir o ahorrar. Los manuales del mercado de trabajo, por ejemplo, suponían que el empresario conocía la productividad de cada trabajador</w:t>
-      </w:r>
-      <w:r>
-        <w:t xml:space="preserve"> </w:t>
-      </w:r>
-      <w:r>
-        <w:t xml:space="preserve">(</w:t>
-      </w:r>
-      <w:hyperlink w:anchor="ref_Economist2016SixBigIdeas">
-        <w:r>
-          <w:rPr>
-            <w:rStyle w:val="Hyperlink"/>
-            <w:smallCaps/>
-          </w:rPr>
-          <w:t xml:space="preserve">The Economist</w:t>
-        </w:r>
-        <w:r>
-          <w:rPr>
-            <w:rStyle w:val="Hyperlink"/>
-          </w:rPr>
-          <w:t xml:space="preserve">, 2016</w:t>
-        </w:r>
-      </w:hyperlink>
-      <w:r>
-        <w:t xml:space="preserve">)</w:t>
-      </w:r>
-      <w:r>
-        <w:t xml:space="preserve">, y la pregunta central de hoy, cómo diseñar instituciones que den a cada uno los incentivos adecuados, apenas se planteaba.</w:t>
-      </w:r>
-    </w:p>
-    <w:p>
-      <w:pPr>
-        <w:numPr>
-          <w:ilvl w:val="2"/>
-          <w:numId w:val="1007"/>
-        </w:numPr>
-      </w:pPr>
-      <w:r>
-        <w:t xml:space="preserve">Cuando George</w:t>
-      </w:r>
-      <w:r>
-        <w:t xml:space="preserve"> </w:t>
-      </w:r>
-      <w:r>
-        <w:rPr>
-          <w:smallCaps/>
-        </w:rPr>
-        <w:t xml:space="preserve">Akerlof</w:t>
-      </w:r>
-      <w:r>
-        <w:t xml:space="preserve"> </w:t>
-      </w:r>
-      <w:r>
-        <w:t xml:space="preserve">escribió a finales de los años 60</w:t>
-      </w:r>
-      <w:r>
-        <w:t xml:space="preserve"> </w:t>
-      </w:r>
-      <w:r>
-        <w:rPr>
-          <w:i/>
-          <w:iCs/>
-        </w:rPr>
-        <w:t xml:space="preserve">The Market for «Lemons»</w:t>
-      </w:r>
-      <w:r>
-        <w:t xml:space="preserve">, 3 de las revistas más prestigiosas lo rechazaron: la</w:t>
-      </w:r>
-      <w:r>
-        <w:t xml:space="preserve"> </w:t>
-      </w:r>
-      <w:r>
-        <w:rPr>
-          <w:i/>
-          <w:iCs/>
-        </w:rPr>
-        <w:t xml:space="preserve">American Economic Review</w:t>
-      </w:r>
-      <w:r>
-        <w:t xml:space="preserve"> </w:t>
-      </w:r>
-      <w:r>
-        <w:t xml:space="preserve">lo juzgó trivial, la</w:t>
-      </w:r>
-      <w:r>
-        <w:t xml:space="preserve"> </w:t>
-      </w:r>
-      <w:r>
-        <w:rPr>
-          <w:i/>
-          <w:iCs/>
-        </w:rPr>
-        <w:t xml:space="preserve">Review of Economic Studies</w:t>
-      </w:r>
-      <w:r>
-        <w:t xml:space="preserve"> </w:t>
-      </w:r>
-      <w:r>
-        <w:t xml:space="preserve">tampoco lo aceptó y los evaluadores del</w:t>
-      </w:r>
-      <w:r>
-        <w:t xml:space="preserve"> </w:t>
-      </w:r>
-      <w:r>
-        <w:rPr>
-          <w:i/>
-          <w:iCs/>
-        </w:rPr>
-        <w:t xml:space="preserve">Journal of Political Economy</w:t>
-      </w:r>
-      <w:r>
-        <w:t xml:space="preserve"> </w:t>
-      </w:r>
-      <w:r>
-        <w:t xml:space="preserve">adujeron que, si el artículo fuera correcto, la economía sería diferente</w:t>
-      </w:r>
-      <w:r>
-        <w:t xml:space="preserve"> </w:t>
-      </w:r>
-      <w:r>
-        <w:t xml:space="preserve">(</w:t>
-      </w:r>
-      <w:hyperlink w:anchor="ref_Akerlof2001Writing">
-        <w:r>
-          <w:rPr>
-            <w:rStyle w:val="Hyperlink"/>
-            <w:smallCaps/>
-          </w:rPr>
-          <w:t xml:space="preserve">Akerlof</w:t>
-        </w:r>
-        <w:r>
-          <w:rPr>
-            <w:rStyle w:val="Hyperlink"/>
-          </w:rPr>
-          <w:t xml:space="preserve">, 2003</w:t>
-        </w:r>
-      </w:hyperlink>
-      <w:r>
-        <w:t xml:space="preserve">)</w:t>
-      </w:r>
-      <w:r>
-        <w:t xml:space="preserve">. Se publicó en 1970 en el</w:t>
-      </w:r>
-      <w:r>
-        <w:t xml:space="preserve"> </w:t>
-      </w:r>
-      <w:r>
-        <w:rPr>
-          <w:i/>
-          <w:iCs/>
-        </w:rPr>
-        <w:t xml:space="preserve">Quarterly Journal of Economics</w:t>
-      </w:r>
-      <w:r>
-        <w:t xml:space="preserve"> </w:t>
-      </w:r>
-      <w:r>
-        <w:t xml:space="preserve">(</w:t>
-      </w:r>
-      <w:hyperlink w:anchor="ref_Akerlof1970Market">
-        <w:r>
-          <w:rPr>
-            <w:rStyle w:val="Hyperlink"/>
-            <w:smallCaps/>
-          </w:rPr>
-          <w:t xml:space="preserve">Akerlof</w:t>
-        </w:r>
-        <w:r>
-          <w:rPr>
-            <w:rStyle w:val="Hyperlink"/>
-          </w:rPr>
-          <w:t xml:space="preserve">, 1970</w:t>
-        </w:r>
-      </w:hyperlink>
-      <w:r>
-        <w:t xml:space="preserve">)</w:t>
-      </w:r>
-      <w:r>
-        <w:t xml:space="preserve">, le valió el Nobel de 2001 y abrió una literatura que hoy es una de las más fecundas de la economía:</w:t>
-      </w:r>
-      <w:r>
-        <w:t xml:space="preserve"> </w:t>
-      </w:r>
-      <w:r>
-        <w:rPr>
-          <w:smallCaps/>
-        </w:rPr>
-        <w:t xml:space="preserve">Spence</w:t>
-      </w:r>
-      <w:r>
-        <w:t xml:space="preserve"> </w:t>
-      </w:r>
-      <w:r>
-        <w:t xml:space="preserve">(</w:t>
-      </w:r>
-      <w:hyperlink w:anchor="ref_Spence1973Job">
-        <w:r>
-          <w:rPr>
-            <w:rStyle w:val="Hyperlink"/>
-          </w:rPr>
-          <w:t xml:space="preserve">1973</w:t>
-        </w:r>
-      </w:hyperlink>
-      <w:r>
-        <w:t xml:space="preserve">)</w:t>
-      </w:r>
-      <w:r>
-        <w:t xml:space="preserve">,</w:t>
-      </w:r>
-      <w:r>
-        <w:t xml:space="preserve"> </w:t>
-      </w:r>
-      <w:r>
-        <w:rPr>
-          <w:smallCaps/>
-        </w:rPr>
-        <w:t xml:space="preserve">Rothschild</w:t>
-      </w:r>
-      <w:r>
-        <w:t xml:space="preserve"> </w:t>
-      </w:r>
-      <w:r>
-        <w:t xml:space="preserve">y</w:t>
-      </w:r>
-      <w:r>
-        <w:t xml:space="preserve"> </w:t>
-      </w:r>
-      <w:r>
-        <w:rPr>
-          <w:smallCaps/>
-        </w:rPr>
-        <w:t xml:space="preserve">Stiglitz</w:t>
-      </w:r>
-      <w:r>
-        <w:t xml:space="preserve"> </w:t>
-      </w:r>
-      <w:r>
-        <w:t xml:space="preserve">(</w:t>
-      </w:r>
-      <w:hyperlink w:anchor="ref_RothschildStiglitz1976Equilibrium">
-        <w:r>
-          <w:rPr>
-            <w:rStyle w:val="Hyperlink"/>
-          </w:rPr>
-          <w:t xml:space="preserve">1976</w:t>
-        </w:r>
-      </w:hyperlink>
-      <w:r>
-        <w:t xml:space="preserve">)</w:t>
-      </w:r>
-      <w:r>
-        <w:t xml:space="preserve">, la teoría de la agencia</w:t>
-      </w:r>
-      <w:r>
-        <w:t xml:space="preserve"> </w:t>
-      </w:r>
-      <w:r>
-        <w:t xml:space="preserve">(</w:t>
-      </w:r>
-      <w:hyperlink w:anchor="ref_Ross1973Economic">
-        <w:r>
-          <w:rPr>
-            <w:rStyle w:val="Hyperlink"/>
-            <w:smallCaps/>
-          </w:rPr>
-          <w:t xml:space="preserve">Ross</w:t>
-        </w:r>
-        <w:r>
-          <w:rPr>
-            <w:rStyle w:val="Hyperlink"/>
-          </w:rPr>
-          <w:t xml:space="preserve">, 1973</w:t>
-        </w:r>
-      </w:hyperlink>
-      <w:r>
-        <w:t xml:space="preserve">;</w:t>
-      </w:r>
-      <w:r>
-        <w:t xml:space="preserve"> </w:t>
-      </w:r>
-      <w:hyperlink w:anchor="ref_Holmstrom1979Moral">
-        <w:r>
-          <w:rPr>
-            <w:rStyle w:val="Hyperlink"/>
-            <w:smallCaps/>
-          </w:rPr>
-          <w:t xml:space="preserve">Holmström</w:t>
-        </w:r>
-        <w:r>
-          <w:rPr>
-            <w:rStyle w:val="Hyperlink"/>
-          </w:rPr>
-          <w:t xml:space="preserve">, 1979</w:t>
-        </w:r>
-      </w:hyperlink>
-      <w:r>
-        <w:t xml:space="preserve">)</w:t>
-      </w:r>
-      <w:r>
-        <w:t xml:space="preserve"> </w:t>
-      </w:r>
-      <w:r>
-        <w:t xml:space="preserve">y, desde los años 80, la teoría de los contratos y del diseño de mecanismos.</w:t>
-      </w:r>
-    </w:p>
-    <w:p>
-      <w:pPr>
-        <w:keepNext/>
-        <w:numPr>
-          <w:ilvl w:val="1"/>
-          <w:numId w:val="1006"/>
-        </w:numPr>
-      </w:pPr>
-      <w:r>
-        <w:rPr>
-          <w:i/>
-          <w:iCs/>
-        </w:rPr>
-        <w:t xml:space="preserve">Desde un punto de vista teórico</w:t>
-      </w:r>
-      <w:r>
-        <w:t xml:space="preserve">, el punto de partida es el 1TFEB. Uno de sus supuestos, a menudo implícito, es que todos observan lo que afecta a sus decisiones: la</w:t>
-      </w:r>
-      <w:r>
-        <w:t xml:space="preserve"> </w:t>
-      </w:r>
-      <w:r>
-        <w:rPr>
-          <w:i/>
-          <w:iCs/>
-        </w:rPr>
-        <w:t xml:space="preserve">información perfecta y simétrica</w:t>
-      </w:r>
-      <w:r>
-        <w:t xml:space="preserve">, el supuesto 2 de la lista común de las estructuras de mercado</w:t>
-      </w:r>
-      <w:r>
-        <w:t xml:space="preserve"> </w:t>
-      </w:r>
-      <w:hyperlink r:id="rId29">
-        <w:r>
-          <w:rPr>
-            <w:rStyle w:val="Referenciaatema"/>
-          </w:rPr>
-          <w:t xml:space="preserve">[ver tema 3.A.16]</w:t>
-        </w:r>
-      </w:hyperlink>
-      <w:r>
-        <w:t xml:space="preserve">. La economía de la información estudia qué pasa cuando se levanta, y conviene distinguir 3 situaciones:</w:t>
       </w:r>
     </w:p>
     <w:p>
@@ -1441,17 +1054,118 @@
         </w:numPr>
       </w:pPr>
       <w:r>
+        <w:t xml:space="preserve">Antes de los años 70, los economistas no habían dado a la</w:t>
+      </w:r>
+      <w:r>
+        <w:t xml:space="preserve"> </w:t>
+      </w:r>
+      <w:r>
         <w:rPr>
           <w:b/>
           <w:bCs/>
         </w:rPr>
-        <w:t xml:space="preserve">Información imperfecta</w:t>
-      </w:r>
-      <w:r>
-        <w:t xml:space="preserve"> </w:t>
-      </w:r>
-      <w:r>
-        <w:t xml:space="preserve">es el término general: alguien no conoce algo relevante. No basta para que la asignación sea ineficiente.</w:t>
+        <w:t xml:space="preserve">información</w:t>
+      </w:r>
+      <w:r>
+        <w:t xml:space="preserve"> </w:t>
+      </w:r>
+      <w:r>
+        <w:t xml:space="preserve">un papel central.</w:t>
+      </w:r>
+      <w:r>
+        <w:rPr>
+          <w:rStyle w:val="FootnoteReference"/>
+        </w:rPr>
+        <w:footnoteReference w:id="28"/>
+      </w:r>
+      <w:r>
+        <w:t xml:space="preserve"> </w:t>
+      </w:r>
+      <w:r>
+        <w:rPr>
+          <w:smallCaps/>
+        </w:rPr>
+        <w:t xml:space="preserve">Laffont</w:t>
+      </w:r>
+      <w:r>
+        <w:t xml:space="preserve"> </w:t>
+      </w:r>
+      <w:r>
+        <w:t xml:space="preserve">y</w:t>
+      </w:r>
+      <w:r>
+        <w:t xml:space="preserve"> </w:t>
+      </w:r>
+      <w:r>
+        <w:rPr>
+          <w:smallCaps/>
+        </w:rPr>
+        <w:t xml:space="preserve">Martimort</w:t>
+      </w:r>
+      <w:r>
+        <w:t xml:space="preserve"> </w:t>
+      </w:r>
+      <w:r>
+        <w:t xml:space="preserve">(</w:t>
+      </w:r>
+      <w:hyperlink w:anchor="ref_LaffontMartimort2002Theory">
+        <w:r>
+          <w:rPr>
+            <w:rStyle w:val="Hyperlink"/>
+          </w:rPr>
+          <w:t xml:space="preserve">2002</w:t>
+        </w:r>
+      </w:hyperlink>
+      <w:r>
+        <w:t xml:space="preserve">)</w:t>
+      </w:r>
+      <w:r>
+        <w:t xml:space="preserve"> </w:t>
+      </w:r>
+      <w:r>
+        <w:t xml:space="preserve">señalan que sorprende que</w:t>
+      </w:r>
+      <w:r>
+        <w:t xml:space="preserve"> </w:t>
+      </w:r>
+      <w:r>
+        <w:rPr>
+          <w:smallCaps/>
+        </w:rPr>
+        <w:t xml:space="preserve">Schumpeter</w:t>
+      </w:r>
+      <w:r>
+        <w:t xml:space="preserve"> </w:t>
+      </w:r>
+      <w:r>
+        <w:t xml:space="preserve">(1954) no mencione la palabra «incentivos» en su monumental historia del análisis económico, cuando hoy, para muchos economistas, la economía es en gran medida una cuestión de incentivos: para trabajar duro, producir con calidad, estudiar, invertir o ahorrar. Los manuales del mercado de trabajo, por ejemplo, suponían que el empresario conocía la productividad de cada trabajador</w:t>
+      </w:r>
+      <w:r>
+        <w:t xml:space="preserve"> </w:t>
+      </w:r>
+      <w:r>
+        <w:t xml:space="preserve">(</w:t>
+      </w:r>
+      <w:hyperlink w:anchor="ref_Economist2016SixBigIdeas">
+        <w:r>
+          <w:rPr>
+            <w:rStyle w:val="Hyperlink"/>
+            <w:smallCaps/>
+          </w:rPr>
+          <w:t xml:space="preserve">The Economist</w:t>
+        </w:r>
+        <w:r>
+          <w:rPr>
+            <w:rStyle w:val="Hyperlink"/>
+          </w:rPr>
+          <w:t xml:space="preserve">, 2016</w:t>
+        </w:r>
+      </w:hyperlink>
+      <w:r>
+        <w:t xml:space="preserve">)</w:t>
+      </w:r>
+      <w:r>
+        <w:t xml:space="preserve">, y la pregunta central de hoy, cómo diseñar instituciones que den a cada uno los incentivos adecuados, apenas se planteaba.</w:t>
       </w:r>
     </w:p>
     <w:p>
@@ -1462,38 +1176,380 @@
         </w:numPr>
       </w:pPr>
       <w:r>
-        <w:t xml:space="preserve">Con</w:t>
-      </w:r>
-      <w:r>
-        <w:t xml:space="preserve"> </w:t>
-      </w:r>
+        <w:t xml:space="preserve">Cuando George</w:t>
+      </w:r>
+      <w:r>
+        <w:t xml:space="preserve"> </w:t>
+      </w:r>
+      <w:r>
+        <w:rPr>
+          <w:smallCaps/>
+        </w:rPr>
+        <w:t xml:space="preserve">Akerlof</w:t>
+      </w:r>
+      <w:r>
+        <w:t xml:space="preserve"> </w:t>
+      </w:r>
+      <w:r>
+        <w:t xml:space="preserve">escribió a finales de los años 60</w:t>
+      </w:r>
+      <w:r>
+        <w:t xml:space="preserve"> </w:t>
+      </w:r>
+      <w:r>
+        <w:rPr>
+          <w:i/>
+          <w:iCs/>
+        </w:rPr>
+        <w:t xml:space="preserve">The Market for «Lemons»</w:t>
+      </w:r>
+      <w:r>
+        <w:t xml:space="preserve">, 3 de las revistas más prestigiosas lo rechazaron: la</w:t>
+      </w:r>
+      <w:r>
+        <w:t xml:space="preserve"> </w:t>
+      </w:r>
+      <w:r>
+        <w:rPr>
+          <w:i/>
+          <w:iCs/>
+        </w:rPr>
+        <w:t xml:space="preserve">American Economic Review</w:t>
+      </w:r>
+      <w:r>
+        <w:t xml:space="preserve"> </w:t>
+      </w:r>
+      <w:r>
+        <w:t xml:space="preserve">lo juzgó trivial, la</w:t>
+      </w:r>
+      <w:r>
+        <w:t xml:space="preserve"> </w:t>
+      </w:r>
+      <w:r>
+        <w:rPr>
+          <w:i/>
+          <w:iCs/>
+        </w:rPr>
+        <w:t xml:space="preserve">Review of Economic Studies</w:t>
+      </w:r>
+      <w:r>
+        <w:t xml:space="preserve"> </w:t>
+      </w:r>
+      <w:r>
+        <w:t xml:space="preserve">tampoco lo aceptó y los evaluadores del</w:t>
+      </w:r>
+      <w:r>
+        <w:t xml:space="preserve"> </w:t>
+      </w:r>
+      <w:r>
+        <w:rPr>
+          <w:i/>
+          <w:iCs/>
+        </w:rPr>
+        <w:t xml:space="preserve">Journal of Political Economy</w:t>
+      </w:r>
+      <w:r>
+        <w:t xml:space="preserve"> </w:t>
+      </w:r>
+      <w:r>
+        <w:t xml:space="preserve">adujeron que, si el artículo fuera correcto, la economía sería diferente</w:t>
+      </w:r>
+      <w:r>
+        <w:t xml:space="preserve"> </w:t>
+      </w:r>
+      <w:r>
+        <w:t xml:space="preserve">(</w:t>
+      </w:r>
+      <w:hyperlink w:anchor="ref_Akerlof2001Writing">
+        <w:r>
+          <w:rPr>
+            <w:rStyle w:val="Hyperlink"/>
+            <w:smallCaps/>
+          </w:rPr>
+          <w:t xml:space="preserve">Akerlof</w:t>
+        </w:r>
+        <w:r>
+          <w:rPr>
+            <w:rStyle w:val="Hyperlink"/>
+          </w:rPr>
+          <w:t xml:space="preserve">, 2003</w:t>
+        </w:r>
+      </w:hyperlink>
+      <w:r>
+        <w:t xml:space="preserve">)</w:t>
+      </w:r>
+      <w:r>
+        <w:t xml:space="preserve">. Se publicó en 1970 en el</w:t>
+      </w:r>
+      <w:r>
+        <w:t xml:space="preserve"> </w:t>
+      </w:r>
+      <w:r>
+        <w:rPr>
+          <w:i/>
+          <w:iCs/>
+        </w:rPr>
+        <w:t xml:space="preserve">Quarterly Journal of Economics</w:t>
+      </w:r>
+      <w:r>
+        <w:t xml:space="preserve"> </w:t>
+      </w:r>
+      <w:r>
+        <w:t xml:space="preserve">(</w:t>
+      </w:r>
+      <w:hyperlink w:anchor="ref_Akerlof1970Market">
+        <w:r>
+          <w:rPr>
+            <w:rStyle w:val="Hyperlink"/>
+            <w:smallCaps/>
+          </w:rPr>
+          <w:t xml:space="preserve">Akerlof</w:t>
+        </w:r>
+        <w:r>
+          <w:rPr>
+            <w:rStyle w:val="Hyperlink"/>
+          </w:rPr>
+          <w:t xml:space="preserve">, 1970</w:t>
+        </w:r>
+      </w:hyperlink>
+      <w:r>
+        <w:t xml:space="preserve">)</w:t>
+      </w:r>
+      <w:r>
+        <w:t xml:space="preserve">, le valió el Nobel de 2001 y abrió una literatura que hoy es una de las más fecundas de la economía:</w:t>
+      </w:r>
+      <w:r>
+        <w:t xml:space="preserve"> </w:t>
+      </w:r>
+      <w:r>
+        <w:rPr>
+          <w:smallCaps/>
+        </w:rPr>
+        <w:t xml:space="preserve">Spence</w:t>
+      </w:r>
+      <w:r>
+        <w:t xml:space="preserve"> </w:t>
+      </w:r>
+      <w:r>
+        <w:t xml:space="preserve">(</w:t>
+      </w:r>
+      <w:hyperlink w:anchor="ref_Spence1973Job">
+        <w:r>
+          <w:rPr>
+            <w:rStyle w:val="Hyperlink"/>
+          </w:rPr>
+          <w:t xml:space="preserve">1973</w:t>
+        </w:r>
+      </w:hyperlink>
+      <w:r>
+        <w:t xml:space="preserve">)</w:t>
+      </w:r>
+      <w:r>
+        <w:t xml:space="preserve">,</w:t>
+      </w:r>
+      <w:r>
+        <w:t xml:space="preserve"> </w:t>
+      </w:r>
+      <w:r>
+        <w:rPr>
+          <w:smallCaps/>
+        </w:rPr>
+        <w:t xml:space="preserve">Rothschild</w:t>
+      </w:r>
+      <w:r>
+        <w:t xml:space="preserve"> </w:t>
+      </w:r>
+      <w:r>
+        <w:t xml:space="preserve">y</w:t>
+      </w:r>
+      <w:r>
+        <w:t xml:space="preserve"> </w:t>
+      </w:r>
+      <w:r>
+        <w:rPr>
+          <w:smallCaps/>
+        </w:rPr>
+        <w:t xml:space="preserve">Stiglitz</w:t>
+      </w:r>
+      <w:r>
+        <w:t xml:space="preserve"> </w:t>
+      </w:r>
+      <w:r>
+        <w:t xml:space="preserve">(</w:t>
+      </w:r>
+      <w:hyperlink w:anchor="ref_RothschildStiglitz1976Equilibrium">
+        <w:r>
+          <w:rPr>
+            <w:rStyle w:val="Hyperlink"/>
+          </w:rPr>
+          <w:t xml:space="preserve">1976</w:t>
+        </w:r>
+      </w:hyperlink>
+      <w:r>
+        <w:t xml:space="preserve">)</w:t>
+      </w:r>
+      <w:r>
+        <w:t xml:space="preserve">, la teoría de la agencia</w:t>
+      </w:r>
+      <w:r>
+        <w:t xml:space="preserve"> </w:t>
+      </w:r>
+      <w:r>
+        <w:t xml:space="preserve">(</w:t>
+      </w:r>
+      <w:hyperlink w:anchor="ref_Ross1973Economic">
+        <w:r>
+          <w:rPr>
+            <w:rStyle w:val="Hyperlink"/>
+            <w:smallCaps/>
+          </w:rPr>
+          <w:t xml:space="preserve">Ross</w:t>
+        </w:r>
+        <w:r>
+          <w:rPr>
+            <w:rStyle w:val="Hyperlink"/>
+          </w:rPr>
+          <w:t xml:space="preserve">, 1973</w:t>
+        </w:r>
+      </w:hyperlink>
+      <w:r>
+        <w:t xml:space="preserve">;</w:t>
+      </w:r>
+      <w:r>
+        <w:t xml:space="preserve"> </w:t>
+      </w:r>
+      <w:hyperlink w:anchor="ref_Holmstrom1979Moral">
+        <w:r>
+          <w:rPr>
+            <w:rStyle w:val="Hyperlink"/>
+            <w:smallCaps/>
+          </w:rPr>
+          <w:t xml:space="preserve">Holmström</w:t>
+        </w:r>
+        <w:r>
+          <w:rPr>
+            <w:rStyle w:val="Hyperlink"/>
+          </w:rPr>
+          <w:t xml:space="preserve">, 1979</w:t>
+        </w:r>
+      </w:hyperlink>
+      <w:r>
+        <w:t xml:space="preserve">)</w:t>
+      </w:r>
+      <w:r>
+        <w:t xml:space="preserve"> </w:t>
+      </w:r>
+      <w:r>
+        <w:t xml:space="preserve">y, desde los años 80, la teoría de los contratos y del diseño de mecanismos.</w:t>
+      </w:r>
+    </w:p>
+    <w:p>
+      <w:pPr>
+        <w:keepNext/>
+        <w:numPr>
+          <w:ilvl w:val="1"/>
+          <w:numId w:val="1007"/>
+        </w:numPr>
+      </w:pPr>
+      <w:r>
+        <w:rPr>
+          <w:i/>
+          <w:iCs/>
+        </w:rPr>
+        <w:t xml:space="preserve">Desde un punto de vista teórico</w:t>
+      </w:r>
+      <w:r>
+        <w:t xml:space="preserve">, el punto de partida es el 1TFEB. Uno de sus supuestos, a menudo implícito, es que todos observan lo que afecta a sus decisiones: la</w:t>
+      </w:r>
+      <w:r>
+        <w:t xml:space="preserve"> </w:t>
+      </w:r>
+      <w:r>
+        <w:rPr>
+          <w:i/>
+          <w:iCs/>
+        </w:rPr>
+        <w:t xml:space="preserve">información perfecta y simétrica</w:t>
+      </w:r>
+      <w:r>
+        <w:t xml:space="preserve">, el supuesto 2 de la lista común de las estructuras de mercado</w:t>
+      </w:r>
+      <w:r>
+        <w:t xml:space="preserve"> </w:t>
+      </w:r>
+      <w:hyperlink r:id="rId29">
+        <w:r>
+          <w:rPr>
+            <w:rStyle w:val="Referenciaatema"/>
+          </w:rPr>
+          <w:t xml:space="preserve">[ver tema 3.A.16]</w:t>
+        </w:r>
+      </w:hyperlink>
+      <w:r>
+        <w:t xml:space="preserve">. La economía de la información estudia qué pasa cuando se levanta, y conviene distinguir 3 situaciones:</w:t>
+      </w:r>
+    </w:p>
+    <w:p>
+      <w:pPr>
+        <w:numPr>
+          <w:ilvl w:val="2"/>
+          <w:numId w:val="1009"/>
+        </w:numPr>
+      </w:pPr>
       <w:r>
         <w:rPr>
           <w:b/>
           <w:bCs/>
         </w:rPr>
-        <w:t xml:space="preserve">información incompleta pero simétrica</w:t>
-      </w:r>
-      <w:r>
-        <w:t xml:space="preserve">, nadie sabe qué estado de la naturaleza ocurrirá, pero todos saben lo mismo.</w:t>
-      </w:r>
-      <w:r>
-        <w:rPr>
-          <w:rStyle w:val="FootnoteReference"/>
-        </w:rPr>
-        <w:footnoteReference w:id="30"/>
-      </w:r>
-      <w:r>
-        <w:t xml:space="preserve"> </w:t>
-      </w:r>
-      <w:r>
-        <w:t xml:space="preserve">La asignación puede seguir siendo eficiente si hay un mercado para cada bien en cada estado de la naturaleza (</w:t>
+        <w:t xml:space="preserve">Información imperfecta</w:t>
+      </w:r>
+      <w:r>
+        <w:t xml:space="preserve"> </w:t>
+      </w:r>
+      <w:r>
+        <w:t xml:space="preserve">es el término general: alguien no conoce algo relevante. No basta para que la asignación sea ineficiente.</w:t>
+      </w:r>
+    </w:p>
+    <w:p>
+      <w:pPr>
+        <w:numPr>
+          <w:ilvl w:val="2"/>
+          <w:numId w:val="1009"/>
+        </w:numPr>
+      </w:pPr>
+      <w:r>
+        <w:t xml:space="preserve">Con</w:t>
+      </w:r>
+      <w:r>
+        <w:t xml:space="preserve"> </w:t>
       </w:r>
       <w:r>
         <w:rPr>
           <w:b/>
           <w:bCs/>
         </w:rPr>
+        <w:t xml:space="preserve">información incompleta pero simétrica</w:t>
+      </w:r>
+      <w:r>
+        <w:t xml:space="preserve">, nadie sabe qué estado de la naturaleza ocurrirá, pero todos saben lo mismo.</w:t>
+      </w:r>
+      <w:r>
+        <w:rPr>
+          <w:rStyle w:val="FootnoteReference"/>
+        </w:rPr>
+        <w:footnoteReference w:id="30"/>
+      </w:r>
+      <w:r>
+        <w:t xml:space="preserve"> </w:t>
+      </w:r>
+      <w:r>
+        <w:t xml:space="preserve">La asignación puede seguir siendo eficiente si hay un mercado para cada bien en cada estado de la naturaleza (</w:t>
+      </w:r>
+      <w:r>
+        <w:rPr>
+          <w:b/>
+          <w:bCs/>
+        </w:rPr>
         <w:t xml:space="preserve">mercados contingentes completos</w:t>
       </w:r>
       <w:r>
@@ -1601,7 +1657,7 @@
       <w:pPr>
         <w:numPr>
           <w:ilvl w:val="2"/>
-          <w:numId w:val="1008"/>
+          <w:numId w:val="1009"/>
         </w:numPr>
       </w:pPr>
       <w:r>
@@ -1672,9 +1728,10 @@
     </w:p>
     <w:p>
       <w:pPr>
+        <w:keepNext/>
         <w:numPr>
           <w:ilvl w:val="1"/>
-          <w:numId w:val="1006"/>
+          <w:numId w:val="1007"/>
         </w:numPr>
       </w:pPr>
       <w:r>
@@ -1691,9 +1748,14 @@
       <w:r>
         <w:t xml:space="preserve">):</w:t>
       </w:r>
-      <w:r>
-        <w:t xml:space="preserve"> </w:t>
-      </w:r>
+    </w:p>
+    <w:p>
+      <w:pPr>
+        <w:numPr>
+          <w:ilvl w:val="2"/>
+          <w:numId w:val="1010"/>
+        </w:numPr>
+      </w:pPr>
       <w:r>
         <w:rPr>
           <w:b/>
@@ -1718,11 +1780,16 @@
         <w:t xml:space="preserve">selección adversa</w:t>
       </w:r>
       <w:r>
-        <w:t xml:space="preserve">, y</w:t>
-      </w:r>
-      <w:r>
-        <w:t xml:space="preserve"> </w:t>
-      </w:r>
+        <w:t xml:space="preserve">;</w:t>
+      </w:r>
+    </w:p>
+    <w:p>
+      <w:pPr>
+        <w:numPr>
+          <w:ilvl w:val="2"/>
+          <w:numId w:val="1010"/>
+        </w:numPr>
+      </w:pPr>
       <w:r>
         <w:rPr>
           <w:b/>
@@ -1752,9 +1819,10 @@
     </w:p>
     <w:p>
       <w:pPr>
+        <w:keepNext/>
         <w:numPr>
           <w:ilvl w:val="1"/>
-          <w:numId w:val="1006"/>
+          <w:numId w:val="1007"/>
         </w:numPr>
       </w:pPr>
       <w:r>
@@ -1883,7 +1951,18 @@
         <w:t xml:space="preserve">agente</w:t>
       </w:r>
       <w:r>
-        <w:t xml:space="preserve">, que sabe o hace algo que el principal no ve. El principal diseña el contrato sujeto a 2 tipos de restricciones: la de</w:t>
+        <w:t xml:space="preserve">, que sabe o hace algo que el principal no ve. El principal diseña el contrato sujeto a 2 tipos de restricciones:</w:t>
+      </w:r>
+    </w:p>
+    <w:p>
+      <w:pPr>
+        <w:numPr>
+          <w:ilvl w:val="2"/>
+          <w:numId w:val="1011"/>
+        </w:numPr>
+      </w:pPr>
+      <w:r>
+        <w:t xml:space="preserve">la de</w:t>
       </w:r>
       <w:r>
         <w:t xml:space="preserve"> </w:t>
@@ -1899,7 +1978,18 @@
         <w:t xml:space="preserve"> </w:t>
       </w:r>
       <w:r>
-        <w:t xml:space="preserve">(PC: el agente acepta si obtiene al menos su utilidad de reserva) y la de</w:t>
+        <w:t xml:space="preserve">(PC: el agente acepta si obtiene al menos su utilidad de reserva);</w:t>
+      </w:r>
+    </w:p>
+    <w:p>
+      <w:pPr>
+        <w:numPr>
+          <w:ilvl w:val="2"/>
+          <w:numId w:val="1011"/>
+        </w:numPr>
+      </w:pPr>
+      <w:r>
+        <w:t xml:space="preserve">la de</w:t>
       </w:r>
       <w:r>
         <w:t xml:space="preserve"> </w:t>
@@ -1915,7 +2005,18 @@
         <w:t xml:space="preserve"> </w:t>
       </w:r>
       <w:r>
-        <w:t xml:space="preserve">(IC: al agente le conviene revelar su tipo o hacer el esfuerzo que se le pide). Con información oculta es un problema de selección adversa; con acción oculta, de riesgo moral</w:t>
+        <w:t xml:space="preserve">(IC: al agente le conviene revelar su tipo o hacer el esfuerzo que se le pide).</w:t>
+      </w:r>
+    </w:p>
+    <w:p>
+      <w:pPr>
+        <w:numPr>
+          <w:ilvl w:val="1"/>
+          <w:numId w:val="1007"/>
+        </w:numPr>
+      </w:pPr>
+      <w:r>
+        <w:t xml:space="preserve">Con información oculta es un problema de selección adversa; con acción oculta, de riesgo moral</w:t>
       </w:r>
       <w:r>
         <w:t xml:space="preserve"> </w:t>
@@ -2688,6 +2789,7 @@
     <w:p>
       <w:pPr>
         <w:pStyle w:val="Cajadeanotaciones"/>
+        <w:keepNext/>
         <w:keepLines/>
       </w:pPr>
       <w:r>
@@ -2698,56 +2800,7 @@
         <w:t xml:space="preserve">Los supuestos del 1TFEB y la información</w:t>
       </w:r>
       <w:r>
-        <w:t xml:space="preserve">. El teorema necesita:</w:t>
-      </w:r>
-      <w:r>
-        <w:t xml:space="preserve"> </w:t>
-      </w:r>
-      <w:r>
-        <w:rPr>
-          <w:i/>
-          <w:iCs/>
-        </w:rPr>
-        <w:t xml:space="preserve">mercados completos</w:t>
-      </w:r>
-      <w:r>
-        <w:t xml:space="preserve">, un precio para cada bien, sin externalidades ni bienes públicos;</w:t>
-      </w:r>
-      <w:r>
-        <w:t xml:space="preserve"> </w:t>
-      </w:r>
-      <w:r>
-        <w:rPr>
-          <w:i/>
-          <w:iCs/>
-        </w:rPr>
-        <w:t xml:space="preserve">precios comunes</w:t>
-      </w:r>
-      <w:r>
-        <w:t xml:space="preserve">, todos se enfrentan a los mismos precios, sin impuestos distorsionantes;</w:t>
-      </w:r>
-      <w:r>
-        <w:t xml:space="preserve"> </w:t>
-      </w:r>
-      <w:r>
-        <w:rPr>
-          <w:i/>
-          <w:iCs/>
-        </w:rPr>
-        <w:t xml:space="preserve">precio-aceptación</w:t>
-      </w:r>
-      <w:r>
-        <w:t xml:space="preserve">, nadie tiene poder de mercado, y preferencias</w:t>
-      </w:r>
-      <w:r>
-        <w:t xml:space="preserve"> </w:t>
-      </w:r>
-      <w:r>
-        <w:rPr>
-          <w:i/>
-          <w:iCs/>
-        </w:rPr>
-        <w:t xml:space="preserve">localmente no saciables</w:t>
+        <w:t xml:space="preserve">. El teorema necesita</w:t>
       </w:r>
       <w:r>
         <w:t xml:space="preserve"> </w:t>
@@ -2818,1079 +2871,84 @@
         <w:t xml:space="preserve">, prop. 16.C.1)</w:t>
       </w:r>
       <w:r>
-        <w:t xml:space="preserve">. La convexidad de preferencias y tecnologías no hace falta para el 1TFEB: la necesitan la existencia del equilibrio y el segundo teorema</w:t>
-      </w:r>
-      <w:r>
-        <w:t xml:space="preserve"> </w:t>
-      </w:r>
-      <w:hyperlink r:id="rId32">
-        <w:r>
-          <w:rPr>
-            <w:rStyle w:val="Referenciaatema"/>
-          </w:rPr>
-          <w:t xml:space="preserve">[ver tema 3.A.21]</w:t>
-        </w:r>
-      </w:hyperlink>
-      <w:r>
-        <w:t xml:space="preserve"> </w:t>
-      </w:r>
-      <w:hyperlink r:id="rId23">
-        <w:r>
-          <w:rPr>
-            <w:rStyle w:val="Referenciaatema"/>
-          </w:rPr>
-          <w:t xml:space="preserve">[ver tema 3.A.22]</w:t>
-        </w:r>
-      </w:hyperlink>
-      <w:r>
-        <w:t xml:space="preserve">. Hay además un supuesto implícito: que los agentes observan todo lo que entra en el intercambio (la calidad del bien, el riesgo del cliente, el esfuerzo pactado). Por eso la información asimétrica es, en el fondo, un caso de mercados incompletos.</w:t>
-      </w:r>
-    </w:p>
-    <w:p>
-      <w:pPr>
+        <w:t xml:space="preserve">:</w:t>
+      </w:r>
+    </w:p>
+    <w:p>
+      <w:pPr>
+        <w:pStyle w:val="Cajadeanotaciones"/>
         <w:keepNext/>
-        <w:numPr>
-          <w:ilvl w:val="0"/>
-          <w:numId w:val="1009"/>
-        </w:numPr>
-      </w:pPr>
-      <w:r>
-        <w:rPr>
-          <w:b/>
-          <w:bCs/>
-          <w:i/>
-          <w:iCs/>
-        </w:rPr>
-        <w:t xml:space="preserve">Problemática (preguntas clave)</w:t>
-      </w:r>
-      <w:r>
-        <w:t xml:space="preserve">:</w:t>
-      </w:r>
-    </w:p>
-    <w:p>
-      <w:pPr>
-        <w:numPr>
-          <w:ilvl w:val="1"/>
-          <w:numId w:val="1010"/>
-        </w:numPr>
-      </w:pPr>
-      <w:r>
-        <w:t xml:space="preserve">¿Por qué la información asimétrica impide que el mercado asigne los recursos de forma eficiente?</w:t>
-      </w:r>
-    </w:p>
-    <w:p>
-      <w:pPr>
-        <w:numPr>
-          <w:ilvl w:val="1"/>
-          <w:numId w:val="1010"/>
-        </w:numPr>
-      </w:pPr>
-      <w:r>
-        <w:t xml:space="preserve">¿Qué mecanismos (señales, menús de contratos, pagos por resultados) permiten sortearla, y quién paga su coste?</w:t>
-      </w:r>
-    </w:p>
-    <w:p>
-      <w:pPr>
-        <w:numPr>
-          <w:ilvl w:val="1"/>
-          <w:numId w:val="1010"/>
-        </w:numPr>
-      </w:pPr>
-      <w:r>
-        <w:t xml:space="preserve">¿Qué puede hacer el sector público, y qué no?</w:t>
-      </w:r>
-    </w:p>
-    <w:p>
-      <w:pPr>
-        <w:keepNext/>
-        <w:numPr>
-          <w:ilvl w:val="0"/>
-          <w:numId w:val="1009"/>
-        </w:numPr>
-      </w:pPr>
-      <w:r>
-        <w:rPr>
-          <w:b/>
-          <w:bCs/>
-          <w:i/>
-          <w:iCs/>
-        </w:rPr>
-        <w:t xml:space="preserve">Estructura</w:t>
-      </w:r>
-      <w:r>
-        <w:t xml:space="preserve">: la exposición se divide en 3 bloques, los 2 primeros con los mismos 3 pasos: qué es el problema, por qué la asignación competitiva se aparta de la óptima y qué soluciones hay.</w:t>
-      </w:r>
-    </w:p>
-    <w:p>
-      <w:pPr>
-        <w:numPr>
-          <w:ilvl w:val="1"/>
-          <w:numId w:val="1011"/>
-        </w:numPr>
-      </w:pPr>
-      <w:r>
-        <w:rPr>
-          <w:b/>
-          <w:bCs/>
-        </w:rPr>
-        <w:t xml:space="preserve">I. Selección adversa</w:t>
-      </w:r>
-      <w:r>
-        <w:t xml:space="preserve">: su definición (</w:t>
-      </w:r>
-      <w:hyperlink w:anchor="sec_definicion_sa">
-        <w:r>
-          <w:rPr>
-            <w:rStyle w:val="Hyperlink"/>
-          </w:rPr>
-          <w:t xml:space="preserve">I.1</w:t>
-        </w:r>
-      </w:hyperlink>
-      <w:r>
-        <w:t xml:space="preserve">), el mercado de «limones» de</w:t>
-      </w:r>
-      <w:r>
-        <w:t xml:space="preserve"> </w:t>
-      </w:r>
-      <w:r>
-        <w:rPr>
-          <w:smallCaps/>
-        </w:rPr>
-        <w:t xml:space="preserve">Akerlof</w:t>
-      </w:r>
-      <w:r>
-        <w:t xml:space="preserve"> </w:t>
-      </w:r>
-      <w:r>
-        <w:t xml:space="preserve">(</w:t>
-      </w:r>
-      <w:hyperlink w:anchor="sec_akerlof">
-        <w:r>
-          <w:rPr>
-            <w:rStyle w:val="Hyperlink"/>
-          </w:rPr>
-          <w:t xml:space="preserve">I.2</w:t>
-        </w:r>
-      </w:hyperlink>
-      <w:r>
-        <w:t xml:space="preserve">) y sus soluciones (</w:t>
-      </w:r>
-      <w:hyperlink w:anchor="sec_soluciones_sa">
-        <w:r>
-          <w:rPr>
-            <w:rStyle w:val="Hyperlink"/>
-          </w:rPr>
-          <w:t xml:space="preserve">I.3</w:t>
-        </w:r>
-      </w:hyperlink>
-      <w:r>
-        <w:t xml:space="preserve">): la señalización de la parte informada (</w:t>
-      </w:r>
-      <w:r>
-        <w:rPr>
-          <w:smallCaps/>
-        </w:rPr>
-        <w:t xml:space="preserve">Spence</w:t>
-      </w:r>
-      <w:r>
-        <w:t xml:space="preserve">), la autoselección que diseña la no informada (</w:t>
-      </w:r>
-      <w:r>
-        <w:rPr>
-          <w:smallCaps/>
-        </w:rPr>
-        <w:t xml:space="preserve">Rothschild</w:t>
-      </w:r>
-      <w:r>
-        <w:t xml:space="preserve"> </w:t>
-      </w:r>
-      <w:r>
-        <w:t xml:space="preserve">y</w:t>
-      </w:r>
-      <w:r>
-        <w:t xml:space="preserve"> </w:t>
-      </w:r>
-      <w:r>
-        <w:rPr>
-          <w:smallCaps/>
-        </w:rPr>
-        <w:t xml:space="preserve">Stiglitz</w:t>
-      </w:r>
-      <w:r>
-        <w:t xml:space="preserve">) y otras, privadas y públicas.</w:t>
-      </w:r>
-    </w:p>
-    <w:p>
-      <w:pPr>
-        <w:numPr>
-          <w:ilvl w:val="1"/>
-          <w:numId w:val="1011"/>
-        </w:numPr>
-      </w:pPr>
-      <w:r>
-        <w:rPr>
-          <w:b/>
-          <w:bCs/>
-        </w:rPr>
-        <w:t xml:space="preserve">II. Problema de agencia y riesgo moral</w:t>
-      </w:r>
-      <w:r>
-        <w:t xml:space="preserve">: su definición (</w:t>
-      </w:r>
-      <w:hyperlink w:anchor="sec_definicion_rm">
-        <w:r>
-          <w:rPr>
-            <w:rStyle w:val="Hyperlink"/>
-          </w:rPr>
-          <w:t xml:space="preserve">II.1</w:t>
-        </w:r>
-      </w:hyperlink>
-      <w:r>
-        <w:t xml:space="preserve">), el modelo principal-agente con esfuerzo observable e inobservable (</w:t>
-      </w:r>
-      <w:hyperlink w:anchor="sec_principal_agente">
-        <w:r>
-          <w:rPr>
-            <w:rStyle w:val="Hyperlink"/>
-          </w:rPr>
-          <w:t xml:space="preserve">II.2</w:t>
-        </w:r>
-      </w:hyperlink>
-      <w:r>
-        <w:t xml:space="preserve">) y sus soluciones (</w:t>
-      </w:r>
-      <w:hyperlink w:anchor="sec_soluciones_rm">
-        <w:r>
-          <w:rPr>
-            <w:rStyle w:val="Hyperlink"/>
-          </w:rPr>
-          <w:t xml:space="preserve">II.3</w:t>
-        </w:r>
-      </w:hyperlink>
-      <w:r>
-        <w:t xml:space="preserve">).</w:t>
-      </w:r>
-    </w:p>
-    <w:p>
-      <w:pPr>
-        <w:numPr>
-          <w:ilvl w:val="1"/>
-          <w:numId w:val="1011"/>
-        </w:numPr>
-      </w:pPr>
-      <w:r>
-        <w:rPr>
-          <w:b/>
-          <w:bCs/>
-        </w:rPr>
-        <w:t xml:space="preserve">III. Selección adversa y riesgo moral a la vez</w:t>
-      </w:r>
-      <w:r>
-        <w:t xml:space="preserve">: el racionamiento del crédito de</w:t>
-      </w:r>
-      <w:r>
-        <w:t xml:space="preserve"> </w:t>
-      </w:r>
-      <w:r>
-        <w:rPr>
-          <w:smallCaps/>
-        </w:rPr>
-        <w:t xml:space="preserve">Stiglitz</w:t>
-      </w:r>
-      <w:r>
-        <w:t xml:space="preserve"> </w:t>
-      </w:r>
-      <w:r>
-        <w:t xml:space="preserve">y</w:t>
-      </w:r>
-      <w:r>
-        <w:t xml:space="preserve"> </w:t>
-      </w:r>
-      <w:r>
-        <w:rPr>
-          <w:smallCaps/>
-        </w:rPr>
-        <w:t xml:space="preserve">Weiss</w:t>
-      </w:r>
-      <w:r>
-        <w:t xml:space="preserve"> </w:t>
-      </w:r>
-      <w:r>
-        <w:t xml:space="preserve">(</w:t>
-      </w:r>
-      <w:hyperlink w:anchor="sec_stiglitz_weiss">
-        <w:r>
-          <w:rPr>
-            <w:rStyle w:val="Hyperlink"/>
-          </w:rPr>
-          <w:t xml:space="preserve">III.2</w:t>
-        </w:r>
-      </w:hyperlink>
-      <w:r>
-        <w:t xml:space="preserve">), que reúne los 2 problemas en un mismo mercado.</w:t>
-      </w:r>
-    </w:p>
-    <w:p>
-      <w:pPr>
-        <w:numPr>
-          <w:ilvl w:val="0"/>
-          <w:numId w:val="1000"/>
-        </w:numPr>
-      </w:pPr>
-      <w:r>
-        <w:t xml:space="preserve">Un mismo hilo recorre los 3 bloques: quien no tiene la información diseña un contrato que cumpla la</w:t>
-      </w:r>
-      <w:r>
-        <w:t xml:space="preserve"> </w:t>
-      </w:r>
-      <w:r>
-        <w:rPr>
-          <w:b/>
-          <w:bCs/>
-        </w:rPr>
-        <w:t xml:space="preserve">participación</w:t>
-      </w:r>
-      <w:r>
-        <w:t xml:space="preserve"> </w:t>
-      </w:r>
-      <w:r>
-        <w:t xml:space="preserve">y la</w:t>
-      </w:r>
-      <w:r>
-        <w:t xml:space="preserve"> </w:t>
-      </w:r>
-      <w:r>
-        <w:rPr>
-          <w:b/>
-          <w:bCs/>
-        </w:rPr>
-        <w:t xml:space="preserve">compatibilidad de incentivos</w:t>
-      </w:r>
-      <w:r>
-        <w:t xml:space="preserve">, y la diferencia con el óptimo de información perfecta es el</w:t>
-      </w:r>
-      <w:r>
-        <w:t xml:space="preserve"> </w:t>
-      </w:r>
-      <w:r>
-        <w:rPr>
-          <w:i/>
-          <w:iCs/>
-        </w:rPr>
-        <w:t xml:space="preserve">precio de la información</w:t>
-      </w:r>
-      <w:r>
-        <w:t xml:space="preserve">, que alguien paga: los buenos que se señalizan o aceptan un seguro parcial, el principal que tiene que pagar por el riesgo que carga al agente y el prestatario que se queda sin crédito.</w:t>
-      </w:r>
-    </w:p>
-    <w:p>
-      <w:pPr>
-        <w:pStyle w:val="Esquema"/>
         <w:keepLines/>
-      </w:pPr>
-      <w:r>
-        <w:rPr>
-          <w:b/>
-          <w:bCs/>
-        </w:rPr>
-        <w:t xml:space="preserve">Esquema del tema. </w:t>
-      </w:r>
-      <w:r>
-        <w:rPr>
-          <w:b/>
-          <w:bCs/>
-        </w:rPr>
-        <w:t xml:space="preserve">3.A.13. Economía de la información y teoría de la agencia</w:t>
-      </w:r>
-      <w:r>
-        <w:br/>
-      </w:r>
-      <w:r>
-        <w:t xml:space="preserve">Introducción: información oculta (</w:t>
-      </w:r>
-      <w:r>
-        <w:rPr>
-          <w:i/>
-          <w:iCs/>
-        </w:rPr>
-        <w:t xml:space="preserve">ex ante</w:t>
-      </w:r>
-      <w:r>
-        <w:t xml:space="preserve">) / acción oculta (</w:t>
-      </w:r>
-      <w:r>
-        <w:rPr>
-          <w:i/>
-          <w:iCs/>
-        </w:rPr>
-        <w:t xml:space="preserve">ex post</w:t>
-      </w:r>
-      <w:r>
-        <w:t xml:space="preserve">);</w:t>
-      </w:r>
-      <w:r>
-        <w:t xml:space="preserve"> </w:t>
-      </w:r>
-      <m:oMath>
-        <m:r>
-          <m:rPr>
-            <m:sty m:val="p"/>
-          </m:rPr>
-          <m:t>P</m:t>
-        </m:r>
-        <m:r>
-          <m:rPr>
-            <m:sty m:val="p"/>
-          </m:rPr>
-          <m:t>C</m:t>
-        </m:r>
-      </m:oMath>
-      <w:r>
-        <w:t xml:space="preserve"> </w:t>
-      </w:r>
-      <w:r>
-        <w:t xml:space="preserve">e</w:t>
-      </w:r>
-      <w:r>
-        <w:t xml:space="preserve"> </w:t>
-      </w:r>
-      <m:oMath>
-        <m:r>
-          <m:rPr>
-            <m:sty m:val="p"/>
-          </m:rPr>
-          <m:t>I</m:t>
-        </m:r>
-        <m:r>
-          <m:rPr>
-            <m:sty m:val="p"/>
-          </m:rPr>
-          <m:t>C</m:t>
-        </m:r>
-      </m:oMath>
-      <w:r>
-        <w:br/>
-      </w:r>
-      <w:r>
-        <w:t xml:space="preserve">I. Selección adversa</w:t>
-      </w:r>
-      <w:r>
-        <w:br/>
-      </w:r>
-      <w:r>
-        <w:t xml:space="preserve">1. Definición: información oculta + heterogeneidad + conflicto</w:t>
-      </w:r>
-      <w:r>
-        <w:br/>
-      </w:r>
-      <w:r>
-        <w:t xml:space="preserve">2. Asignación: limones (</w:t>
-      </w:r>
-      <w:r>
-        <w:rPr>
-          <w:smallCaps/>
-        </w:rPr>
-        <w:t xml:space="preserve">Akerlof</w:t>
-      </w:r>
-      <w:r>
-        <w:t xml:space="preserve">, 1970)</w:t>
-      </w:r>
-      <w:r>
-        <w:br/>
-      </w:r>
-      <w:r>
-        <w:t xml:space="preserve">3. Soluciones: señalización (</w:t>
-      </w:r>
-      <w:r>
-        <w:rPr>
-          <w:smallCaps/>
-        </w:rPr>
-        <w:t xml:space="preserve">Spence</w:t>
-      </w:r>
-      <w:r>
-        <w:t xml:space="preserve">, 1973); autoselección (</w:t>
-      </w:r>
-      <w:r>
-        <w:rPr>
-          <w:smallCaps/>
-        </w:rPr>
-        <w:t xml:space="preserve">Rothschild</w:t>
-      </w:r>
-      <w:r>
-        <w:t xml:space="preserve">-</w:t>
-      </w:r>
-      <w:r>
-        <w:rPr>
-          <w:smallCaps/>
-        </w:rPr>
-        <w:t xml:space="preserve">Stiglitz</w:t>
-      </w:r>
-      <w:r>
-        <w:t xml:space="preserve">, 1976); otras</w:t>
-      </w:r>
-      <w:r>
-        <w:br/>
-      </w:r>
-      <w:r>
-        <w:t xml:space="preserve">II. Problema de agencia y riesgo moral</w:t>
-      </w:r>
-      <w:r>
-        <w:br/>
-      </w:r>
-      <w:r>
-        <w:t xml:space="preserve">1. Definición: acción oculta + conflicto + riesgo y aversión</w:t>
-      </w:r>
-      <w:r>
-        <w:br/>
-      </w:r>
-      <w:r>
-        <w:t xml:space="preserve">2. Asignación: principal-agente: observable (PC; neutrales, averso, aversos) / inobservable (</w:t>
-      </w:r>
-      <m:oMath>
-        <m:r>
-          <m:rPr>
-            <m:sty m:val="p"/>
-          </m:rPr>
-          <m:t>P</m:t>
-        </m:r>
-        <m:r>
-          <m:rPr>
-            <m:sty m:val="p"/>
-          </m:rPr>
-          <m:t>C</m:t>
-        </m:r>
-        <m:r>
-          <m:rPr>
-            <m:sty m:val="p"/>
-          </m:rPr>
-          <m:t>+</m:t>
-        </m:r>
-        <m:r>
-          <m:rPr>
-            <m:sty m:val="p"/>
-          </m:rPr>
-          <m:t>I</m:t>
-        </m:r>
-        <m:r>
-          <m:rPr>
-            <m:sty m:val="p"/>
-          </m:rPr>
-          <m:t>C</m:t>
-        </m:r>
-      </m:oMath>
-      <w:r>
-        <w:t xml:space="preserve">; neutrales, averso)</w:t>
-      </w:r>
-      <w:r>
-        <w:t xml:space="preserve"> </w:t>
-      </w:r>
-      <m:oMath>
-        <m:r>
-          <m:rPr>
-            <m:sty m:val="p"/>
-          </m:rPr>
-          <m:t>⇒</m:t>
-        </m:r>
-      </m:oMath>
-      <w:r>
-        <w:t xml:space="preserve"> </w:t>
-      </w:r>
-      <w:r>
-        <w:t xml:space="preserve">coste de agencia</w:t>
-      </w:r>
-      <w:r>
-        <w:br/>
-      </w:r>
-      <w:r>
-        <w:t xml:space="preserve">3. Soluciones: de la teoría de la agencia; otras</w:t>
-      </w:r>
-      <w:r>
-        <w:br/>
-      </w:r>
-      <w:r>
-        <w:t xml:space="preserve">III. Selección adversa y riesgo moral a la vez</w:t>
-      </w:r>
-      <w:r>
-        <w:br/>
-      </w:r>
-      <w:r>
-        <w:t xml:space="preserve">1. Idea: no son excluyentes</w:t>
-      </w:r>
-      <w:r>
-        <w:br/>
-      </w:r>
-      <w:r>
-        <w:t xml:space="preserve">2. Racionamiento del crédito (</w:t>
-      </w:r>
-      <w:r>
-        <w:rPr>
-          <w:smallCaps/>
-        </w:rPr>
-        <w:t xml:space="preserve">Stiglitz</w:t>
-      </w:r>
-      <w:r>
-        <w:t xml:space="preserve">-</w:t>
-      </w:r>
-      <w:r>
-        <w:rPr>
-          <w:smallCaps/>
-        </w:rPr>
-        <w:t xml:space="preserve">Weiss</w:t>
-      </w:r>
-      <w:r>
-        <w:t xml:space="preserve">, 1981)</w:t>
-      </w:r>
-      <w:r>
-        <w:br/>
-      </w:r>
-      <w:r>
-        <w:t xml:space="preserve">Conclusión</w:t>
-      </w:r>
-    </w:p>
-    <w:p>
-      <w:pPr>
-        <w:pStyle w:val="Notaalopositor"/>
-        <w:keepLines/>
-      </w:pPr>
-      <w:r>
-        <w:rPr>
-          <w:b/>
-          <w:bCs/>
-        </w:rPr>
-        <w:t xml:space="preserve">Nota al opositor. </w:t>
-      </w:r>
-      <w:r>
-        <w:t xml:space="preserve">La exposición va de la información oculta antes del contrato (</w:t>
-      </w:r>
-      <w:hyperlink w:anchor="sec_seleccion_adversa">
-        <w:r>
-          <w:rPr>
-            <w:rStyle w:val="Hyperlink"/>
-          </w:rPr>
-          <w:t xml:space="preserve">I</w:t>
-        </w:r>
-      </w:hyperlink>
-      <w:r>
-        <w:t xml:space="preserve">) a la acción oculta después del contrato (</w:t>
-      </w:r>
-      <w:hyperlink w:anchor="sec_agencia_riesgo_moral">
-        <w:r>
-          <w:rPr>
-            <w:rStyle w:val="Hyperlink"/>
-          </w:rPr>
-          <w:t xml:space="preserve">II</w:t>
-        </w:r>
-      </w:hyperlink>
-      <w:r>
-        <w:t xml:space="preserve">) y a los 2 problemas juntos en el mercado de crédito (</w:t>
-      </w:r>
-      <w:hyperlink w:anchor="sec_sa_rm_a_la_vez">
-        <w:r>
-          <w:rPr>
-            <w:rStyle w:val="Hyperlink"/>
-          </w:rPr>
-          <w:t xml:space="preserve">III</w:t>
-        </w:r>
-      </w:hyperlink>
-      <w:r>
-        <w:t xml:space="preserve">). Reparto del cante: introducción, 2′30″; I, 12′ (I.1, 1′; I.2, 2′; I.3, 9′: señalización, 3′30″; autoselección, 5′; otras soluciones, 0′30″); II, 12′ (II.1, 1′30″; II.2, 8′30″; II.3, 2′); III, 2′30″ (III.1, 0′30″; III.2, 2′), y conclusión, 1′. La tabla de clasificación sirve de apoyo y no se escribe. Los gráficos imprescindibles se construyen paso a paso: la señalización de</w:t>
-      </w:r>
-      <w:r>
-        <w:t xml:space="preserve"> </w:t>
-      </w:r>
-      <w:r>
-        <w:rPr>
-          <w:smallCaps/>
-        </w:rPr>
-        <w:t xml:space="preserve">Spence</w:t>
-      </w:r>
-      <w:r>
-        <w:t xml:space="preserve">, desde el problema de</w:t>
-      </w:r>
-      <w:r>
-        <w:t xml:space="preserve"> </w:t>
-      </w:r>
-      <w:r>
-        <w:rPr>
-          <w:smallCaps/>
-        </w:rPr>
-        <w:t xml:space="preserve">Akerlof</w:t>
-      </w:r>
-      <w:r>
-        <w:t xml:space="preserve"> </w:t>
-      </w:r>
-      <w:r>
-        <w:t xml:space="preserve">en el mercado de trabajo (gráficos </w:t>
-      </w:r>
-      <w:hyperlink w:anchor="fig_spence_a">
-        <w:r>
-          <w:rPr>
-            <w:rStyle w:val="Hyperlink"/>
-          </w:rPr>
-          <w:t xml:space="preserve">2</w:t>
-        </w:r>
-      </w:hyperlink>
-      <w:r>
-        <w:t xml:space="preserve"> </w:t>
-      </w:r>
-      <w:r>
-        <w:t xml:space="preserve">a </w:t>
-      </w:r>
-      <w:hyperlink w:anchor="fig_spence">
-        <w:r>
-          <w:rPr>
-            <w:rStyle w:val="Hyperlink"/>
-          </w:rPr>
-          <w:t xml:space="preserve">6</w:t>
-        </w:r>
-      </w:hyperlink>
-      <w:r>
-        <w:t xml:space="preserve">); el seguro de</w:t>
-      </w:r>
-      <w:r>
-        <w:t xml:space="preserve"> </w:t>
-      </w:r>
-      <w:r>
-        <w:rPr>
-          <w:smallCaps/>
-        </w:rPr>
-        <w:t xml:space="preserve">Rothschild</w:t>
-      </w:r>
-      <w:r>
-        <w:t xml:space="preserve"> </w:t>
-      </w:r>
-      <w:r>
-        <w:t xml:space="preserve">y</w:t>
-      </w:r>
-      <w:r>
-        <w:t xml:space="preserve"> </w:t>
-      </w:r>
-      <w:r>
-        <w:rPr>
-          <w:smallCaps/>
-        </w:rPr>
-        <w:t xml:space="preserve">Stiglitz</w:t>
-      </w:r>
-      <w:r>
-        <w:t xml:space="preserve">, de la heterogeneidad a la inexistencia (gráficos </w:t>
-      </w:r>
-      <w:hyperlink w:anchor="fig_rs_a">
-        <w:r>
-          <w:rPr>
-            <w:rStyle w:val="Hyperlink"/>
-          </w:rPr>
-          <w:t xml:space="preserve">8</w:t>
-        </w:r>
-      </w:hyperlink>
-      <w:r>
-        <w:t xml:space="preserve"> </w:t>
-      </w:r>
-      <w:r>
-        <w:t xml:space="preserve">a </w:t>
-      </w:r>
-      <w:hyperlink w:anchor="fig_rs_inexistencia">
-        <w:r>
-          <w:rPr>
-            <w:rStyle w:val="Hyperlink"/>
-          </w:rPr>
-          <w:t xml:space="preserve">14</w:t>
-        </w:r>
-      </w:hyperlink>
-      <w:r>
-        <w:t xml:space="preserve">); la caja del principal-agente en sus 5 casos (gráficos </w:t>
-      </w:r>
-      <w:hyperlink w:anchor="fig_pa_neutrales_a">
-        <w:r>
-          <w:rPr>
-            <w:rStyle w:val="Hyperlink"/>
-          </w:rPr>
-          <w:t xml:space="preserve">15</w:t>
-        </w:r>
-      </w:hyperlink>
-      <w:r>
-        <w:t xml:space="preserve"> </w:t>
-      </w:r>
-      <w:r>
-        <w:t xml:space="preserve">a </w:t>
-      </w:r>
-      <w:hyperlink w:anchor="fig_principal_agente">
-        <w:r>
-          <w:rPr>
-            <w:rStyle w:val="Hyperlink"/>
-          </w:rPr>
-          <w:t xml:space="preserve">19</w:t>
-        </w:r>
-      </w:hyperlink>
-      <w:r>
-        <w:t xml:space="preserve">), y los 2 paneles de</w:t>
-      </w:r>
-      <w:r>
-        <w:t xml:space="preserve"> </w:t>
-      </w:r>
-      <w:r>
-        <w:rPr>
-          <w:smallCaps/>
-        </w:rPr>
-        <w:t xml:space="preserve">Stiglitz</w:t>
-      </w:r>
-      <w:r>
-        <w:t xml:space="preserve"> </w:t>
-      </w:r>
-      <w:r>
-        <w:t xml:space="preserve">y</w:t>
-      </w:r>
-      <w:r>
-        <w:t xml:space="preserve"> </w:t>
-      </w:r>
-      <w:r>
-        <w:rPr>
-          <w:smallCaps/>
-        </w:rPr>
-        <w:t xml:space="preserve">Weiss</w:t>
-      </w:r>
-      <w:r>
-        <w:t xml:space="preserve">. En el principal-agente, la pizarra se divide en 2: a la izquierda, la resolución analítica (el programa y sus condiciones de primer orden, que cambian al pasar de esfuerzo observable a inobservable); a la derecha, la gráfica, que pasa por los 5 casos. El programa del principal (</w:t>
-      </w:r>
-      <w:hyperlink w:anchor="eq_principal_agente">
-        <w:r>
-          <w:rPr>
-            <w:rStyle w:val="Hyperlink"/>
-          </w:rPr>
-          <w:t xml:space="preserve">8</w:t>
-        </w:r>
-      </w:hyperlink>
-      <w:r>
-        <w:t xml:space="preserve">) se queda en la pizarra hasta el final. Conviene escribir este esquema en la pizarra al empezar.</w:t>
-      </w:r>
-    </w:p>
-    <w:bookmarkEnd w:id="35"/>
-    <w:bookmarkStart w:id="142" w:name="sec_seleccion_adversa"/>
-    <w:p>
-      <w:pPr>
-        <w:pStyle w:val="Heading1"/>
-      </w:pPr>
-      <w:r>
-        <w:t xml:space="preserve">I.</w:t>
-      </w:r>
-      <w:r>
-        <w:t xml:space="preserve"> </w:t>
-      </w:r>
-      <w:r>
-        <w:t xml:space="preserve">Selección adversa</w:t>
-      </w:r>
-      <w:r>
-        <w:t xml:space="preserve"> </w:t>
-      </w:r>
-      <w:r>
-        <w:rPr>
-          <w:rStyle w:val="Minutos"/>
-        </w:rPr>
-        <w:t xml:space="preserve">12′</w:t>
-      </w:r>
-    </w:p>
-    <w:p>
-      <w:pPr>
-        <w:pStyle w:val="Notaalopositor"/>
-        <w:keepLines/>
-      </w:pPr>
-      <w:r>
-        <w:rPr>
-          <w:b/>
-          <w:bCs/>
-        </w:rPr>
-        <w:t xml:space="preserve">Nota al opositor. </w:t>
-      </w:r>
-      <w:r>
-        <w:t xml:space="preserve">En el cante: la definición y la terna de condiciones, con las aplicaciones en una frase (1′);</w:t>
-      </w:r>
-      <w:r>
-        <w:t xml:space="preserve"> </w:t>
-      </w:r>
-      <w:r>
-        <w:rPr>
-          <w:smallCaps/>
-        </w:rPr>
-        <w:t xml:space="preserve">Akerlof</w:t>
-      </w:r>
-      <w:r>
-        <w:t xml:space="preserve"> </w:t>
-      </w:r>
-      <w:r>
-        <w:t xml:space="preserve">con los números del ejemplo y su conclusión de eficiencia (2′); la señalización, con el gráfico construido paso a paso desde el problema de</w:t>
-      </w:r>
-      <w:r>
-        <w:t xml:space="preserve"> </w:t>
-      </w:r>
-      <w:r>
-        <w:rPr>
-          <w:smallCaps/>
-        </w:rPr>
-        <w:t xml:space="preserve">Akerlof</w:t>
-      </w:r>
-      <w:r>
-        <w:t xml:space="preserve"> </w:t>
-      </w:r>
-      <w:r>
-        <w:t xml:space="preserve">en el mercado de trabajo, la doble desigualdad y el criterio intuitivo (3′30″); la autoselección con el resumen del seguro con información simétrica en 2 frases y, con un gráfico para cada paso, la heterogeneidad, el</w:t>
-      </w:r>
-      <w:r>
-        <w:t xml:space="preserve"> </w:t>
-      </w:r>
-      <w:r>
-        <w:rPr>
-          <w:i/>
-          <w:iCs/>
-        </w:rPr>
-        <w:t xml:space="preserve">first best</w:t>
-      </w:r>
-      <w:r>
-        <w:t xml:space="preserve"> </w:t>
-      </w:r>
-      <w:r>
-        <w:t xml:space="preserve">que no se puede alcanzar, la prima media que no se sostiene, el separador y su posible inexistencia, y la discriminación de segundo grado en una frase (5′), y las otras soluciones en una lista corta (0′30″). Los juegos bayesianos, la versión continua de</w:t>
-      </w:r>
-      <w:r>
-        <w:t xml:space="preserve"> </w:t>
-      </w:r>
-      <w:r>
-        <w:rPr>
-          <w:smallCaps/>
-        </w:rPr>
-        <w:t xml:space="preserve">Akerlof</w:t>
-      </w:r>
-      <w:r>
-        <w:t xml:space="preserve">, los equilibrios de</w:t>
-      </w:r>
-      <w:r>
-        <w:t xml:space="preserve"> </w:t>
-      </w:r>
-      <w:r>
-        <w:rPr>
-          <w:smallCaps/>
-        </w:rPr>
-        <w:t xml:space="preserve">Wilson</w:t>
-      </w:r>
-      <w:r>
-        <w:t xml:space="preserve"> </w:t>
-      </w:r>
-      <w:r>
-        <w:t xml:space="preserve">y</w:t>
-      </w:r>
-      <w:r>
-        <w:t xml:space="preserve"> </w:t>
-      </w:r>
-      <w:r>
-        <w:rPr>
-          <w:smallCaps/>
-        </w:rPr>
-        <w:t xml:space="preserve">Riley</w:t>
-      </w:r>
-      <w:r>
-        <w:t xml:space="preserve"> </w:t>
-      </w:r>
-      <w:r>
-        <w:t xml:space="preserve">y la evidencia en detalle son de profundización.</w:t>
-      </w:r>
-    </w:p>
-    <w:p>
-      <w:pPr>
         <w:numPr>
           <w:ilvl w:val="0"/>
           <w:numId w:val="1012"/>
         </w:numPr>
       </w:pPr>
       <w:r>
-        <w:t xml:space="preserve">Empezamos por la asimetría que surge</w:t>
-      </w:r>
-      <w:r>
-        <w:t xml:space="preserve"> </w:t>
-      </w:r>
-      <w:r>
         <w:rPr>
           <w:i/>
           <w:iCs/>
         </w:rPr>
-        <w:t xml:space="preserve">antes</w:t>
-      </w:r>
-      <w:r>
-        <w:t xml:space="preserve"> </w:t>
-      </w:r>
-      <w:r>
-        <w:t xml:space="preserve">del contrato. La</w:t>
-      </w:r>
-      <w:r>
-        <w:t xml:space="preserve"> </w:t>
-      </w:r>
+        <w:t xml:space="preserve">mercados completos</w:t>
+      </w:r>
+      <w:r>
+        <w:t xml:space="preserve">, un precio para cada bien, sin externalidades ni bienes públicos;</w:t>
+      </w:r>
+    </w:p>
+    <w:p>
+      <w:pPr>
+        <w:pStyle w:val="Cajadeanotaciones"/>
+        <w:keepNext/>
+        <w:keepLines/>
+        <w:numPr>
+          <w:ilvl w:val="0"/>
+          <w:numId w:val="1012"/>
+        </w:numPr>
+      </w:pPr>
       <w:r>
         <w:rPr>
           <w:i/>
           <w:iCs/>
         </w:rPr>
-        <w:t xml:space="preserve">conclusión anticipada</w:t>
-      </w:r>
-      <w:r>
-        <w:t xml:space="preserve"> </w:t>
-      </w:r>
-      <w:r>
-        <w:t xml:space="preserve">del bloque es que, cuando la calidad es privada, el precio deja de ser una buena señal y el mercado selecciona a los peores; las soluciones (señalizar o filtrar) existen, pero cuestan, y por eso el resultado queda por debajo del óptimo de información perfecta.</w:t>
-      </w:r>
-    </w:p>
-    <w:bookmarkStart w:id="39" w:name="sec_definicion_sa"/>
-    <w:p>
-      <w:pPr>
-        <w:pStyle w:val="Heading2"/>
-      </w:pPr>
-      <w:r>
-        <w:t xml:space="preserve">I.1.</w:t>
-      </w:r>
-      <w:r>
-        <w:t xml:space="preserve"> </w:t>
-      </w:r>
-      <w:r>
-        <w:t xml:space="preserve">Definición</w:t>
-      </w:r>
-    </w:p>
-    <w:p>
-      <w:pPr>
+        <w:t xml:space="preserve">precios comunes</w:t>
+      </w:r>
+      <w:r>
+        <w:t xml:space="preserve">, todos se enfrentan a los mismos precios, sin impuestos distorsionantes;</w:t>
+      </w:r>
+    </w:p>
+    <w:p>
+      <w:pPr>
+        <w:pStyle w:val="Cajadeanotaciones"/>
+        <w:keepNext/>
+        <w:keepLines/>
         <w:numPr>
           <w:ilvl w:val="0"/>
-          <w:numId w:val="1013"/>
+          <w:numId w:val="1012"/>
         </w:numPr>
       </w:pPr>
-      <w:r>
-        <w:t xml:space="preserve">La</w:t>
-      </w:r>
-      <w:r>
-        <w:t xml:space="preserve"> </w:t>
-      </w:r>
-      <w:r>
-        <w:rPr>
-          <w:b/>
-          <w:bCs/>
-        </w:rPr>
-        <w:t xml:space="preserve">selección adversa</w:t>
-      </w:r>
-      <w:r>
-        <w:t xml:space="preserve"> </w:t>
-      </w:r>
-      <w:r>
-        <w:t xml:space="preserve">es un problema de información asimétrica que surge</w:t>
-      </w:r>
-      <w:r>
-        <w:t xml:space="preserve"> </w:t>
-      </w:r>
       <w:r>
         <w:rPr>
           <w:i/>
           <w:iCs/>
         </w:rPr>
-        <w:t xml:space="preserve">antes</w:t>
-      </w:r>
-      <w:r>
-        <w:t xml:space="preserve"> </w:t>
-      </w:r>
-      <w:r>
-        <w:t xml:space="preserve">de la firma del contrato y se debe a</w:t>
+        <w:t xml:space="preserve">precio-aceptación</w:t>
+      </w:r>
+      <w:r>
+        <w:t xml:space="preserve">, nadie tiene poder de mercado;</w:t>
+      </w:r>
+    </w:p>
+    <w:p>
+      <w:pPr>
+        <w:pStyle w:val="Cajadeanotaciones"/>
+        <w:keepNext/>
+        <w:keepLines/>
+        <w:numPr>
+          <w:ilvl w:val="0"/>
+          <w:numId w:val="1012"/>
+        </w:numPr>
+      </w:pPr>
+      <w:r>
+        <w:t xml:space="preserve">preferencias</w:t>
       </w:r>
       <w:r>
         <w:t xml:space="preserve"> </w:t>
@@ -3900,26 +2958,44 @@
           <w:i/>
           <w:iCs/>
         </w:rPr>
-        <w:t xml:space="preserve">información oculta</w:t>
-      </w:r>
-      <w:r>
-        <w:t xml:space="preserve"> </w:t>
-      </w:r>
-      <w:r>
-        <w:t xml:space="preserve">de una de las partes en presencia de un</w:t>
-      </w:r>
-      <w:r>
-        <w:t xml:space="preserve"> </w:t>
-      </w:r>
-      <w:r>
-        <w:rPr>
-          <w:i/>
-          <w:iCs/>
-        </w:rPr>
-        <w:t xml:space="preserve">conflicto de intereses</w:t>
+        <w:t xml:space="preserve">localmente no saciables</w:t>
       </w:r>
       <w:r>
         <w:t xml:space="preserve">.</w:t>
+      </w:r>
+    </w:p>
+    <w:p>
+      <w:pPr>
+        <w:pStyle w:val="Cajadeanotaciones"/>
+        <w:keepLines/>
+      </w:pPr>
+      <w:r>
+        <w:t xml:space="preserve">La convexidad de preferencias y tecnologías no hace falta para el 1TFEB: la necesitan la existencia del equilibrio y el segundo teorema</w:t>
+      </w:r>
+      <w:r>
+        <w:t xml:space="preserve"> </w:t>
+      </w:r>
+      <w:hyperlink r:id="rId32">
+        <w:r>
+          <w:rPr>
+            <w:rStyle w:val="Referenciaatema"/>
+          </w:rPr>
+          <w:t xml:space="preserve">[ver tema 3.A.21]</w:t>
+        </w:r>
+      </w:hyperlink>
+      <w:r>
+        <w:t xml:space="preserve"> </w:t>
+      </w:r>
+      <w:hyperlink r:id="rId23">
+        <w:r>
+          <w:rPr>
+            <w:rStyle w:val="Referenciaatema"/>
+          </w:rPr>
+          <w:t xml:space="preserve">[ver tema 3.A.22]</w:t>
+        </w:r>
+      </w:hyperlink>
+      <w:r>
+        <w:t xml:space="preserve">. Hay además un supuesto implícito: que los agentes observan todo lo que entra en el intercambio (la calidad del bien, el riesgo del cliente, el esfuerzo pactado). Por eso la información asimétrica es, en el fondo, un caso de mercados incompletos.</w:t>
       </w:r>
     </w:p>
     <w:p>
@@ -3931,7 +3007,16 @@
         </w:numPr>
       </w:pPr>
       <w:r>
-        <w:t xml:space="preserve">Para que haya selección adversa deben darse 3 condiciones:</w:t>
+        <w:rPr>
+          <w:b/>
+          <w:bCs/>
+          <w:i/>
+          <w:iCs/>
+        </w:rPr>
+        <w:t xml:space="preserve">Problemática (preguntas clave)</w:t>
+      </w:r>
+      <w:r>
+        <w:t xml:space="preserve">:</w:t>
       </w:r>
     </w:p>
     <w:p>
@@ -3942,14 +3027,7 @@
         </w:numPr>
       </w:pPr>
       <w:r>
-        <w:rPr>
-          <w:i/>
-          <w:iCs/>
-        </w:rPr>
-        <w:t xml:space="preserve">Información oculta</w:t>
-      </w:r>
-      <w:r>
-        <w:t xml:space="preserve">: una característica de una de las partes que la otra no observa (la calidad del coche, la productividad del trabajador, el riesgo del asegurado).</w:t>
+        <w:t xml:space="preserve">¿Por qué la información asimétrica impide que el mercado asigne los recursos de forma eficiente?</w:t>
       </w:r>
     </w:p>
     <w:p>
@@ -3960,14 +3038,7 @@
         </w:numPr>
       </w:pPr>
       <w:r>
-        <w:rPr>
-          <w:i/>
-          <w:iCs/>
-        </w:rPr>
-        <w:t xml:space="preserve">Heterogeneidad</w:t>
-      </w:r>
-      <w:r>
-        <w:t xml:space="preserve">: si todos fueran iguales, no habría nada que distinguir, y un trato uniforme no tendría coste de eficiencia.</w:t>
+        <w:t xml:space="preserve">¿Qué mecanismos (señales, menús de contratos, pagos por resultados) permiten sortearla, y quién paga su coste?</w:t>
       </w:r>
     </w:p>
     <w:p>
@@ -3978,14 +3049,7 @@
         </w:numPr>
       </w:pPr>
       <w:r>
-        <w:rPr>
-          <w:i/>
-          <w:iCs/>
-        </w:rPr>
-        <w:t xml:space="preserve">Conflicto de intereses</w:t>
-      </w:r>
-      <w:r>
-        <w:t xml:space="preserve">: la parte informada no tiene interés en revelarlo; si lo tuviera, lo diría y la asimetría desaparecería.</w:t>
+        <w:t xml:space="preserve">¿Qué puede hacer el sector público, y qué no?</w:t>
       </w:r>
     </w:p>
     <w:p>
@@ -3997,109 +3061,334 @@
         </w:numPr>
       </w:pPr>
       <w:r>
-        <w:t xml:space="preserve">La selección adversa se analiza con los</w:t>
-      </w:r>
-      <w:r>
-        <w:t xml:space="preserve"> </w:t>
-      </w:r>
-      <w:r>
         <w:rPr>
           <w:b/>
           <w:bCs/>
-        </w:rPr>
-        <w:t xml:space="preserve">juegos bayesianos</w:t>
-      </w:r>
-      <w:r>
-        <w:t xml:space="preserve"> </w:t>
-      </w:r>
-      <w:r>
-        <w:t xml:space="preserve">(</w:t>
-      </w:r>
-      <w:hyperlink w:anchor="ref_Harsanyi1967Games">
-        <w:r>
-          <w:rPr>
-            <w:rStyle w:val="Hyperlink"/>
-            <w:smallCaps/>
-          </w:rPr>
-          <w:t xml:space="preserve">Harsanyi</w:t>
-        </w:r>
-        <w:r>
-          <w:rPr>
-            <w:rStyle w:val="Hyperlink"/>
-          </w:rPr>
-          <w:t xml:space="preserve">, 1967–1968</w:t>
-        </w:r>
-      </w:hyperlink>
-      <w:r>
-        <w:t xml:space="preserve">)</w:t>
-      </w:r>
-      <w:r>
-        <w:t xml:space="preserve">: cada agente conoce su tipo y todos conocen la distribución de los tipos, que es</w:t>
-      </w:r>
-      <w:r>
-        <w:t xml:space="preserve"> </w:t>
-      </w:r>
-      <w:r>
-        <w:rPr>
           <w:i/>
           <w:iCs/>
         </w:rPr>
-        <w:t xml:space="preserve">conocimiento común</w:t>
-      </w:r>
-      <w:r>
-        <w:t xml:space="preserve">.</w:t>
-      </w:r>
-      <w:r>
-        <w:rPr>
-          <w:rStyle w:val="FootnoteReference"/>
-        </w:rPr>
-        <w:footnoteReference w:id="36"/>
-      </w:r>
-      <w:r>
-        <w:t xml:space="preserve"> </w:t>
-      </w:r>
-      <w:r>
-        <w:t xml:space="preserve">El concepto de solución es el equilibrio bayesiano de</w:t>
-      </w:r>
-      <w:r>
-        <w:t xml:space="preserve"> </w:t>
-      </w:r>
-      <w:r>
-        <w:rPr>
-          <w:smallCaps/>
-        </w:rPr>
-        <w:t xml:space="preserve">Nash</w:t>
-      </w:r>
-      <w:r>
-        <w:t xml:space="preserve"> </w:t>
-      </w:r>
-      <w:r>
-        <w:t xml:space="preserve">o, si el juego tiene varias etapas, el equilibrio bayesiano perfecto</w:t>
-      </w:r>
-      <w:r>
-        <w:t xml:space="preserve"> </w:t>
-      </w:r>
-      <w:hyperlink r:id="rId25">
-        <w:r>
-          <w:rPr>
-            <w:rStyle w:val="Referenciaatema"/>
-          </w:rPr>
-          <w:t xml:space="preserve">[ver tema 3.A.14]</w:t>
-        </w:r>
-      </w:hyperlink>
-      <w:r>
-        <w:t xml:space="preserve">.</w:t>
-      </w:r>
-    </w:p>
-    <w:p>
-      <w:pPr>
+        <w:t xml:space="preserve">Estructura</w:t>
+      </w:r>
+      <w:r>
+        <w:t xml:space="preserve">: la exposición se divide en 3 bloques, los 2 primeros con los mismos 3 pasos: qué es el problema, por qué la asignación competitiva se aparta de la óptima y qué soluciones hay.</w:t>
+      </w:r>
+    </w:p>
+    <w:p>
+      <w:pPr>
+        <w:keepNext/>
         <w:numPr>
           <w:ilvl w:val="1"/>
           <w:numId w:val="1015"/>
         </w:numPr>
       </w:pPr>
       <w:r>
-        <w:t xml:space="preserve">El supuesto de conocimiento común es exigente, y los resultados dependen mucho de los detalles del juego: es la crítica que se conoce como</w:t>
+        <w:rPr>
+          <w:b/>
+          <w:bCs/>
+        </w:rPr>
+        <w:t xml:space="preserve">I. Selección adversa</w:t>
+      </w:r>
+      <w:r>
+        <w:t xml:space="preserve">:</w:t>
+      </w:r>
+    </w:p>
+    <w:p>
+      <w:pPr>
+        <w:numPr>
+          <w:ilvl w:val="2"/>
+          <w:numId w:val="1016"/>
+        </w:numPr>
+      </w:pPr>
+      <w:r>
+        <w:t xml:space="preserve">su definición (</w:t>
+      </w:r>
+      <w:hyperlink w:anchor="sec_definicion_sa">
+        <w:r>
+          <w:rPr>
+            <w:rStyle w:val="Hyperlink"/>
+          </w:rPr>
+          <w:t xml:space="preserve">I.1</w:t>
+        </w:r>
+      </w:hyperlink>
+      <w:r>
+        <w:t xml:space="preserve">);</w:t>
+      </w:r>
+    </w:p>
+    <w:p>
+      <w:pPr>
+        <w:numPr>
+          <w:ilvl w:val="2"/>
+          <w:numId w:val="1016"/>
+        </w:numPr>
+      </w:pPr>
+      <w:r>
+        <w:t xml:space="preserve">el mercado de «limones» de</w:t>
+      </w:r>
+      <w:r>
+        <w:t xml:space="preserve"> </w:t>
+      </w:r>
+      <w:r>
+        <w:rPr>
+          <w:smallCaps/>
+        </w:rPr>
+        <w:t xml:space="preserve">Akerlof</w:t>
+      </w:r>
+      <w:r>
+        <w:t xml:space="preserve"> </w:t>
+      </w:r>
+      <w:r>
+        <w:t xml:space="preserve">(</w:t>
+      </w:r>
+      <w:hyperlink w:anchor="sec_akerlof">
+        <w:r>
+          <w:rPr>
+            <w:rStyle w:val="Hyperlink"/>
+          </w:rPr>
+          <w:t xml:space="preserve">I.2</w:t>
+        </w:r>
+      </w:hyperlink>
+      <w:r>
+        <w:t xml:space="preserve">);</w:t>
+      </w:r>
+    </w:p>
+    <w:p>
+      <w:pPr>
+        <w:numPr>
+          <w:ilvl w:val="2"/>
+          <w:numId w:val="1016"/>
+        </w:numPr>
+      </w:pPr>
+      <w:r>
+        <w:t xml:space="preserve">sus soluciones (</w:t>
+      </w:r>
+      <w:hyperlink w:anchor="sec_soluciones_sa">
+        <w:r>
+          <w:rPr>
+            <w:rStyle w:val="Hyperlink"/>
+          </w:rPr>
+          <w:t xml:space="preserve">I.3</w:t>
+        </w:r>
+      </w:hyperlink>
+      <w:r>
+        <w:t xml:space="preserve">): la señalización de la parte informada (</w:t>
+      </w:r>
+      <w:r>
+        <w:rPr>
+          <w:smallCaps/>
+        </w:rPr>
+        <w:t xml:space="preserve">Spence</w:t>
+      </w:r>
+      <w:r>
+        <w:t xml:space="preserve">), la autoselección que diseña la no informada (</w:t>
+      </w:r>
+      <w:r>
+        <w:rPr>
+          <w:smallCaps/>
+        </w:rPr>
+        <w:t xml:space="preserve">Rothschild</w:t>
+      </w:r>
+      <w:r>
+        <w:t xml:space="preserve"> </w:t>
+      </w:r>
+      <w:r>
+        <w:t xml:space="preserve">y</w:t>
+      </w:r>
+      <w:r>
+        <w:t xml:space="preserve"> </w:t>
+      </w:r>
+      <w:r>
+        <w:rPr>
+          <w:smallCaps/>
+        </w:rPr>
+        <w:t xml:space="preserve">Stiglitz</w:t>
+      </w:r>
+      <w:r>
+        <w:t xml:space="preserve">) y otras, privadas y públicas.</w:t>
+      </w:r>
+    </w:p>
+    <w:p>
+      <w:pPr>
+        <w:keepNext/>
+        <w:numPr>
+          <w:ilvl w:val="1"/>
+          <w:numId w:val="1015"/>
+        </w:numPr>
+      </w:pPr>
+      <w:r>
+        <w:rPr>
+          <w:b/>
+          <w:bCs/>
+        </w:rPr>
+        <w:t xml:space="preserve">II. Problema de agencia y riesgo moral</w:t>
+      </w:r>
+      <w:r>
+        <w:t xml:space="preserve">:</w:t>
+      </w:r>
+    </w:p>
+    <w:p>
+      <w:pPr>
+        <w:numPr>
+          <w:ilvl w:val="2"/>
+          <w:numId w:val="1017"/>
+        </w:numPr>
+      </w:pPr>
+      <w:r>
+        <w:t xml:space="preserve">su definición (</w:t>
+      </w:r>
+      <w:hyperlink w:anchor="sec_definicion_rm">
+        <w:r>
+          <w:rPr>
+            <w:rStyle w:val="Hyperlink"/>
+          </w:rPr>
+          <w:t xml:space="preserve">II.1</w:t>
+        </w:r>
+      </w:hyperlink>
+      <w:r>
+        <w:t xml:space="preserve">);</w:t>
+      </w:r>
+    </w:p>
+    <w:p>
+      <w:pPr>
+        <w:numPr>
+          <w:ilvl w:val="2"/>
+          <w:numId w:val="1017"/>
+        </w:numPr>
+      </w:pPr>
+      <w:r>
+        <w:t xml:space="preserve">el modelo principal-agente con esfuerzo observable e inobservable (</w:t>
+      </w:r>
+      <w:hyperlink w:anchor="sec_principal_agente">
+        <w:r>
+          <w:rPr>
+            <w:rStyle w:val="Hyperlink"/>
+          </w:rPr>
+          <w:t xml:space="preserve">II.2</w:t>
+        </w:r>
+      </w:hyperlink>
+      <w:r>
+        <w:t xml:space="preserve">);</w:t>
+      </w:r>
+    </w:p>
+    <w:p>
+      <w:pPr>
+        <w:numPr>
+          <w:ilvl w:val="2"/>
+          <w:numId w:val="1017"/>
+        </w:numPr>
+      </w:pPr>
+      <w:r>
+        <w:t xml:space="preserve">sus soluciones (</w:t>
+      </w:r>
+      <w:hyperlink w:anchor="sec_soluciones_rm">
+        <w:r>
+          <w:rPr>
+            <w:rStyle w:val="Hyperlink"/>
+          </w:rPr>
+          <w:t xml:space="preserve">II.3</w:t>
+        </w:r>
+      </w:hyperlink>
+      <w:r>
+        <w:t xml:space="preserve">).</w:t>
+      </w:r>
+    </w:p>
+    <w:p>
+      <w:pPr>
+        <w:numPr>
+          <w:ilvl w:val="1"/>
+          <w:numId w:val="1015"/>
+        </w:numPr>
+      </w:pPr>
+      <w:r>
+        <w:rPr>
+          <w:b/>
+          <w:bCs/>
+        </w:rPr>
+        <w:t xml:space="preserve">III. Selección adversa y riesgo moral a la vez</w:t>
+      </w:r>
+      <w:r>
+        <w:t xml:space="preserve">: el racionamiento del crédito de</w:t>
+      </w:r>
+      <w:r>
+        <w:t xml:space="preserve"> </w:t>
+      </w:r>
+      <w:r>
+        <w:rPr>
+          <w:smallCaps/>
+        </w:rPr>
+        <w:t xml:space="preserve">Stiglitz</w:t>
+      </w:r>
+      <w:r>
+        <w:t xml:space="preserve"> </w:t>
+      </w:r>
+      <w:r>
+        <w:t xml:space="preserve">y</w:t>
+      </w:r>
+      <w:r>
+        <w:t xml:space="preserve"> </w:t>
+      </w:r>
+      <w:r>
+        <w:rPr>
+          <w:smallCaps/>
+        </w:rPr>
+        <w:t xml:space="preserve">Weiss</w:t>
+      </w:r>
+      <w:r>
+        <w:t xml:space="preserve"> </w:t>
+      </w:r>
+      <w:r>
+        <w:t xml:space="preserve">(</w:t>
+      </w:r>
+      <w:hyperlink w:anchor="sec_stiglitz_weiss">
+        <w:r>
+          <w:rPr>
+            <w:rStyle w:val="Hyperlink"/>
+          </w:rPr>
+          <w:t xml:space="preserve">III.2</w:t>
+        </w:r>
+      </w:hyperlink>
+      <w:r>
+        <w:t xml:space="preserve">), que reúne los 2 problemas en un mismo mercado.</w:t>
+      </w:r>
+    </w:p>
+    <w:p>
+      <w:pPr>
+        <w:keepNext/>
+        <w:numPr>
+          <w:ilvl w:val="1"/>
+          <w:numId w:val="1015"/>
+        </w:numPr>
+      </w:pPr>
+      <w:r>
+        <w:t xml:space="preserve">Un mismo hilo recorre los 3 bloques: quien no tiene la información diseña un contrato que cumpla la</w:t>
+      </w:r>
+      <w:r>
+        <w:t xml:space="preserve"> </w:t>
+      </w:r>
+      <w:r>
+        <w:rPr>
+          <w:b/>
+          <w:bCs/>
+        </w:rPr>
+        <w:t xml:space="preserve">participación</w:t>
+      </w:r>
+      <w:r>
+        <w:t xml:space="preserve"> </w:t>
+      </w:r>
+      <w:r>
+        <w:t xml:space="preserve">y la</w:t>
+      </w:r>
+      <w:r>
+        <w:t xml:space="preserve"> </w:t>
+      </w:r>
+      <w:r>
+        <w:rPr>
+          <w:b/>
+          <w:bCs/>
+        </w:rPr>
+        <w:t xml:space="preserve">compatibilidad de incentivos</w:t>
+      </w:r>
+      <w:r>
+        <w:t xml:space="preserve">, y la diferencia con el óptimo de información perfecta es el</w:t>
       </w:r>
       <w:r>
         <w:t xml:space="preserve"> </w:t>
@@ -4109,276 +3398,610 @@
           <w:i/>
           <w:iCs/>
         </w:rPr>
-        <w:t xml:space="preserve">doctrina de Wilson</w:t>
-      </w:r>
-      <w:r>
-        <w:t xml:space="preserve"> </w:t>
-      </w:r>
-      <w:r>
-        <w:t xml:space="preserve">(</w:t>
-      </w:r>
-      <w:hyperlink w:anchor="ref_Wilson1987Game">
-        <w:r>
-          <w:rPr>
-            <w:rStyle w:val="Hyperlink"/>
-          </w:rPr>
-          <w:t xml:space="preserve">R.</w:t>
-        </w:r>
-        <w:r>
-          <w:rPr>
-            <w:rStyle w:val="Hyperlink"/>
-          </w:rPr>
-          <w:t xml:space="preserve"> </w:t>
-        </w:r>
-        <w:r>
-          <w:rPr>
-            <w:rStyle w:val="Hyperlink"/>
-            <w:smallCaps/>
-          </w:rPr>
-          <w:t xml:space="preserve">Wilson</w:t>
-        </w:r>
-        <w:r>
-          <w:rPr>
-            <w:rStyle w:val="Hyperlink"/>
-          </w:rPr>
-          <w:t xml:space="preserve">, 1987</w:t>
-        </w:r>
-      </w:hyperlink>
-      <w:r>
-        <w:t xml:space="preserve">)</w:t>
-      </w:r>
-      <w:r>
-        <w:t xml:space="preserve">. Por eso, a diferencia del riesgo moral, que tiene un modelo canónico (el principal-agente), la selección adversa se ha estudiado con modelos distintos según el mercado.</w:t>
-      </w:r>
-    </w:p>
-    <w:p>
-      <w:pPr>
-        <w:keepNext/>
+        <w:t xml:space="preserve">precio de la información</w:t>
+      </w:r>
+      <w:r>
+        <w:t xml:space="preserve">, que alguien paga:</w:t>
+      </w:r>
+    </w:p>
+    <w:p>
+      <w:pPr>
         <w:numPr>
-          <w:ilvl w:val="0"/>
-          <w:numId w:val="1013"/>
+          <w:ilvl w:val="2"/>
+          <w:numId w:val="1018"/>
         </w:numPr>
       </w:pPr>
+      <w:r>
+        <w:t xml:space="preserve">los buenos que se señalizan o aceptan un seguro parcial;</w:t>
+      </w:r>
+    </w:p>
+    <w:p>
+      <w:pPr>
+        <w:numPr>
+          <w:ilvl w:val="2"/>
+          <w:numId w:val="1018"/>
+        </w:numPr>
+      </w:pPr>
+      <w:r>
+        <w:t xml:space="preserve">el principal que tiene que pagar por el riesgo que carga al agente;</w:t>
+      </w:r>
+    </w:p>
+    <w:p>
+      <w:pPr>
+        <w:numPr>
+          <w:ilvl w:val="2"/>
+          <w:numId w:val="1018"/>
+        </w:numPr>
+      </w:pPr>
+      <w:r>
+        <w:t xml:space="preserve">el prestatario que se queda sin crédito.</w:t>
+      </w:r>
+    </w:p>
+    <w:p>
+      <w:pPr>
+        <w:pStyle w:val="Esquema"/>
+        <w:keepLines/>
+      </w:pPr>
+      <w:r>
+        <w:rPr>
+          <w:b/>
+          <w:bCs/>
+        </w:rPr>
+        <w:t xml:space="preserve">Esquema del tema. </w:t>
+      </w:r>
+      <w:r>
+        <w:rPr>
+          <w:b/>
+          <w:bCs/>
+        </w:rPr>
+        <w:t xml:space="preserve">3.A.13. Economía de la información y teoría de la agencia</w:t>
+      </w:r>
+      <w:r>
+        <w:br/>
+      </w:r>
+      <w:r>
+        <w:t xml:space="preserve">Introducción: información oculta (</w:t>
+      </w:r>
       <w:r>
         <w:rPr>
           <w:i/>
           <w:iCs/>
         </w:rPr>
-        <w:t xml:space="preserve">Aplicaciones</w:t>
-      </w:r>
-      <w:r>
-        <w:t xml:space="preserve">. Aparece en muchos mercados:</w:t>
-      </w:r>
-    </w:p>
-    <w:p>
-      <w:pPr>
-        <w:numPr>
-          <w:ilvl w:val="1"/>
-          <w:numId w:val="1016"/>
-        </w:numPr>
-      </w:pPr>
+        <w:t xml:space="preserve">ex ante</w:t>
+      </w:r>
+      <w:r>
+        <w:t xml:space="preserve">) / acción oculta (</w:t>
+      </w:r>
       <w:r>
         <w:rPr>
           <w:i/>
           <w:iCs/>
         </w:rPr>
-        <w:t xml:space="preserve">Bienes de segunda mano</w:t>
-      </w:r>
-      <w:r>
-        <w:t xml:space="preserve">: el comprador no conoce la calidad</w:t>
-      </w:r>
-      <w:r>
-        <w:t xml:space="preserve"> </w:t>
-      </w:r>
-      <w:r>
-        <w:t xml:space="preserve">(</w:t>
-      </w:r>
-      <w:hyperlink w:anchor="ref_Akerlof1970Market">
-        <w:r>
-          <w:rPr>
-            <w:rStyle w:val="Hyperlink"/>
-            <w:smallCaps/>
-          </w:rPr>
-          <w:t xml:space="preserve">Akerlof</w:t>
-        </w:r>
-        <w:r>
-          <w:rPr>
-            <w:rStyle w:val="Hyperlink"/>
-          </w:rPr>
-          <w:t xml:space="preserve">, 1970</w:t>
+        <w:t xml:space="preserve">ex post</w:t>
+      </w:r>
+      <w:r>
+        <w:t xml:space="preserve">);</w:t>
+      </w:r>
+      <w:r>
+        <w:t xml:space="preserve"> </w:t>
+      </w:r>
+      <m:oMath>
+        <m:r>
+          <m:rPr>
+            <m:sty m:val="p"/>
+          </m:rPr>
+          <m:t>P</m:t>
+        </m:r>
+        <m:r>
+          <m:rPr>
+            <m:sty m:val="p"/>
+          </m:rPr>
+          <m:t>C</m:t>
+        </m:r>
+      </m:oMath>
+      <w:r>
+        <w:t xml:space="preserve"> </w:t>
+      </w:r>
+      <w:r>
+        <w:t xml:space="preserve">e</w:t>
+      </w:r>
+      <w:r>
+        <w:t xml:space="preserve"> </w:t>
+      </w:r>
+      <m:oMath>
+        <m:r>
+          <m:rPr>
+            <m:sty m:val="p"/>
+          </m:rPr>
+          <m:t>I</m:t>
+        </m:r>
+        <m:r>
+          <m:rPr>
+            <m:sty m:val="p"/>
+          </m:rPr>
+          <m:t>C</m:t>
+        </m:r>
+      </m:oMath>
+      <w:r>
+        <w:br/>
+      </w:r>
+      <w:r>
+        <w:t xml:space="preserve">I. Selección adversa</w:t>
+      </w:r>
+      <w:r>
+        <w:br/>
+      </w:r>
+      <w:r>
+        <w:t xml:space="preserve">1. Definición: información oculta + heterogeneidad + conflicto</w:t>
+      </w:r>
+      <w:r>
+        <w:br/>
+      </w:r>
+      <w:r>
+        <w:t xml:space="preserve">2. Asignación: limones (</w:t>
+      </w:r>
+      <w:r>
+        <w:rPr>
+          <w:smallCaps/>
+        </w:rPr>
+        <w:t xml:space="preserve">Akerlof</w:t>
+      </w:r>
+      <w:r>
+        <w:t xml:space="preserve">, 1970)</w:t>
+      </w:r>
+      <w:r>
+        <w:br/>
+      </w:r>
+      <w:r>
+        <w:t xml:space="preserve">3. Soluciones: señalización (</w:t>
+      </w:r>
+      <w:r>
+        <w:rPr>
+          <w:smallCaps/>
+        </w:rPr>
+        <w:t xml:space="preserve">Spence</w:t>
+      </w:r>
+      <w:r>
+        <w:t xml:space="preserve">, 1973); autoselección (</w:t>
+      </w:r>
+      <w:r>
+        <w:rPr>
+          <w:smallCaps/>
+        </w:rPr>
+        <w:t xml:space="preserve">Rothschild</w:t>
+      </w:r>
+      <w:r>
+        <w:t xml:space="preserve">-</w:t>
+      </w:r>
+      <w:r>
+        <w:rPr>
+          <w:smallCaps/>
+        </w:rPr>
+        <w:t xml:space="preserve">Stiglitz</w:t>
+      </w:r>
+      <w:r>
+        <w:t xml:space="preserve">, 1976); otras</w:t>
+      </w:r>
+      <w:r>
+        <w:br/>
+      </w:r>
+      <w:r>
+        <w:t xml:space="preserve">II. Problema de agencia y riesgo moral</w:t>
+      </w:r>
+      <w:r>
+        <w:br/>
+      </w:r>
+      <w:r>
+        <w:t xml:space="preserve">1. Definición: acción oculta + conflicto + riesgo y aversión</w:t>
+      </w:r>
+      <w:r>
+        <w:br/>
+      </w:r>
+      <w:r>
+        <w:t xml:space="preserve">2. Asignación: principal-agente: observable (PC; neutrales, averso, aversos) / inobservable (</w:t>
+      </w:r>
+      <m:oMath>
+        <m:r>
+          <m:rPr>
+            <m:sty m:val="p"/>
+          </m:rPr>
+          <m:t>P</m:t>
+        </m:r>
+        <m:r>
+          <m:rPr>
+            <m:sty m:val="p"/>
+          </m:rPr>
+          <m:t>C</m:t>
+        </m:r>
+        <m:r>
+          <m:rPr>
+            <m:sty m:val="p"/>
+          </m:rPr>
+          <m:t>+</m:t>
+        </m:r>
+        <m:r>
+          <m:rPr>
+            <m:sty m:val="p"/>
+          </m:rPr>
+          <m:t>I</m:t>
+        </m:r>
+        <m:r>
+          <m:rPr>
+            <m:sty m:val="p"/>
+          </m:rPr>
+          <m:t>C</m:t>
+        </m:r>
+      </m:oMath>
+      <w:r>
+        <w:t xml:space="preserve">; neutrales, averso)</w:t>
+      </w:r>
+      <w:r>
+        <w:t xml:space="preserve"> </w:t>
+      </w:r>
+      <m:oMath>
+        <m:r>
+          <m:rPr>
+            <m:sty m:val="p"/>
+          </m:rPr>
+          <m:t>⇒</m:t>
+        </m:r>
+      </m:oMath>
+      <w:r>
+        <w:t xml:space="preserve"> </w:t>
+      </w:r>
+      <w:r>
+        <w:t xml:space="preserve">coste de agencia</w:t>
+      </w:r>
+      <w:r>
+        <w:br/>
+      </w:r>
+      <w:r>
+        <w:t xml:space="preserve">3. Soluciones: de la teoría de la agencia; otras</w:t>
+      </w:r>
+      <w:r>
+        <w:br/>
+      </w:r>
+      <w:r>
+        <w:t xml:space="preserve">III. Selección adversa y riesgo moral a la vez</w:t>
+      </w:r>
+      <w:r>
+        <w:br/>
+      </w:r>
+      <w:r>
+        <w:t xml:space="preserve">1. Idea: no son excluyentes</w:t>
+      </w:r>
+      <w:r>
+        <w:br/>
+      </w:r>
+      <w:r>
+        <w:t xml:space="preserve">2. Racionamiento del crédito (</w:t>
+      </w:r>
+      <w:r>
+        <w:rPr>
+          <w:smallCaps/>
+        </w:rPr>
+        <w:t xml:space="preserve">Stiglitz</w:t>
+      </w:r>
+      <w:r>
+        <w:t xml:space="preserve">-</w:t>
+      </w:r>
+      <w:r>
+        <w:rPr>
+          <w:smallCaps/>
+        </w:rPr>
+        <w:t xml:space="preserve">Weiss</w:t>
+      </w:r>
+      <w:r>
+        <w:t xml:space="preserve">, 1981)</w:t>
+      </w:r>
+      <w:r>
+        <w:br/>
+      </w:r>
+      <w:r>
+        <w:t xml:space="preserve">Conclusión</w:t>
+      </w:r>
+    </w:p>
+    <w:p>
+      <w:pPr>
+        <w:pStyle w:val="Notaalopositor"/>
+        <w:keepLines/>
+      </w:pPr>
+      <w:r>
+        <w:rPr>
+          <w:b/>
+          <w:bCs/>
+        </w:rPr>
+        <w:t xml:space="preserve">Nota al opositor. </w:t>
+      </w:r>
+      <w:r>
+        <w:t xml:space="preserve">La exposición va de la información oculta antes del contrato (</w:t>
+      </w:r>
+      <w:hyperlink w:anchor="sec_seleccion_adversa">
+        <w:r>
+          <w:rPr>
+            <w:rStyle w:val="Hyperlink"/>
+          </w:rPr>
+          <w:t xml:space="preserve">I</w:t>
         </w:r>
       </w:hyperlink>
       <w:r>
-        <w:t xml:space="preserve">)</w:t>
-      </w:r>
-      <w:r>
-        <w:t xml:space="preserve">.</w:t>
-      </w:r>
-    </w:p>
-    <w:p>
-      <w:pPr>
-        <w:numPr>
-          <w:ilvl w:val="1"/>
-          <w:numId w:val="1016"/>
-        </w:numPr>
-      </w:pPr>
+        <w:t xml:space="preserve">) a la acción oculta después del contrato (</w:t>
+      </w:r>
+      <w:hyperlink w:anchor="sec_agencia_riesgo_moral">
+        <w:r>
+          <w:rPr>
+            <w:rStyle w:val="Hyperlink"/>
+          </w:rPr>
+          <w:t xml:space="preserve">II</w:t>
+        </w:r>
+      </w:hyperlink>
+      <w:r>
+        <w:t xml:space="preserve">) y a los 2 problemas juntos en el mercado de crédito (</w:t>
+      </w:r>
+      <w:hyperlink w:anchor="sec_sa_rm_a_la_vez">
+        <w:r>
+          <w:rPr>
+            <w:rStyle w:val="Hyperlink"/>
+          </w:rPr>
+          <w:t xml:space="preserve">III</w:t>
+        </w:r>
+      </w:hyperlink>
+      <w:r>
+        <w:t xml:space="preserve">). Reparto del cante: introducción, 2′30″; I, 12′ (I.1, 1′; I.2, 2′; I.3, 9′: señalización, 3′30″; autoselección, 5′; otras soluciones, 0′30″); II, 12′ (II.1, 1′30″; II.2, 8′30″; II.3, 2′); III, 2′30″ (III.1, 0′30″; III.2, 2′), y conclusión, 1′. La tabla de clasificación sirve de apoyo y no se escribe. Los gráficos imprescindibles se construyen paso a paso: la señalización de</w:t>
+      </w:r>
+      <w:r>
+        <w:t xml:space="preserve"> </w:t>
+      </w:r>
+      <w:r>
+        <w:rPr>
+          <w:smallCaps/>
+        </w:rPr>
+        <w:t xml:space="preserve">Spence</w:t>
+      </w:r>
+      <w:r>
+        <w:t xml:space="preserve">, desde el problema de</w:t>
+      </w:r>
+      <w:r>
+        <w:t xml:space="preserve"> </w:t>
+      </w:r>
+      <w:r>
+        <w:rPr>
+          <w:smallCaps/>
+        </w:rPr>
+        <w:t xml:space="preserve">Akerlof</w:t>
+      </w:r>
+      <w:r>
+        <w:t xml:space="preserve"> </w:t>
+      </w:r>
+      <w:r>
+        <w:t xml:space="preserve">en el mercado de trabajo (gráficos </w:t>
+      </w:r>
+      <w:hyperlink w:anchor="fig_spence_a">
+        <w:r>
+          <w:rPr>
+            <w:rStyle w:val="Hyperlink"/>
+          </w:rPr>
+          <w:t xml:space="preserve">2</w:t>
+        </w:r>
+      </w:hyperlink>
+      <w:r>
+        <w:t xml:space="preserve"> </w:t>
+      </w:r>
+      <w:r>
+        <w:t xml:space="preserve">a </w:t>
+      </w:r>
+      <w:hyperlink w:anchor="fig_spence">
+        <w:r>
+          <w:rPr>
+            <w:rStyle w:val="Hyperlink"/>
+          </w:rPr>
+          <w:t xml:space="preserve">6</w:t>
+        </w:r>
+      </w:hyperlink>
+      <w:r>
+        <w:t xml:space="preserve">); el seguro de</w:t>
+      </w:r>
+      <w:r>
+        <w:t xml:space="preserve"> </w:t>
+      </w:r>
+      <w:r>
+        <w:rPr>
+          <w:smallCaps/>
+        </w:rPr>
+        <w:t xml:space="preserve">Rothschild</w:t>
+      </w:r>
+      <w:r>
+        <w:t xml:space="preserve"> </w:t>
+      </w:r>
+      <w:r>
+        <w:t xml:space="preserve">y</w:t>
+      </w:r>
+      <w:r>
+        <w:t xml:space="preserve"> </w:t>
+      </w:r>
+      <w:r>
+        <w:rPr>
+          <w:smallCaps/>
+        </w:rPr>
+        <w:t xml:space="preserve">Stiglitz</w:t>
+      </w:r>
+      <w:r>
+        <w:t xml:space="preserve">, de la heterogeneidad a la inexistencia (gráficos </w:t>
+      </w:r>
+      <w:hyperlink w:anchor="fig_rs_a">
+        <w:r>
+          <w:rPr>
+            <w:rStyle w:val="Hyperlink"/>
+          </w:rPr>
+          <w:t xml:space="preserve">8</w:t>
+        </w:r>
+      </w:hyperlink>
+      <w:r>
+        <w:t xml:space="preserve"> </w:t>
+      </w:r>
+      <w:r>
+        <w:t xml:space="preserve">a </w:t>
+      </w:r>
+      <w:hyperlink w:anchor="fig_rs_inexistencia">
+        <w:r>
+          <w:rPr>
+            <w:rStyle w:val="Hyperlink"/>
+          </w:rPr>
+          <w:t xml:space="preserve">14</w:t>
+        </w:r>
+      </w:hyperlink>
+      <w:r>
+        <w:t xml:space="preserve">); la caja del principal-agente en sus 5 casos (gráficos </w:t>
+      </w:r>
+      <w:hyperlink w:anchor="fig_pa_neutrales_a">
+        <w:r>
+          <w:rPr>
+            <w:rStyle w:val="Hyperlink"/>
+          </w:rPr>
+          <w:t xml:space="preserve">15</w:t>
+        </w:r>
+      </w:hyperlink>
+      <w:r>
+        <w:t xml:space="preserve"> </w:t>
+      </w:r>
+      <w:r>
+        <w:t xml:space="preserve">a </w:t>
+      </w:r>
+      <w:hyperlink w:anchor="fig_principal_agente">
+        <w:r>
+          <w:rPr>
+            <w:rStyle w:val="Hyperlink"/>
+          </w:rPr>
+          <w:t xml:space="preserve">19</w:t>
+        </w:r>
+      </w:hyperlink>
+      <w:r>
+        <w:t xml:space="preserve">), y los 2 paneles de</w:t>
+      </w:r>
+      <w:r>
+        <w:t xml:space="preserve"> </w:t>
+      </w:r>
+      <w:r>
+        <w:rPr>
+          <w:smallCaps/>
+        </w:rPr>
+        <w:t xml:space="preserve">Stiglitz</w:t>
+      </w:r>
+      <w:r>
+        <w:t xml:space="preserve"> </w:t>
+      </w:r>
+      <w:r>
+        <w:t xml:space="preserve">y</w:t>
+      </w:r>
+      <w:r>
+        <w:t xml:space="preserve"> </w:t>
+      </w:r>
+      <w:r>
+        <w:rPr>
+          <w:smallCaps/>
+        </w:rPr>
+        <w:t xml:space="preserve">Weiss</w:t>
+      </w:r>
+      <w:r>
+        <w:t xml:space="preserve">. En el principal-agente, la pizarra se divide en 2: a la izquierda, la resolución analítica (el programa y sus condiciones de primer orden, que cambian al pasar de esfuerzo observable a inobservable); a la derecha, la gráfica, que pasa por los 5 casos. El programa del principal (</w:t>
+      </w:r>
+      <w:hyperlink w:anchor="eq_principal_agente">
+        <w:r>
+          <w:rPr>
+            <w:rStyle w:val="Hyperlink"/>
+          </w:rPr>
+          <w:t xml:space="preserve">8</w:t>
+        </w:r>
+      </w:hyperlink>
+      <w:r>
+        <w:t xml:space="preserve">) se queda en la pizarra hasta el final. Conviene escribir este esquema en la pizarra al empezar.</w:t>
+      </w:r>
+    </w:p>
+    <w:bookmarkEnd w:id="35"/>
+    <w:bookmarkStart w:id="142" w:name="sec_seleccion_adversa"/>
+    <w:p>
+      <w:pPr>
+        <w:pStyle w:val="Heading1"/>
+      </w:pPr>
+      <w:r>
+        <w:t xml:space="preserve">I.</w:t>
+      </w:r>
+      <w:r>
+        <w:t xml:space="preserve"> </w:t>
+      </w:r>
+      <w:r>
+        <w:t xml:space="preserve">Selección adversa</w:t>
+      </w:r>
+      <w:r>
+        <w:t xml:space="preserve"> </w:t>
+      </w:r>
+      <w:r>
+        <w:rPr>
+          <w:rStyle w:val="Minutos"/>
+        </w:rPr>
+        <w:t xml:space="preserve">12′</w:t>
+      </w:r>
+    </w:p>
+    <w:p>
+      <w:pPr>
+        <w:pStyle w:val="Notaalopositor"/>
+        <w:keepLines/>
+      </w:pPr>
+      <w:r>
+        <w:rPr>
+          <w:b/>
+          <w:bCs/>
+        </w:rPr>
+        <w:t xml:space="preserve">Nota al opositor. </w:t>
+      </w:r>
+      <w:r>
+        <w:t xml:space="preserve">En el cante: la definición y la terna de condiciones, con las aplicaciones en una frase (1′);</w:t>
+      </w:r>
+      <w:r>
+        <w:t xml:space="preserve"> </w:t>
+      </w:r>
+      <w:r>
+        <w:rPr>
+          <w:smallCaps/>
+        </w:rPr>
+        <w:t xml:space="preserve">Akerlof</w:t>
+      </w:r>
+      <w:r>
+        <w:t xml:space="preserve"> </w:t>
+      </w:r>
+      <w:r>
+        <w:t xml:space="preserve">con los números del ejemplo y su conclusión de eficiencia (2′); la señalización, con el gráfico construido paso a paso desde el problema de</w:t>
+      </w:r>
+      <w:r>
+        <w:t xml:space="preserve"> </w:t>
+      </w:r>
+      <w:r>
+        <w:rPr>
+          <w:smallCaps/>
+        </w:rPr>
+        <w:t xml:space="preserve">Akerlof</w:t>
+      </w:r>
+      <w:r>
+        <w:t xml:space="preserve"> </w:t>
+      </w:r>
+      <w:r>
+        <w:t xml:space="preserve">en el mercado de trabajo, la doble desigualdad y el criterio intuitivo (3′30″); la autoselección con el resumen del seguro con información simétrica en 2 frases y, con un gráfico para cada paso, la heterogeneidad, el</w:t>
+      </w:r>
+      <w:r>
+        <w:t xml:space="preserve"> </w:t>
+      </w:r>
       <w:r>
         <w:rPr>
           <w:i/>
           <w:iCs/>
         </w:rPr>
-        <w:t xml:space="preserve">Mercado de trabajo</w:t>
-      </w:r>
-      <w:r>
-        <w:t xml:space="preserve">: la empresa no conoce la productividad del trabajador</w:t>
-      </w:r>
-      <w:r>
-        <w:t xml:space="preserve"> </w:t>
-      </w:r>
-      <w:r>
-        <w:t xml:space="preserve">(</w:t>
-      </w:r>
-      <w:hyperlink w:anchor="ref_Spence1973Job">
-        <w:r>
-          <w:rPr>
-            <w:rStyle w:val="Hyperlink"/>
-            <w:smallCaps/>
-          </w:rPr>
-          <w:t xml:space="preserve">Spence</w:t>
-        </w:r>
-        <w:r>
-          <w:rPr>
-            <w:rStyle w:val="Hyperlink"/>
-          </w:rPr>
-          <w:t xml:space="preserve">, 1973</w:t>
-        </w:r>
-      </w:hyperlink>
-      <w:r>
-        <w:t xml:space="preserve">)</w:t>
-      </w:r>
-      <w:r>
-        <w:t xml:space="preserve">.</w:t>
-      </w:r>
-    </w:p>
-    <w:p>
-      <w:pPr>
-        <w:numPr>
-          <w:ilvl w:val="1"/>
-          <w:numId w:val="1016"/>
-        </w:numPr>
-      </w:pPr>
-      <w:r>
-        <w:rPr>
-          <w:i/>
-          <w:iCs/>
-        </w:rPr>
-        <w:t xml:space="preserve">Seguros</w:t>
-      </w:r>
-      <w:r>
-        <w:t xml:space="preserve">: la aseguradora no conoce el riesgo de cada cliente</w:t>
-      </w:r>
-      <w:r>
-        <w:t xml:space="preserve"> </w:t>
-      </w:r>
-      <w:r>
-        <w:t xml:space="preserve">(</w:t>
-      </w:r>
-      <w:hyperlink w:anchor="ref_RothschildStiglitz1976Equilibrium">
-        <w:r>
-          <w:rPr>
-            <w:rStyle w:val="Hyperlink"/>
-            <w:smallCaps/>
-          </w:rPr>
-          <w:t xml:space="preserve">Rothschild</w:t>
-        </w:r>
-        <w:r>
-          <w:rPr>
-            <w:rStyle w:val="Hyperlink"/>
-          </w:rPr>
-          <w:t xml:space="preserve"> </w:t>
-        </w:r>
-        <w:r>
-          <w:rPr>
-            <w:rStyle w:val="Hyperlink"/>
-          </w:rPr>
-          <w:t xml:space="preserve">y</w:t>
-        </w:r>
-        <w:r>
-          <w:rPr>
-            <w:rStyle w:val="Hyperlink"/>
-          </w:rPr>
-          <w:t xml:space="preserve"> </w:t>
-        </w:r>
-        <w:r>
-          <w:rPr>
-            <w:rStyle w:val="Hyperlink"/>
-            <w:smallCaps/>
-          </w:rPr>
-          <w:t xml:space="preserve">Stiglitz</w:t>
-        </w:r>
-        <w:r>
-          <w:rPr>
-            <w:rStyle w:val="Hyperlink"/>
-          </w:rPr>
-          <w:t xml:space="preserve">, 1976</w:t>
-        </w:r>
-      </w:hyperlink>
-      <w:r>
-        <w:t xml:space="preserve">;</w:t>
-      </w:r>
-      <w:r>
-        <w:t xml:space="preserve"> </w:t>
-      </w:r>
-      <w:hyperlink w:anchor="ref_Wilson1977Model">
-        <w:r>
-          <w:rPr>
-            <w:rStyle w:val="Hyperlink"/>
-          </w:rPr>
-          <w:t xml:space="preserve">C.</w:t>
-        </w:r>
-        <w:r>
-          <w:rPr>
-            <w:rStyle w:val="Hyperlink"/>
-          </w:rPr>
-          <w:t xml:space="preserve"> </w:t>
-        </w:r>
-        <w:r>
-          <w:rPr>
-            <w:rStyle w:val="Hyperlink"/>
-            <w:smallCaps/>
-          </w:rPr>
-          <w:t xml:space="preserve">Wilson</w:t>
-        </w:r>
-        <w:r>
-          <w:rPr>
-            <w:rStyle w:val="Hyperlink"/>
-          </w:rPr>
-          <w:t xml:space="preserve">, 1977</w:t>
-        </w:r>
-      </w:hyperlink>
-      <w:r>
-        <w:t xml:space="preserve">)</w:t>
-      </w:r>
-      <w:r>
-        <w:t xml:space="preserve">.</w:t>
-      </w:r>
-    </w:p>
-    <w:p>
-      <w:pPr>
-        <w:numPr>
-          <w:ilvl w:val="1"/>
-          <w:numId w:val="1016"/>
-        </w:numPr>
-      </w:pPr>
-      <w:r>
-        <w:rPr>
-          <w:i/>
-          <w:iCs/>
-        </w:rPr>
-        <w:t xml:space="preserve">Dinero</w:t>
-      </w:r>
-      <w:r>
-        <w:t xml:space="preserve">: la moneda de peor ley expulsa a la buena de la circulación (ley de</w:t>
+        <w:t xml:space="preserve">first best</w:t>
+      </w:r>
+      <w:r>
+        <w:t xml:space="preserve"> </w:t>
+      </w:r>
+      <w:r>
+        <w:t xml:space="preserve">que no se puede alcanzar, la prima media que no se sostiene, el separador y su posible inexistencia, y la discriminación de segundo grado en una frase (5′), y las otras soluciones en una lista corta (0′30″). Los juegos bayesianos, la versión continua de</w:t>
       </w:r>
       <w:r>
         <w:t xml:space="preserve"> </w:t>
@@ -4387,65 +4010,10 @@
         <w:rPr>
           <w:smallCaps/>
         </w:rPr>
-        <w:t xml:space="preserve">Gresham</w:t>
-      </w:r>
-      <w:r>
-        <w:t xml:space="preserve">).</w:t>
-      </w:r>
-    </w:p>
-    <w:p>
-      <w:pPr>
-        <w:numPr>
-          <w:ilvl w:val="1"/>
-          <w:numId w:val="1016"/>
-        </w:numPr>
-      </w:pPr>
-      <w:r>
-        <w:rPr>
-          <w:i/>
-          <w:iCs/>
-        </w:rPr>
-        <w:t xml:space="preserve">Finanzas de la empresa</w:t>
-      </w:r>
-      <w:r>
-        <w:t xml:space="preserve">: los dividendos pueden ser una señal de solvencia</w:t>
-      </w:r>
-      <w:r>
-        <w:t xml:space="preserve"> </w:t>
-      </w:r>
-      <w:r>
-        <w:t xml:space="preserve">(</w:t>
-      </w:r>
-      <w:hyperlink w:anchor="ref_Bhattacharya1979Imperfect">
-        <w:r>
-          <w:rPr>
-            <w:rStyle w:val="Hyperlink"/>
-            <w:smallCaps/>
-          </w:rPr>
-          <w:t xml:space="preserve">Bhattacharya</w:t>
-        </w:r>
-        <w:r>
-          <w:rPr>
-            <w:rStyle w:val="Hyperlink"/>
-          </w:rPr>
-          <w:t xml:space="preserve">, 1979</w:t>
-        </w:r>
-      </w:hyperlink>
-      <w:r>
-        <w:t xml:space="preserve">)</w:t>
-      </w:r>
-      <w:r>
-        <w:t xml:space="preserve">, y la emisión de acciones, una mala señal que lleva a preferir la autofinanciación y la deuda (</w:t>
-      </w:r>
-      <w:r>
-        <w:rPr>
-          <w:i/>
-          <w:iCs/>
-        </w:rPr>
-        <w:t xml:space="preserve">teoría del orden jerárquico</w:t>
-      </w:r>
-      <w:r>
-        <w:t xml:space="preserve">,</w:t>
+        <w:t xml:space="preserve">Akerlof</w:t>
+      </w:r>
+      <w:r>
+        <w:t xml:space="preserve">, los equilibrios de</w:t>
       </w:r>
       <w:r>
         <w:t xml:space="preserve"> </w:t>
@@ -4454,7 +4022,7 @@
         <w:rPr>
           <w:smallCaps/>
         </w:rPr>
-        <w:t xml:space="preserve">Myers</w:t>
+        <w:t xml:space="preserve">Wilson</w:t>
       </w:r>
       <w:r>
         <w:t xml:space="preserve"> </w:t>
@@ -4469,442 +4037,13 @@
         <w:rPr>
           <w:smallCaps/>
         </w:rPr>
-        <w:t xml:space="preserve">Majluf</w:t>
-      </w:r>
-      <w:r>
-        <w:t xml:space="preserve"> </w:t>
-      </w:r>
-      <w:r>
-        <w:t xml:space="preserve">(</w:t>
-      </w:r>
-      <w:hyperlink w:anchor="ref_MyersMajluf1984Corporate">
-        <w:r>
-          <w:rPr>
-            <w:rStyle w:val="Hyperlink"/>
-          </w:rPr>
-          <w:t xml:space="preserve">1984</w:t>
-        </w:r>
-      </w:hyperlink>
-      <w:r>
-        <w:t xml:space="preserve">)</w:t>
-      </w:r>
-      <w:r>
-        <w:t xml:space="preserve">)</w:t>
-      </w:r>
-      <w:r>
-        <w:t xml:space="preserve"> </w:t>
-      </w:r>
-      <w:hyperlink r:id="rId37">
-        <w:r>
-          <w:rPr>
-            <w:rStyle w:val="Referenciaatema"/>
-          </w:rPr>
-          <w:t xml:space="preserve">[ver tema 3.B.3]</w:t>
-        </w:r>
-      </w:hyperlink>
-      <w:r>
-        <w:t xml:space="preserve">.</w:t>
-      </w:r>
-    </w:p>
-    <w:p>
-      <w:pPr>
-        <w:numPr>
-          <w:ilvl w:val="1"/>
-          <w:numId w:val="1016"/>
-        </w:numPr>
-      </w:pPr>
-      <w:r>
-        <w:rPr>
-          <w:i/>
-          <w:iCs/>
-        </w:rPr>
-        <w:t xml:space="preserve">Organización industrial</w:t>
-      </w:r>
-      <w:r>
-        <w:t xml:space="preserve">: el entrante potencial no conoce los costes del instalado, que puede fijar un precio bajo para señalizar que sus costes son bajos</w:t>
-      </w:r>
-      <w:r>
-        <w:t xml:space="preserve"> </w:t>
-      </w:r>
-      <w:r>
-        <w:t xml:space="preserve">(</w:t>
-      </w:r>
-      <w:hyperlink w:anchor="ref_MilgromRoberts1982Limit">
-        <w:r>
-          <w:rPr>
-            <w:rStyle w:val="Hyperlink"/>
-          </w:rPr>
-          <w:t xml:space="preserve">P.</w:t>
-        </w:r>
-        <w:r>
-          <w:rPr>
-            <w:rStyle w:val="Hyperlink"/>
-          </w:rPr>
-          <w:t xml:space="preserve"> </w:t>
-        </w:r>
-        <w:r>
-          <w:rPr>
-            <w:rStyle w:val="Hyperlink"/>
-            <w:smallCaps/>
-          </w:rPr>
-          <w:t xml:space="preserve">Milgrom</w:t>
-        </w:r>
-        <w:r>
-          <w:rPr>
-            <w:rStyle w:val="Hyperlink"/>
-          </w:rPr>
-          <w:t xml:space="preserve"> </w:t>
-        </w:r>
-        <w:r>
-          <w:rPr>
-            <w:rStyle w:val="Hyperlink"/>
-          </w:rPr>
-          <w:t xml:space="preserve">y</w:t>
-        </w:r>
-        <w:r>
-          <w:rPr>
-            <w:rStyle w:val="Hyperlink"/>
-          </w:rPr>
-          <w:t xml:space="preserve"> </w:t>
-        </w:r>
-        <w:r>
-          <w:rPr>
-            <w:rStyle w:val="Hyperlink"/>
-            <w:smallCaps/>
-          </w:rPr>
-          <w:t xml:space="preserve">Roberts</w:t>
-        </w:r>
-        <w:r>
-          <w:rPr>
-            <w:rStyle w:val="Hyperlink"/>
-          </w:rPr>
-          <w:t xml:space="preserve">, 1982</w:t>
-        </w:r>
-      </w:hyperlink>
-      <w:r>
-        <w:t xml:space="preserve">)</w:t>
-      </w:r>
-      <w:r>
-        <w:t xml:space="preserve"> </w:t>
-      </w:r>
-      <w:hyperlink r:id="rId38">
-        <w:r>
-          <w:rPr>
-            <w:rStyle w:val="Referenciaatema"/>
-          </w:rPr>
-          <w:t xml:space="preserve">[ver tema 3.A.15]</w:t>
-        </w:r>
-      </w:hyperlink>
-      <w:r>
-        <w:t xml:space="preserve">; en el equilibrio separador la señal baja el precio, pero no disuade más entrada que la que habría con información completa.</w:t>
-      </w:r>
-    </w:p>
-    <w:p>
-      <w:pPr>
-        <w:numPr>
-          <w:ilvl w:val="1"/>
-          <w:numId w:val="1016"/>
-        </w:numPr>
-      </w:pPr>
-      <w:r>
-        <w:rPr>
-          <w:i/>
-          <w:iCs/>
-        </w:rPr>
-        <w:t xml:space="preserve">Teoría de la regulación</w:t>
-      </w:r>
-      <w:r>
-        <w:t xml:space="preserve">: el regulador no conoce los costes de la empresa regulada, que tiene incentivos a declararlos más altos y a esforzarse poco en reducirlos; el regulador ofrece un menú de contratos que equilibra eficiencia y renta informativa</w:t>
-      </w:r>
-      <w:r>
-        <w:t xml:space="preserve"> </w:t>
-      </w:r>
-      <w:r>
-        <w:t xml:space="preserve">(</w:t>
-      </w:r>
-      <w:hyperlink w:anchor="ref_LaffontTirole1993Theory">
-        <w:r>
-          <w:rPr>
-            <w:rStyle w:val="Hyperlink"/>
-            <w:smallCaps/>
-          </w:rPr>
-          <w:t xml:space="preserve">Laffont</w:t>
-        </w:r>
-        <w:r>
-          <w:rPr>
-            <w:rStyle w:val="Hyperlink"/>
-          </w:rPr>
-          <w:t xml:space="preserve"> </w:t>
-        </w:r>
-        <w:r>
-          <w:rPr>
-            <w:rStyle w:val="Hyperlink"/>
-          </w:rPr>
-          <w:t xml:space="preserve">y</w:t>
-        </w:r>
-        <w:r>
-          <w:rPr>
-            <w:rStyle w:val="Hyperlink"/>
-          </w:rPr>
-          <w:t xml:space="preserve"> </w:t>
-        </w:r>
-        <w:r>
-          <w:rPr>
-            <w:rStyle w:val="Hyperlink"/>
-            <w:smallCaps/>
-          </w:rPr>
-          <w:t xml:space="preserve">Tirole</w:t>
-        </w:r>
-        <w:r>
-          <w:rPr>
-            <w:rStyle w:val="Hyperlink"/>
-          </w:rPr>
-          <w:t xml:space="preserve">, 1993</w:t>
-        </w:r>
-      </w:hyperlink>
-      <w:r>
-        <w:t xml:space="preserve">)</w:t>
-      </w:r>
-      <w:r>
-        <w:t xml:space="preserve"> </w:t>
-      </w:r>
-      <w:hyperlink r:id="rId27">
-        <w:r>
-          <w:rPr>
-            <w:rStyle w:val="Referenciaatema"/>
-          </w:rPr>
-          <w:t xml:space="preserve">[ver tema 3.A.17]</w:t>
-        </w:r>
-      </w:hyperlink>
-      <w:r>
-        <w:t xml:space="preserve">.</w:t>
-      </w:r>
-    </w:p>
-    <w:p>
-      <w:pPr>
-        <w:numPr>
-          <w:ilvl w:val="1"/>
-          <w:numId w:val="1016"/>
-        </w:numPr>
-      </w:pPr>
-      <w:r>
-        <w:rPr>
-          <w:i/>
-          <w:iCs/>
-        </w:rPr>
-        <w:t xml:space="preserve">Crédito</w:t>
-      </w:r>
-      <w:r>
-        <w:t xml:space="preserve">: el banco no conoce el riesgo del prestatario</w:t>
-      </w:r>
-      <w:r>
-        <w:t xml:space="preserve"> </w:t>
-      </w:r>
-      <w:r>
-        <w:t xml:space="preserve">(</w:t>
-      </w:r>
-      <w:hyperlink w:anchor="ref_StiglitzWeiss1981Credit">
-        <w:r>
-          <w:rPr>
-            <w:rStyle w:val="Hyperlink"/>
-            <w:smallCaps/>
-          </w:rPr>
-          <w:t xml:space="preserve">Stiglitz</w:t>
-        </w:r>
-        <w:r>
-          <w:rPr>
-            <w:rStyle w:val="Hyperlink"/>
-          </w:rPr>
-          <w:t xml:space="preserve"> </w:t>
-        </w:r>
-        <w:r>
-          <w:rPr>
-            <w:rStyle w:val="Hyperlink"/>
-          </w:rPr>
-          <w:t xml:space="preserve">y</w:t>
-        </w:r>
-        <w:r>
-          <w:rPr>
-            <w:rStyle w:val="Hyperlink"/>
-          </w:rPr>
-          <w:t xml:space="preserve"> </w:t>
-        </w:r>
-        <w:r>
-          <w:rPr>
-            <w:rStyle w:val="Hyperlink"/>
-            <w:smallCaps/>
-          </w:rPr>
-          <w:t xml:space="preserve">Weiss</w:t>
-        </w:r>
-        <w:r>
-          <w:rPr>
-            <w:rStyle w:val="Hyperlink"/>
-          </w:rPr>
-          <w:t xml:space="preserve">, 1981</w:t>
-        </w:r>
-      </w:hyperlink>
-      <w:r>
-        <w:t xml:space="preserve">)</w:t>
-      </w:r>
-      <w:r>
-        <w:t xml:space="preserve"> </w:t>
-      </w:r>
-      <w:r>
-        <w:t xml:space="preserve">(bloque </w:t>
-      </w:r>
-      <w:hyperlink w:anchor="sec_sa_rm_a_la_vez">
-        <w:r>
-          <w:rPr>
-            <w:rStyle w:val="Hyperlink"/>
-          </w:rPr>
-          <w:t xml:space="preserve">III</w:t>
-        </w:r>
-      </w:hyperlink>
-      <w:r>
-        <w:t xml:space="preserve">).</w:t>
-      </w:r>
-    </w:p>
-    <w:bookmarkEnd w:id="39"/>
-    <w:bookmarkStart w:id="56" w:name="sec_akerlof"/>
-    <w:p>
-      <w:pPr>
-        <w:pStyle w:val="Heading2"/>
-      </w:pPr>
-      <w:r>
-        <w:t xml:space="preserve">I.2.</w:t>
-      </w:r>
-      <w:r>
-        <w:t xml:space="preserve"> </w:t>
-      </w:r>
-      <w:r>
-        <w:t xml:space="preserve">Diferencia entre la asignación competitiva y la asignación óptima:</w:t>
-      </w:r>
-      <w:r>
-        <w:t xml:space="preserve"> </w:t>
-      </w:r>
-      <w:r>
-        <w:rPr>
-          <w:i/>
-          <w:iCs/>
-        </w:rPr>
-        <w:t xml:space="preserve">The Market for «Lemons»</w:t>
-      </w:r>
-      <w:r>
-        <w:t xml:space="preserve"> </w:t>
-      </w:r>
-      <w:r>
-        <w:t xml:space="preserve">(</w:t>
-      </w:r>
-      <w:r>
-        <w:rPr>
-          <w:smallCaps/>
-        </w:rPr>
-        <w:t xml:space="preserve">Akerlof</w:t>
-      </w:r>
-      <w:r>
-        <w:t xml:space="preserve">, 1970)</w:t>
-      </w:r>
-    </w:p>
-    <w:p>
-      <w:pPr>
-        <w:numPr>
-          <w:ilvl w:val="0"/>
-          <w:numId w:val="1017"/>
-        </w:numPr>
-      </w:pPr>
-      <w:r>
-        <w:t xml:space="preserve">Una vez definido el problema, vemos con el ejemplo más famoso cómo aleja la asignación competitiva de la óptima.</w:t>
-      </w:r>
-    </w:p>
-    <w:bookmarkStart w:id="40" w:name="a_idea"/>
-    <w:p>
-      <w:pPr>
-        <w:pStyle w:val="Heading4"/>
-      </w:pPr>
-      <w:r>
-        <w:t xml:space="preserve">a) Idea</w:t>
-      </w:r>
-    </w:p>
-    <w:p>
-      <w:pPr>
-        <w:numPr>
-          <w:ilvl w:val="0"/>
-          <w:numId w:val="1018"/>
-        </w:numPr>
-      </w:pPr>
-      <w:r>
-        <w:rPr>
-          <w:smallCaps/>
-        </w:rPr>
-        <w:t xml:space="preserve">Akerlof</w:t>
-      </w:r>
-      <w:r>
-        <w:t xml:space="preserve"> </w:t>
-      </w:r>
-      <w:r>
-        <w:t xml:space="preserve">(</w:t>
-      </w:r>
-      <w:hyperlink w:anchor="ref_Akerlof1970Market">
-        <w:r>
-          <w:rPr>
-            <w:rStyle w:val="Hyperlink"/>
-          </w:rPr>
-          <w:t xml:space="preserve">1970</w:t>
-        </w:r>
-      </w:hyperlink>
-      <w:r>
-        <w:t xml:space="preserve">)</w:t>
-      </w:r>
-      <w:r>
-        <w:t xml:space="preserve"> </w:t>
-      </w:r>
-      <w:r>
-        <w:t xml:space="preserve">se pregunta por qué un coche casi nuevo pierde tanto valor al salir del concesionario. Su respuesta es que el comprador de un coche usado no sabe si es bueno (un «melocotón»,</w:t>
-      </w:r>
-      <w:r>
-        <w:t xml:space="preserve"> </w:t>
-      </w:r>
-      <w:r>
-        <w:rPr>
-          <w:i/>
-          <w:iCs/>
-        </w:rPr>
-        <w:t xml:space="preserve">peach</w:t>
-      </w:r>
-      <w:r>
-        <w:t xml:space="preserve">) o malo (un «limón»,</w:t>
-      </w:r>
-      <w:r>
-        <w:t xml:space="preserve"> </w:t>
-      </w:r>
-      <w:r>
-        <w:rPr>
-          <w:i/>
-          <w:iCs/>
-        </w:rPr>
-        <w:t xml:space="preserve">lemon</w:t>
-      </w:r>
-      <w:r>
-        <w:t xml:space="preserve">, en la jerga estadounidense), y sospecha de que quien lo vende sabe algo que él no sabe. Es la pregunta de esta exposición en su forma más simple: ¿puede desaparecer un mercado porque el comprador no ve la calidad?</w:t>
-      </w:r>
-    </w:p>
-    <w:bookmarkEnd w:id="40"/>
-    <w:bookmarkStart w:id="51" w:name="b_modelo"/>
-    <w:p>
-      <w:pPr>
-        <w:pStyle w:val="Heading4"/>
-      </w:pPr>
-      <w:r>
-        <w:t xml:space="preserve">b) Modelo</w:t>
-      </w:r>
-    </w:p>
-    <w:bookmarkStart w:id="41" w:name="i_supuestos"/>
-    <w:p>
-      <w:pPr>
-        <w:pStyle w:val="Heading5"/>
-      </w:pPr>
-      <w:r>
-        <w:t xml:space="preserve">i) Supuestos</w:t>
+        <w:t xml:space="preserve">Riley</w:t>
+      </w:r>
+      <w:r>
+        <w:t xml:space="preserve"> </w:t>
+      </w:r>
+      <w:r>
+        <w:t xml:space="preserve">y la evidencia en detalle son de profundización.</w:t>
       </w:r>
     </w:p>
     <w:p>
@@ -4915,28 +4054,54 @@
         </w:numPr>
       </w:pPr>
       <w:r>
-        <w:t xml:space="preserve">Hay coches usados de 2 calidades, la mitad buenos y la mitad malos. Los compradores valoran los buenos en 1.000 € y los malos en 500 €; los vendedores los valoran algo menos, de modo que estarían dispuestos a venderlos por esas cantidades.</w:t>
-      </w:r>
-    </w:p>
-    <w:p>
-      <w:pPr>
-        <w:numPr>
-          <w:ilvl w:val="0"/>
-          <w:numId w:val="1019"/>
-        </w:numPr>
-      </w:pPr>
-      <w:r>
-        <w:t xml:space="preserve">El vendedor conoce la calidad de su coche; el comprador no, hasta que lo compra y lo usa. Los compradores son neutrales al riesgo y conocen la proporción de cada calidad.</w:t>
-      </w:r>
-    </w:p>
-    <w:bookmarkEnd w:id="41"/>
-    <w:bookmarkStart w:id="47" w:name="ii_desarrollo"/>
-    <w:p>
-      <w:pPr>
-        <w:pStyle w:val="Heading5"/>
-      </w:pPr>
-      <w:r>
-        <w:t xml:space="preserve">ii) Desarrollo</w:t>
+        <w:t xml:space="preserve">Empezamos por la asimetría que surge</w:t>
+      </w:r>
+      <w:r>
+        <w:t xml:space="preserve"> </w:t>
+      </w:r>
+      <w:r>
+        <w:rPr>
+          <w:i/>
+          <w:iCs/>
+        </w:rPr>
+        <w:t xml:space="preserve">antes</w:t>
+      </w:r>
+      <w:r>
+        <w:t xml:space="preserve"> </w:t>
+      </w:r>
+      <w:r>
+        <w:t xml:space="preserve">del contrato. La</w:t>
+      </w:r>
+      <w:r>
+        <w:t xml:space="preserve"> </w:t>
+      </w:r>
+      <w:r>
+        <w:rPr>
+          <w:i/>
+          <w:iCs/>
+        </w:rPr>
+        <w:t xml:space="preserve">conclusión anticipada</w:t>
+      </w:r>
+      <w:r>
+        <w:t xml:space="preserve"> </w:t>
+      </w:r>
+      <w:r>
+        <w:t xml:space="preserve">del bloque es que, cuando la calidad es privada, el precio deja de ser una buena señal y el mercado selecciona a los peores; las soluciones (señalizar o filtrar) existen, pero cuestan, y por eso el resultado queda por debajo del óptimo de información perfecta.</w:t>
+      </w:r>
+    </w:p>
+    <w:bookmarkStart w:id="39" w:name="sec_definicion_sa"/>
+    <w:p>
+      <w:pPr>
+        <w:pStyle w:val="Heading2"/>
+      </w:pPr>
+      <w:r>
+        <w:t xml:space="preserve">I.1.</w:t>
+      </w:r>
+      <w:r>
+        <w:t xml:space="preserve"> </w:t>
+      </w:r>
+      <w:r>
+        <w:t xml:space="preserve">Definición</w:t>
       </w:r>
     </w:p>
     <w:p>
@@ -4947,14 +4112,68 @@
         </w:numPr>
       </w:pPr>
       <w:r>
+        <w:t xml:space="preserve">La</w:t>
+      </w:r>
+      <w:r>
+        <w:t xml:space="preserve"> </w:t>
+      </w:r>
+      <w:r>
+        <w:rPr>
+          <w:b/>
+          <w:bCs/>
+        </w:rPr>
+        <w:t xml:space="preserve">selección adversa</w:t>
+      </w:r>
+      <w:r>
+        <w:t xml:space="preserve"> </w:t>
+      </w:r>
+      <w:r>
+        <w:t xml:space="preserve">es un problema de información asimétrica que surge</w:t>
+      </w:r>
+      <w:r>
+        <w:t xml:space="preserve"> </w:t>
+      </w:r>
+      <w:r>
         <w:rPr>
           <w:i/>
           <w:iCs/>
         </w:rPr>
-        <w:t xml:space="preserve">Con información simétrica</w:t>
-      </w:r>
-      <w:r>
-        <w:t xml:space="preserve">, si los compradores pudieran distinguir los melocotones de los limones, habría un mercado para cada calidad, a 1.000 € y a 500 €, y se harían todos los intercambios.</w:t>
+        <w:t xml:space="preserve">antes</w:t>
+      </w:r>
+      <w:r>
+        <w:t xml:space="preserve"> </w:t>
+      </w:r>
+      <w:r>
+        <w:t xml:space="preserve">de la firma del contrato y se debe a</w:t>
+      </w:r>
+      <w:r>
+        <w:t xml:space="preserve"> </w:t>
+      </w:r>
+      <w:r>
+        <w:rPr>
+          <w:i/>
+          <w:iCs/>
+        </w:rPr>
+        <w:t xml:space="preserve">información oculta</w:t>
+      </w:r>
+      <w:r>
+        <w:t xml:space="preserve"> </w:t>
+      </w:r>
+      <w:r>
+        <w:t xml:space="preserve">de una de las partes en presencia de un</w:t>
+      </w:r>
+      <w:r>
+        <w:t xml:space="preserve"> </w:t>
+      </w:r>
+      <w:r>
+        <w:rPr>
+          <w:i/>
+          <w:iCs/>
+        </w:rPr>
+        <w:t xml:space="preserve">conflicto de intereses</w:t>
+      </w:r>
+      <w:r>
+        <w:t xml:space="preserve">.</w:t>
       </w:r>
     </w:p>
     <w:p>
@@ -4966,28 +4185,7 @@
         </w:numPr>
       </w:pPr>
       <w:r>
-        <w:rPr>
-          <w:i/>
-          <w:iCs/>
-        </w:rPr>
-        <w:t xml:space="preserve">Con información asimétrica</w:t>
-      </w:r>
-      <w:r>
-        <w:t xml:space="preserve"> </w:t>
-      </w:r>
-      <w:r>
-        <w:t xml:space="preserve">(gráfico </w:t>
-      </w:r>
-      <w:hyperlink w:anchor="fig_akerlof">
-        <w:r>
-          <w:rPr>
-            <w:rStyle w:val="Hyperlink"/>
-          </w:rPr>
-          <w:t xml:space="preserve">1</w:t>
-        </w:r>
-      </w:hyperlink>
-      <w:r>
-        <w:t xml:space="preserve">):</w:t>
+        <w:t xml:space="preserve">Para que haya selección adversa deben darse 3 condiciones:</w:t>
       </w:r>
     </w:p>
     <w:p>
@@ -4998,7 +4196,14 @@
         </w:numPr>
       </w:pPr>
       <w:r>
-        <w:t xml:space="preserve">Si los compradores creen que cada coche es bueno o malo con la misma probabilidad, estarán dispuestos a pagar su valor esperado: 750 €.</w:t>
+        <w:rPr>
+          <w:i/>
+          <w:iCs/>
+        </w:rPr>
+        <w:t xml:space="preserve">Información oculta</w:t>
+      </w:r>
+      <w:r>
+        <w:t xml:space="preserve">: una característica de una de las partes que la otra no observa (la calidad del coche, la productividad del trabajador, el riesgo del asegurado).</w:t>
       </w:r>
     </w:p>
     <w:p>
@@ -5009,7 +4214,14 @@
         </w:numPr>
       </w:pPr>
       <w:r>
-        <w:t xml:space="preserve">Pero a 750 € solo venden los dueños de limones; los de melocotones, que valoran su coche en casi 1.000 €, se lo quedan.</w:t>
+        <w:rPr>
+          <w:i/>
+          <w:iCs/>
+        </w:rPr>
+        <w:t xml:space="preserve">Heterogeneidad</w:t>
+      </w:r>
+      <w:r>
+        <w:t xml:space="preserve">: si todos fueran iguales, no habría nada que distinguir, y un trato uniforme no tendría coste de eficiencia.</w:t>
       </w:r>
     </w:p>
     <w:p>
@@ -5020,27 +4232,1069 @@
         </w:numPr>
       </w:pPr>
       <w:r>
-        <w:t xml:space="preserve">Sabiéndolo, los compradores racionales solo pagan 500 €, porque recibirán un limón:</w:t>
-      </w:r>
-      <w:r>
-        <w:t xml:space="preserve"> </w:t>
-      </w:r>
-      <w:r>
         <w:rPr>
           <w:i/>
           <w:iCs/>
         </w:rPr>
-        <w:t xml:space="preserve">en equilibrio solo se venden limones</w:t>
-      </w:r>
-      <w:r>
-        <w:t xml:space="preserve">.</w:t>
-      </w:r>
-    </w:p>
-    <w:p>
-      <w:pPr>
+        <w:t xml:space="preserve">Conflicto de intereses</w:t>
+      </w:r>
+      <w:r>
+        <w:t xml:space="preserve">: la parte informada no tiene interés en revelarlo; si lo tuviera, lo diría y la asimetría desaparecería.</w:t>
+      </w:r>
+    </w:p>
+    <w:p>
+      <w:pPr>
+        <w:keepNext/>
         <w:numPr>
           <w:ilvl w:val="0"/>
           <w:numId w:val="1020"/>
+        </w:numPr>
+      </w:pPr>
+      <w:r>
+        <w:t xml:space="preserve">La selección adversa se analiza con los</w:t>
+      </w:r>
+      <w:r>
+        <w:t xml:space="preserve"> </w:t>
+      </w:r>
+      <w:r>
+        <w:rPr>
+          <w:b/>
+          <w:bCs/>
+        </w:rPr>
+        <w:t xml:space="preserve">juegos bayesianos</w:t>
+      </w:r>
+      <w:r>
+        <w:t xml:space="preserve"> </w:t>
+      </w:r>
+      <w:r>
+        <w:t xml:space="preserve">(</w:t>
+      </w:r>
+      <w:hyperlink w:anchor="ref_Harsanyi1967Games">
+        <w:r>
+          <w:rPr>
+            <w:rStyle w:val="Hyperlink"/>
+            <w:smallCaps/>
+          </w:rPr>
+          <w:t xml:space="preserve">Harsanyi</w:t>
+        </w:r>
+        <w:r>
+          <w:rPr>
+            <w:rStyle w:val="Hyperlink"/>
+          </w:rPr>
+          <w:t xml:space="preserve">, 1967–1968</w:t>
+        </w:r>
+      </w:hyperlink>
+      <w:r>
+        <w:t xml:space="preserve">)</w:t>
+      </w:r>
+      <w:r>
+        <w:t xml:space="preserve">: cada agente conoce su tipo y todos conocen la distribución de los tipos, que es</w:t>
+      </w:r>
+      <w:r>
+        <w:t xml:space="preserve"> </w:t>
+      </w:r>
+      <w:r>
+        <w:rPr>
+          <w:i/>
+          <w:iCs/>
+        </w:rPr>
+        <w:t xml:space="preserve">conocimiento común</w:t>
+      </w:r>
+      <w:r>
+        <w:t xml:space="preserve">.</w:t>
+      </w:r>
+      <w:r>
+        <w:rPr>
+          <w:rStyle w:val="FootnoteReference"/>
+        </w:rPr>
+        <w:footnoteReference w:id="36"/>
+      </w:r>
+      <w:r>
+        <w:t xml:space="preserve"> </w:t>
+      </w:r>
+      <w:r>
+        <w:t xml:space="preserve">El concepto de solución es el equilibrio bayesiano de</w:t>
+      </w:r>
+      <w:r>
+        <w:t xml:space="preserve"> </w:t>
+      </w:r>
+      <w:r>
+        <w:rPr>
+          <w:smallCaps/>
+        </w:rPr>
+        <w:t xml:space="preserve">Nash</w:t>
+      </w:r>
+      <w:r>
+        <w:t xml:space="preserve"> </w:t>
+      </w:r>
+      <w:r>
+        <w:t xml:space="preserve">o, si el juego tiene varias etapas, el equilibrio bayesiano perfecto</w:t>
+      </w:r>
+      <w:r>
+        <w:t xml:space="preserve"> </w:t>
+      </w:r>
+      <w:hyperlink r:id="rId25">
+        <w:r>
+          <w:rPr>
+            <w:rStyle w:val="Referenciaatema"/>
+          </w:rPr>
+          <w:t xml:space="preserve">[ver tema 3.A.14]</w:t>
+        </w:r>
+      </w:hyperlink>
+      <w:r>
+        <w:t xml:space="preserve">.</w:t>
+      </w:r>
+    </w:p>
+    <w:p>
+      <w:pPr>
+        <w:numPr>
+          <w:ilvl w:val="1"/>
+          <w:numId w:val="1022"/>
+        </w:numPr>
+      </w:pPr>
+      <w:r>
+        <w:t xml:space="preserve">El supuesto de conocimiento común es exigente, y los resultados dependen mucho de los detalles del juego: es la crítica que se conoce como</w:t>
+      </w:r>
+      <w:r>
+        <w:t xml:space="preserve"> </w:t>
+      </w:r>
+      <w:r>
+        <w:rPr>
+          <w:i/>
+          <w:iCs/>
+        </w:rPr>
+        <w:t xml:space="preserve">doctrina de Wilson</w:t>
+      </w:r>
+      <w:r>
+        <w:t xml:space="preserve"> </w:t>
+      </w:r>
+      <w:r>
+        <w:t xml:space="preserve">(</w:t>
+      </w:r>
+      <w:hyperlink w:anchor="ref_Wilson1987Game">
+        <w:r>
+          <w:rPr>
+            <w:rStyle w:val="Hyperlink"/>
+          </w:rPr>
+          <w:t xml:space="preserve">R.</w:t>
+        </w:r>
+        <w:r>
+          <w:rPr>
+            <w:rStyle w:val="Hyperlink"/>
+          </w:rPr>
+          <w:t xml:space="preserve"> </w:t>
+        </w:r>
+        <w:r>
+          <w:rPr>
+            <w:rStyle w:val="Hyperlink"/>
+            <w:smallCaps/>
+          </w:rPr>
+          <w:t xml:space="preserve">Wilson</w:t>
+        </w:r>
+        <w:r>
+          <w:rPr>
+            <w:rStyle w:val="Hyperlink"/>
+          </w:rPr>
+          <w:t xml:space="preserve">, 1987</w:t>
+        </w:r>
+      </w:hyperlink>
+      <w:r>
+        <w:t xml:space="preserve">)</w:t>
+      </w:r>
+      <w:r>
+        <w:t xml:space="preserve">. Por eso, a diferencia del riesgo moral, que tiene un modelo canónico (el principal-agente), la selección adversa se ha estudiado con modelos distintos según el mercado.</w:t>
+      </w:r>
+    </w:p>
+    <w:p>
+      <w:pPr>
+        <w:keepNext/>
+        <w:numPr>
+          <w:ilvl w:val="0"/>
+          <w:numId w:val="1020"/>
+        </w:numPr>
+      </w:pPr>
+      <w:r>
+        <w:rPr>
+          <w:i/>
+          <w:iCs/>
+        </w:rPr>
+        <w:t xml:space="preserve">Aplicaciones</w:t>
+      </w:r>
+      <w:r>
+        <w:t xml:space="preserve">. Aparece en muchos mercados:</w:t>
+      </w:r>
+    </w:p>
+    <w:p>
+      <w:pPr>
+        <w:numPr>
+          <w:ilvl w:val="1"/>
+          <w:numId w:val="1023"/>
+        </w:numPr>
+      </w:pPr>
+      <w:r>
+        <w:rPr>
+          <w:i/>
+          <w:iCs/>
+        </w:rPr>
+        <w:t xml:space="preserve">Bienes de segunda mano</w:t>
+      </w:r>
+      <w:r>
+        <w:t xml:space="preserve">: el comprador no conoce la calidad</w:t>
+      </w:r>
+      <w:r>
+        <w:t xml:space="preserve"> </w:t>
+      </w:r>
+      <w:r>
+        <w:t xml:space="preserve">(</w:t>
+      </w:r>
+      <w:hyperlink w:anchor="ref_Akerlof1970Market">
+        <w:r>
+          <w:rPr>
+            <w:rStyle w:val="Hyperlink"/>
+            <w:smallCaps/>
+          </w:rPr>
+          <w:t xml:space="preserve">Akerlof</w:t>
+        </w:r>
+        <w:r>
+          <w:rPr>
+            <w:rStyle w:val="Hyperlink"/>
+          </w:rPr>
+          <w:t xml:space="preserve">, 1970</w:t>
+        </w:r>
+      </w:hyperlink>
+      <w:r>
+        <w:t xml:space="preserve">)</w:t>
+      </w:r>
+      <w:r>
+        <w:t xml:space="preserve">.</w:t>
+      </w:r>
+    </w:p>
+    <w:p>
+      <w:pPr>
+        <w:numPr>
+          <w:ilvl w:val="1"/>
+          <w:numId w:val="1023"/>
+        </w:numPr>
+      </w:pPr>
+      <w:r>
+        <w:rPr>
+          <w:i/>
+          <w:iCs/>
+        </w:rPr>
+        <w:t xml:space="preserve">Mercado de trabajo</w:t>
+      </w:r>
+      <w:r>
+        <w:t xml:space="preserve">: la empresa no conoce la productividad del trabajador</w:t>
+      </w:r>
+      <w:r>
+        <w:t xml:space="preserve"> </w:t>
+      </w:r>
+      <w:r>
+        <w:t xml:space="preserve">(</w:t>
+      </w:r>
+      <w:hyperlink w:anchor="ref_Spence1973Job">
+        <w:r>
+          <w:rPr>
+            <w:rStyle w:val="Hyperlink"/>
+            <w:smallCaps/>
+          </w:rPr>
+          <w:t xml:space="preserve">Spence</w:t>
+        </w:r>
+        <w:r>
+          <w:rPr>
+            <w:rStyle w:val="Hyperlink"/>
+          </w:rPr>
+          <w:t xml:space="preserve">, 1973</w:t>
+        </w:r>
+      </w:hyperlink>
+      <w:r>
+        <w:t xml:space="preserve">)</w:t>
+      </w:r>
+      <w:r>
+        <w:t xml:space="preserve">.</w:t>
+      </w:r>
+    </w:p>
+    <w:p>
+      <w:pPr>
+        <w:numPr>
+          <w:ilvl w:val="1"/>
+          <w:numId w:val="1023"/>
+        </w:numPr>
+      </w:pPr>
+      <w:r>
+        <w:rPr>
+          <w:i/>
+          <w:iCs/>
+        </w:rPr>
+        <w:t xml:space="preserve">Seguros</w:t>
+      </w:r>
+      <w:r>
+        <w:t xml:space="preserve">: la aseguradora no conoce el riesgo de cada cliente</w:t>
+      </w:r>
+      <w:r>
+        <w:t xml:space="preserve"> </w:t>
+      </w:r>
+      <w:r>
+        <w:t xml:space="preserve">(</w:t>
+      </w:r>
+      <w:hyperlink w:anchor="ref_RothschildStiglitz1976Equilibrium">
+        <w:r>
+          <w:rPr>
+            <w:rStyle w:val="Hyperlink"/>
+            <w:smallCaps/>
+          </w:rPr>
+          <w:t xml:space="preserve">Rothschild</w:t>
+        </w:r>
+        <w:r>
+          <w:rPr>
+            <w:rStyle w:val="Hyperlink"/>
+          </w:rPr>
+          <w:t xml:space="preserve"> </w:t>
+        </w:r>
+        <w:r>
+          <w:rPr>
+            <w:rStyle w:val="Hyperlink"/>
+          </w:rPr>
+          <w:t xml:space="preserve">y</w:t>
+        </w:r>
+        <w:r>
+          <w:rPr>
+            <w:rStyle w:val="Hyperlink"/>
+          </w:rPr>
+          <w:t xml:space="preserve"> </w:t>
+        </w:r>
+        <w:r>
+          <w:rPr>
+            <w:rStyle w:val="Hyperlink"/>
+            <w:smallCaps/>
+          </w:rPr>
+          <w:t xml:space="preserve">Stiglitz</w:t>
+        </w:r>
+        <w:r>
+          <w:rPr>
+            <w:rStyle w:val="Hyperlink"/>
+          </w:rPr>
+          <w:t xml:space="preserve">, 1976</w:t>
+        </w:r>
+      </w:hyperlink>
+      <w:r>
+        <w:t xml:space="preserve">;</w:t>
+      </w:r>
+      <w:r>
+        <w:t xml:space="preserve"> </w:t>
+      </w:r>
+      <w:hyperlink w:anchor="ref_Wilson1977Model">
+        <w:r>
+          <w:rPr>
+            <w:rStyle w:val="Hyperlink"/>
+          </w:rPr>
+          <w:t xml:space="preserve">C.</w:t>
+        </w:r>
+        <w:r>
+          <w:rPr>
+            <w:rStyle w:val="Hyperlink"/>
+          </w:rPr>
+          <w:t xml:space="preserve"> </w:t>
+        </w:r>
+        <w:r>
+          <w:rPr>
+            <w:rStyle w:val="Hyperlink"/>
+            <w:smallCaps/>
+          </w:rPr>
+          <w:t xml:space="preserve">Wilson</w:t>
+        </w:r>
+        <w:r>
+          <w:rPr>
+            <w:rStyle w:val="Hyperlink"/>
+          </w:rPr>
+          <w:t xml:space="preserve">, 1977</w:t>
+        </w:r>
+      </w:hyperlink>
+      <w:r>
+        <w:t xml:space="preserve">)</w:t>
+      </w:r>
+      <w:r>
+        <w:t xml:space="preserve">.</w:t>
+      </w:r>
+    </w:p>
+    <w:p>
+      <w:pPr>
+        <w:numPr>
+          <w:ilvl w:val="1"/>
+          <w:numId w:val="1023"/>
+        </w:numPr>
+      </w:pPr>
+      <w:r>
+        <w:rPr>
+          <w:i/>
+          <w:iCs/>
+        </w:rPr>
+        <w:t xml:space="preserve">Dinero</w:t>
+      </w:r>
+      <w:r>
+        <w:t xml:space="preserve">: la moneda de peor ley expulsa a la buena de la circulación (ley de</w:t>
+      </w:r>
+      <w:r>
+        <w:t xml:space="preserve"> </w:t>
+      </w:r>
+      <w:r>
+        <w:rPr>
+          <w:smallCaps/>
+        </w:rPr>
+        <w:t xml:space="preserve">Gresham</w:t>
+      </w:r>
+      <w:r>
+        <w:t xml:space="preserve">).</w:t>
+      </w:r>
+    </w:p>
+    <w:p>
+      <w:pPr>
+        <w:numPr>
+          <w:ilvl w:val="1"/>
+          <w:numId w:val="1023"/>
+        </w:numPr>
+      </w:pPr>
+      <w:r>
+        <w:rPr>
+          <w:i/>
+          <w:iCs/>
+        </w:rPr>
+        <w:t xml:space="preserve">Finanzas de la empresa</w:t>
+      </w:r>
+      <w:r>
+        <w:t xml:space="preserve">: los dividendos pueden ser una señal de solvencia</w:t>
+      </w:r>
+      <w:r>
+        <w:t xml:space="preserve"> </w:t>
+      </w:r>
+      <w:r>
+        <w:t xml:space="preserve">(</w:t>
+      </w:r>
+      <w:hyperlink w:anchor="ref_Bhattacharya1979Imperfect">
+        <w:r>
+          <w:rPr>
+            <w:rStyle w:val="Hyperlink"/>
+            <w:smallCaps/>
+          </w:rPr>
+          <w:t xml:space="preserve">Bhattacharya</w:t>
+        </w:r>
+        <w:r>
+          <w:rPr>
+            <w:rStyle w:val="Hyperlink"/>
+          </w:rPr>
+          <w:t xml:space="preserve">, 1979</w:t>
+        </w:r>
+      </w:hyperlink>
+      <w:r>
+        <w:t xml:space="preserve">)</w:t>
+      </w:r>
+      <w:r>
+        <w:t xml:space="preserve">, y la emisión de acciones, una mala señal que lleva a preferir la autofinanciación y la deuda (</w:t>
+      </w:r>
+      <w:r>
+        <w:rPr>
+          <w:i/>
+          <w:iCs/>
+        </w:rPr>
+        <w:t xml:space="preserve">teoría del orden jerárquico</w:t>
+      </w:r>
+      <w:r>
+        <w:t xml:space="preserve">,</w:t>
+      </w:r>
+      <w:r>
+        <w:t xml:space="preserve"> </w:t>
+      </w:r>
+      <w:r>
+        <w:rPr>
+          <w:smallCaps/>
+        </w:rPr>
+        <w:t xml:space="preserve">Myers</w:t>
+      </w:r>
+      <w:r>
+        <w:t xml:space="preserve"> </w:t>
+      </w:r>
+      <w:r>
+        <w:t xml:space="preserve">y</w:t>
+      </w:r>
+      <w:r>
+        <w:t xml:space="preserve"> </w:t>
+      </w:r>
+      <w:r>
+        <w:rPr>
+          <w:smallCaps/>
+        </w:rPr>
+        <w:t xml:space="preserve">Majluf</w:t>
+      </w:r>
+      <w:r>
+        <w:t xml:space="preserve"> </w:t>
+      </w:r>
+      <w:r>
+        <w:t xml:space="preserve">(</w:t>
+      </w:r>
+      <w:hyperlink w:anchor="ref_MyersMajluf1984Corporate">
+        <w:r>
+          <w:rPr>
+            <w:rStyle w:val="Hyperlink"/>
+          </w:rPr>
+          <w:t xml:space="preserve">1984</w:t>
+        </w:r>
+      </w:hyperlink>
+      <w:r>
+        <w:t xml:space="preserve">)</w:t>
+      </w:r>
+      <w:r>
+        <w:t xml:space="preserve">)</w:t>
+      </w:r>
+      <w:r>
+        <w:t xml:space="preserve"> </w:t>
+      </w:r>
+      <w:hyperlink r:id="rId37">
+        <w:r>
+          <w:rPr>
+            <w:rStyle w:val="Referenciaatema"/>
+          </w:rPr>
+          <w:t xml:space="preserve">[ver tema 3.B.3]</w:t>
+        </w:r>
+      </w:hyperlink>
+      <w:r>
+        <w:t xml:space="preserve">.</w:t>
+      </w:r>
+    </w:p>
+    <w:p>
+      <w:pPr>
+        <w:numPr>
+          <w:ilvl w:val="1"/>
+          <w:numId w:val="1023"/>
+        </w:numPr>
+      </w:pPr>
+      <w:r>
+        <w:rPr>
+          <w:i/>
+          <w:iCs/>
+        </w:rPr>
+        <w:t xml:space="preserve">Organización industrial</w:t>
+      </w:r>
+      <w:r>
+        <w:t xml:space="preserve">: el entrante potencial no conoce los costes del instalado, que puede fijar un precio bajo para señalizar que sus costes son bajos</w:t>
+      </w:r>
+      <w:r>
+        <w:t xml:space="preserve"> </w:t>
+      </w:r>
+      <w:r>
+        <w:t xml:space="preserve">(</w:t>
+      </w:r>
+      <w:hyperlink w:anchor="ref_MilgromRoberts1982Limit">
+        <w:r>
+          <w:rPr>
+            <w:rStyle w:val="Hyperlink"/>
+          </w:rPr>
+          <w:t xml:space="preserve">P.</w:t>
+        </w:r>
+        <w:r>
+          <w:rPr>
+            <w:rStyle w:val="Hyperlink"/>
+          </w:rPr>
+          <w:t xml:space="preserve"> </w:t>
+        </w:r>
+        <w:r>
+          <w:rPr>
+            <w:rStyle w:val="Hyperlink"/>
+            <w:smallCaps/>
+          </w:rPr>
+          <w:t xml:space="preserve">Milgrom</w:t>
+        </w:r>
+        <w:r>
+          <w:rPr>
+            <w:rStyle w:val="Hyperlink"/>
+          </w:rPr>
+          <w:t xml:space="preserve"> </w:t>
+        </w:r>
+        <w:r>
+          <w:rPr>
+            <w:rStyle w:val="Hyperlink"/>
+          </w:rPr>
+          <w:t xml:space="preserve">y</w:t>
+        </w:r>
+        <w:r>
+          <w:rPr>
+            <w:rStyle w:val="Hyperlink"/>
+          </w:rPr>
+          <w:t xml:space="preserve"> </w:t>
+        </w:r>
+        <w:r>
+          <w:rPr>
+            <w:rStyle w:val="Hyperlink"/>
+            <w:smallCaps/>
+          </w:rPr>
+          <w:t xml:space="preserve">Roberts</w:t>
+        </w:r>
+        <w:r>
+          <w:rPr>
+            <w:rStyle w:val="Hyperlink"/>
+          </w:rPr>
+          <w:t xml:space="preserve">, 1982</w:t>
+        </w:r>
+      </w:hyperlink>
+      <w:r>
+        <w:t xml:space="preserve">)</w:t>
+      </w:r>
+      <w:r>
+        <w:t xml:space="preserve"> </w:t>
+      </w:r>
+      <w:hyperlink r:id="rId38">
+        <w:r>
+          <w:rPr>
+            <w:rStyle w:val="Referenciaatema"/>
+          </w:rPr>
+          <w:t xml:space="preserve">[ver tema 3.A.15]</w:t>
+        </w:r>
+      </w:hyperlink>
+      <w:r>
+        <w:t xml:space="preserve">; en el equilibrio separador la señal baja el precio, pero no disuade más entrada que la que habría con información completa.</w:t>
+      </w:r>
+    </w:p>
+    <w:p>
+      <w:pPr>
+        <w:numPr>
+          <w:ilvl w:val="1"/>
+          <w:numId w:val="1023"/>
+        </w:numPr>
+      </w:pPr>
+      <w:r>
+        <w:rPr>
+          <w:i/>
+          <w:iCs/>
+        </w:rPr>
+        <w:t xml:space="preserve">Teoría de la regulación</w:t>
+      </w:r>
+      <w:r>
+        <w:t xml:space="preserve">: el regulador no conoce los costes de la empresa regulada, que tiene incentivos a declararlos más altos y a esforzarse poco en reducirlos; el regulador ofrece un menú de contratos que equilibra eficiencia y renta informativa</w:t>
+      </w:r>
+      <w:r>
+        <w:t xml:space="preserve"> </w:t>
+      </w:r>
+      <w:r>
+        <w:t xml:space="preserve">(</w:t>
+      </w:r>
+      <w:hyperlink w:anchor="ref_LaffontTirole1993Theory">
+        <w:r>
+          <w:rPr>
+            <w:rStyle w:val="Hyperlink"/>
+            <w:smallCaps/>
+          </w:rPr>
+          <w:t xml:space="preserve">Laffont</w:t>
+        </w:r>
+        <w:r>
+          <w:rPr>
+            <w:rStyle w:val="Hyperlink"/>
+          </w:rPr>
+          <w:t xml:space="preserve"> </w:t>
+        </w:r>
+        <w:r>
+          <w:rPr>
+            <w:rStyle w:val="Hyperlink"/>
+          </w:rPr>
+          <w:t xml:space="preserve">y</w:t>
+        </w:r>
+        <w:r>
+          <w:rPr>
+            <w:rStyle w:val="Hyperlink"/>
+          </w:rPr>
+          <w:t xml:space="preserve"> </w:t>
+        </w:r>
+        <w:r>
+          <w:rPr>
+            <w:rStyle w:val="Hyperlink"/>
+            <w:smallCaps/>
+          </w:rPr>
+          <w:t xml:space="preserve">Tirole</w:t>
+        </w:r>
+        <w:r>
+          <w:rPr>
+            <w:rStyle w:val="Hyperlink"/>
+          </w:rPr>
+          <w:t xml:space="preserve">, 1993</w:t>
+        </w:r>
+      </w:hyperlink>
+      <w:r>
+        <w:t xml:space="preserve">)</w:t>
+      </w:r>
+      <w:r>
+        <w:t xml:space="preserve"> </w:t>
+      </w:r>
+      <w:hyperlink r:id="rId27">
+        <w:r>
+          <w:rPr>
+            <w:rStyle w:val="Referenciaatema"/>
+          </w:rPr>
+          <w:t xml:space="preserve">[ver tema 3.A.17]</w:t>
+        </w:r>
+      </w:hyperlink>
+      <w:r>
+        <w:t xml:space="preserve">.</w:t>
+      </w:r>
+    </w:p>
+    <w:p>
+      <w:pPr>
+        <w:numPr>
+          <w:ilvl w:val="1"/>
+          <w:numId w:val="1023"/>
+        </w:numPr>
+      </w:pPr>
+      <w:r>
+        <w:rPr>
+          <w:i/>
+          <w:iCs/>
+        </w:rPr>
+        <w:t xml:space="preserve">Crédito</w:t>
+      </w:r>
+      <w:r>
+        <w:t xml:space="preserve">: el banco no conoce el riesgo del prestatario</w:t>
+      </w:r>
+      <w:r>
+        <w:t xml:space="preserve"> </w:t>
+      </w:r>
+      <w:r>
+        <w:t xml:space="preserve">(</w:t>
+      </w:r>
+      <w:hyperlink w:anchor="ref_StiglitzWeiss1981Credit">
+        <w:r>
+          <w:rPr>
+            <w:rStyle w:val="Hyperlink"/>
+            <w:smallCaps/>
+          </w:rPr>
+          <w:t xml:space="preserve">Stiglitz</w:t>
+        </w:r>
+        <w:r>
+          <w:rPr>
+            <w:rStyle w:val="Hyperlink"/>
+          </w:rPr>
+          <w:t xml:space="preserve"> </w:t>
+        </w:r>
+        <w:r>
+          <w:rPr>
+            <w:rStyle w:val="Hyperlink"/>
+          </w:rPr>
+          <w:t xml:space="preserve">y</w:t>
+        </w:r>
+        <w:r>
+          <w:rPr>
+            <w:rStyle w:val="Hyperlink"/>
+          </w:rPr>
+          <w:t xml:space="preserve"> </w:t>
+        </w:r>
+        <w:r>
+          <w:rPr>
+            <w:rStyle w:val="Hyperlink"/>
+            <w:smallCaps/>
+          </w:rPr>
+          <w:t xml:space="preserve">Weiss</w:t>
+        </w:r>
+        <w:r>
+          <w:rPr>
+            <w:rStyle w:val="Hyperlink"/>
+          </w:rPr>
+          <w:t xml:space="preserve">, 1981</w:t>
+        </w:r>
+      </w:hyperlink>
+      <w:r>
+        <w:t xml:space="preserve">)</w:t>
+      </w:r>
+      <w:r>
+        <w:t xml:space="preserve"> </w:t>
+      </w:r>
+      <w:r>
+        <w:t xml:space="preserve">(bloque </w:t>
+      </w:r>
+      <w:hyperlink w:anchor="sec_sa_rm_a_la_vez">
+        <w:r>
+          <w:rPr>
+            <w:rStyle w:val="Hyperlink"/>
+          </w:rPr>
+          <w:t xml:space="preserve">III</w:t>
+        </w:r>
+      </w:hyperlink>
+      <w:r>
+        <w:t xml:space="preserve">).</w:t>
+      </w:r>
+    </w:p>
+    <w:bookmarkEnd w:id="39"/>
+    <w:bookmarkStart w:id="56" w:name="sec_akerlof"/>
+    <w:p>
+      <w:pPr>
+        <w:pStyle w:val="Heading2"/>
+      </w:pPr>
+      <w:r>
+        <w:t xml:space="preserve">I.2.</w:t>
+      </w:r>
+      <w:r>
+        <w:t xml:space="preserve"> </w:t>
+      </w:r>
+      <w:r>
+        <w:t xml:space="preserve">Diferencia entre la asignación competitiva y la asignación óptima:</w:t>
+      </w:r>
+      <w:r>
+        <w:t xml:space="preserve"> </w:t>
+      </w:r>
+      <w:r>
+        <w:rPr>
+          <w:i/>
+          <w:iCs/>
+        </w:rPr>
+        <w:t xml:space="preserve">The Market for «Lemons»</w:t>
+      </w:r>
+      <w:r>
+        <w:t xml:space="preserve"> </w:t>
+      </w:r>
+      <w:r>
+        <w:t xml:space="preserve">(</w:t>
+      </w:r>
+      <w:r>
+        <w:rPr>
+          <w:smallCaps/>
+        </w:rPr>
+        <w:t xml:space="preserve">Akerlof</w:t>
+      </w:r>
+      <w:r>
+        <w:t xml:space="preserve">, 1970)</w:t>
+      </w:r>
+    </w:p>
+    <w:p>
+      <w:pPr>
+        <w:numPr>
+          <w:ilvl w:val="0"/>
+          <w:numId w:val="1024"/>
+        </w:numPr>
+      </w:pPr>
+      <w:r>
+        <w:t xml:space="preserve">Una vez definido el problema, vemos con el ejemplo más famoso cómo aleja la asignación competitiva de la óptima.</w:t>
+      </w:r>
+    </w:p>
+    <w:bookmarkStart w:id="40" w:name="a_idea"/>
+    <w:p>
+      <w:pPr>
+        <w:pStyle w:val="Heading4"/>
+      </w:pPr>
+      <w:r>
+        <w:t xml:space="preserve">a) Idea</w:t>
+      </w:r>
+    </w:p>
+    <w:p>
+      <w:pPr>
+        <w:numPr>
+          <w:ilvl w:val="0"/>
+          <w:numId w:val="1025"/>
+        </w:numPr>
+      </w:pPr>
+      <w:r>
+        <w:rPr>
+          <w:smallCaps/>
+        </w:rPr>
+        <w:t xml:space="preserve">Akerlof</w:t>
+      </w:r>
+      <w:r>
+        <w:t xml:space="preserve"> </w:t>
+      </w:r>
+      <w:r>
+        <w:t xml:space="preserve">(</w:t>
+      </w:r>
+      <w:hyperlink w:anchor="ref_Akerlof1970Market">
+        <w:r>
+          <w:rPr>
+            <w:rStyle w:val="Hyperlink"/>
+          </w:rPr>
+          <w:t xml:space="preserve">1970</w:t>
+        </w:r>
+      </w:hyperlink>
+      <w:r>
+        <w:t xml:space="preserve">)</w:t>
+      </w:r>
+      <w:r>
+        <w:t xml:space="preserve"> </w:t>
+      </w:r>
+      <w:r>
+        <w:t xml:space="preserve">se pregunta por qué un coche casi nuevo pierde tanto valor al salir del concesionario. Su respuesta es que el comprador de un coche usado no sabe si es bueno (un «melocotón»,</w:t>
+      </w:r>
+      <w:r>
+        <w:t xml:space="preserve"> </w:t>
+      </w:r>
+      <w:r>
+        <w:rPr>
+          <w:i/>
+          <w:iCs/>
+        </w:rPr>
+        <w:t xml:space="preserve">peach</w:t>
+      </w:r>
+      <w:r>
+        <w:t xml:space="preserve">) o malo (un «limón»,</w:t>
+      </w:r>
+      <w:r>
+        <w:t xml:space="preserve"> </w:t>
+      </w:r>
+      <w:r>
+        <w:rPr>
+          <w:i/>
+          <w:iCs/>
+        </w:rPr>
+        <w:t xml:space="preserve">lemon</w:t>
+      </w:r>
+      <w:r>
+        <w:t xml:space="preserve">, en la jerga estadounidense), y sospecha de que quien lo vende sabe algo que él no sabe. Es la pregunta de esta exposición en su forma más simple: ¿puede desaparecer un mercado porque el comprador no ve la calidad?</w:t>
+      </w:r>
+    </w:p>
+    <w:bookmarkEnd w:id="40"/>
+    <w:bookmarkStart w:id="51" w:name="b_modelo"/>
+    <w:p>
+      <w:pPr>
+        <w:pStyle w:val="Heading4"/>
+      </w:pPr>
+      <w:r>
+        <w:t xml:space="preserve">b) Modelo</w:t>
+      </w:r>
+    </w:p>
+    <w:bookmarkStart w:id="41" w:name="i_supuestos"/>
+    <w:p>
+      <w:pPr>
+        <w:pStyle w:val="Heading5"/>
+      </w:pPr>
+      <w:r>
+        <w:t xml:space="preserve">i) Supuestos</w:t>
+      </w:r>
+    </w:p>
+    <w:p>
+      <w:pPr>
+        <w:numPr>
+          <w:ilvl w:val="0"/>
+          <w:numId w:val="1026"/>
+        </w:numPr>
+      </w:pPr>
+      <w:r>
+        <w:t xml:space="preserve">Hay coches usados de 2 calidades, la mitad buenos y la mitad malos. Los compradores valoran los buenos en 1.000 € y los malos en 500 €; los vendedores los valoran algo menos, de modo que estarían dispuestos a venderlos por esas cantidades.</w:t>
+      </w:r>
+    </w:p>
+    <w:p>
+      <w:pPr>
+        <w:numPr>
+          <w:ilvl w:val="0"/>
+          <w:numId w:val="1026"/>
+        </w:numPr>
+      </w:pPr>
+      <w:r>
+        <w:t xml:space="preserve">El vendedor conoce la calidad de su coche; el comprador no, hasta que lo compra y lo usa. Los compradores son neutrales al riesgo y conocen la proporción de cada calidad.</w:t>
+      </w:r>
+    </w:p>
+    <w:bookmarkEnd w:id="41"/>
+    <w:bookmarkStart w:id="47" w:name="ii_desarrollo"/>
+    <w:p>
+      <w:pPr>
+        <w:pStyle w:val="Heading5"/>
+      </w:pPr>
+      <w:r>
+        <w:t xml:space="preserve">ii) Desarrollo</w:t>
+      </w:r>
+    </w:p>
+    <w:p>
+      <w:pPr>
+        <w:numPr>
+          <w:ilvl w:val="0"/>
+          <w:numId w:val="1027"/>
+        </w:numPr>
+      </w:pPr>
+      <w:r>
+        <w:rPr>
+          <w:i/>
+          <w:iCs/>
+        </w:rPr>
+        <w:t xml:space="preserve">Con información simétrica</w:t>
+      </w:r>
+      <w:r>
+        <w:t xml:space="preserve">, si los compradores pudieran distinguir los melocotones de los limones, habría un mercado para cada calidad, a 1.000 € y a 500 €, y se harían todos los intercambios.</w:t>
+      </w:r>
+    </w:p>
+    <w:p>
+      <w:pPr>
+        <w:keepNext/>
+        <w:numPr>
+          <w:ilvl w:val="0"/>
+          <w:numId w:val="1027"/>
+        </w:numPr>
+      </w:pPr>
+      <w:r>
+        <w:rPr>
+          <w:i/>
+          <w:iCs/>
+        </w:rPr>
+        <w:t xml:space="preserve">Con información asimétrica</w:t>
+      </w:r>
+      <w:r>
+        <w:t xml:space="preserve"> </w:t>
+      </w:r>
+      <w:r>
+        <w:t xml:space="preserve">(gráfico </w:t>
+      </w:r>
+      <w:hyperlink w:anchor="fig_akerlof">
+        <w:r>
+          <w:rPr>
+            <w:rStyle w:val="Hyperlink"/>
+          </w:rPr>
+          <w:t xml:space="preserve">1</w:t>
+        </w:r>
+      </w:hyperlink>
+      <w:r>
+        <w:t xml:space="preserve">):</w:t>
+      </w:r>
+    </w:p>
+    <w:p>
+      <w:pPr>
+        <w:numPr>
+          <w:ilvl w:val="1"/>
+          <w:numId w:val="1028"/>
+        </w:numPr>
+      </w:pPr>
+      <w:r>
+        <w:t xml:space="preserve">Si los compradores creen que cada coche es bueno o malo con la misma probabilidad, estarán dispuestos a pagar su valor esperado: 750 €.</w:t>
+      </w:r>
+    </w:p>
+    <w:p>
+      <w:pPr>
+        <w:numPr>
+          <w:ilvl w:val="1"/>
+          <w:numId w:val="1028"/>
+        </w:numPr>
+      </w:pPr>
+      <w:r>
+        <w:t xml:space="preserve">Pero a 750 € solo venden los dueños de limones; los de melocotones, que valoran su coche en casi 1.000 €, se lo quedan.</w:t>
+      </w:r>
+    </w:p>
+    <w:p>
+      <w:pPr>
+        <w:numPr>
+          <w:ilvl w:val="1"/>
+          <w:numId w:val="1028"/>
+        </w:numPr>
+      </w:pPr>
+      <w:r>
+        <w:t xml:space="preserve">Sabiéndolo, los compradores racionales solo pagan 500 €, porque recibirán un limón:</w:t>
+      </w:r>
+      <w:r>
+        <w:t xml:space="preserve"> </w:t>
+      </w:r>
+      <w:r>
+        <w:rPr>
+          <w:i/>
+          <w:iCs/>
+        </w:rPr>
+        <w:t xml:space="preserve">en equilibrio solo se venden limones</w:t>
+      </w:r>
+      <w:r>
+        <w:t xml:space="preserve">.</w:t>
+      </w:r>
+    </w:p>
+    <w:p>
+      <w:pPr>
+        <w:numPr>
+          <w:ilvl w:val="0"/>
+          <w:numId w:val="1027"/>
         </w:numPr>
       </w:pPr>
       <w:r>
@@ -5181,7 +5435,7 @@
         <w:keepNext/>
         <w:numPr>
           <w:ilvl w:val="0"/>
-          <w:numId w:val="1022"/>
+          <w:numId w:val="1029"/>
         </w:numPr>
       </w:pPr>
       <w:r>
@@ -5192,7 +5446,7 @@
       <w:pPr>
         <w:numPr>
           <w:ilvl w:val="1"/>
-          <w:numId w:val="1023"/>
+          <w:numId w:val="1030"/>
         </w:numPr>
       </w:pPr>
       <w:r>
@@ -5210,7 +5464,7 @@
       <w:pPr>
         <w:numPr>
           <w:ilvl w:val="1"/>
-          <w:numId w:val="1023"/>
+          <w:numId w:val="1030"/>
         </w:numPr>
       </w:pPr>
       <w:r>
@@ -5231,7 +5485,7 @@
       <w:pPr>
         <w:numPr>
           <w:ilvl w:val="1"/>
-          <w:numId w:val="1023"/>
+          <w:numId w:val="1030"/>
         </w:numPr>
       </w:pPr>
       <w:r>
@@ -5274,7 +5528,7 @@
       <w:pPr>
         <w:numPr>
           <w:ilvl w:val="0"/>
-          <w:numId w:val="1022"/>
+          <w:numId w:val="1029"/>
         </w:numPr>
       </w:pPr>
       <w:r>
@@ -5331,7 +5585,7 @@
         <w:keepNext/>
         <w:numPr>
           <w:ilvl w:val="0"/>
-          <w:numId w:val="1024"/>
+          <w:numId w:val="1031"/>
         </w:numPr>
       </w:pPr>
       <w:r>
@@ -5342,7 +5596,18 @@
         <w:t xml:space="preserve">Un continuo de calidades</w:t>
       </w:r>
       <w:r>
-        <w:t xml:space="preserve">. La calidad</w:t>
+        <w:t xml:space="preserve">:</w:t>
+      </w:r>
+    </w:p>
+    <w:p>
+      <w:pPr>
+        <w:numPr>
+          <w:ilvl w:val="1"/>
+          <w:numId w:val="1032"/>
+        </w:numPr>
+      </w:pPr>
+      <w:r>
+        <w:t xml:space="preserve">la calidad</w:t>
       </w:r>
       <w:r>
         <w:t xml:space="preserve"> </w:t>
@@ -5400,7 +5665,18 @@
         </m:d>
       </m:oMath>
       <w:r>
-        <w:t xml:space="preserve">; el vendedor conoce la de su coche y la valora en</w:t>
+        <w:t xml:space="preserve">;</w:t>
+      </w:r>
+    </w:p>
+    <w:p>
+      <w:pPr>
+        <w:numPr>
+          <w:ilvl w:val="1"/>
+          <w:numId w:val="1032"/>
+        </w:numPr>
+      </w:pPr>
+      <w:r>
+        <w:t xml:space="preserve">el vendedor conoce la de su coche y la valora en</w:t>
       </w:r>
       <w:r>
         <w:t xml:space="preserve"> </w:t>
@@ -5411,7 +5687,18 @@
         </m:r>
       </m:oMath>
       <w:r>
-        <w:t xml:space="preserve">; los compradores, neutrales al riesgo, valoran un coche de calidad</w:t>
+        <w:t xml:space="preserve">;</w:t>
+      </w:r>
+    </w:p>
+    <w:p>
+      <w:pPr>
+        <w:numPr>
+          <w:ilvl w:val="1"/>
+          <w:numId w:val="1032"/>
+        </w:numPr>
+      </w:pPr>
+      <w:r>
+        <w:t xml:space="preserve">los compradores, neutrales al riesgo, valoran un coche de calidad</w:t>
       </w:r>
       <w:r>
         <w:t xml:space="preserve"> </w:t>
@@ -5482,7 +5769,7 @@
       <w:pPr>
         <w:numPr>
           <w:ilvl w:val="1"/>
-          <w:numId w:val="1025"/>
+          <w:numId w:val="1032"/>
         </w:numPr>
       </w:pPr>
       <w:r>
@@ -5617,7 +5904,7 @@
       <w:pPr>
         <w:numPr>
           <w:ilvl w:val="1"/>
-          <w:numId w:val="1025"/>
+          <w:numId w:val="1032"/>
         </w:numPr>
       </w:pPr>
       <w:r>
@@ -5841,7 +6128,7 @@
       <w:pPr>
         <w:numPr>
           <w:ilvl w:val="1"/>
-          <w:numId w:val="1025"/>
+          <w:numId w:val="1032"/>
         </w:numPr>
       </w:pPr>
       <w:r>
@@ -5985,7 +6272,7 @@
       <w:pPr>
         <w:numPr>
           <w:ilvl w:val="1"/>
-          <w:numId w:val="1025"/>
+          <w:numId w:val="1032"/>
         </w:numPr>
       </w:pPr>
       <w:r>
@@ -6164,7 +6451,7 @@
       <w:pPr>
         <w:numPr>
           <w:ilvl w:val="0"/>
-          <w:numId w:val="1026"/>
+          <w:numId w:val="1033"/>
         </w:numPr>
       </w:pPr>
       <w:r>
@@ -6274,7 +6561,7 @@
       <w:pPr>
         <w:numPr>
           <w:ilvl w:val="0"/>
-          <w:numId w:val="1026"/>
+          <w:numId w:val="1033"/>
         </w:numPr>
       </w:pPr>
       <w:r>
@@ -6357,13 +6644,58 @@
     </w:p>
     <w:p>
       <w:pPr>
+        <w:keepNext/>
         <w:numPr>
           <w:ilvl w:val="0"/>
-          <w:numId w:val="1027"/>
+          <w:numId w:val="1034"/>
         </w:numPr>
       </w:pPr>
       <w:r>
-        <w:t xml:space="preserve">El modelo explica por qué un mercado puede no existir aunque todos los intercambios sean eficientes, pero supone que nadie hace nada para resolver el problema. En la realidad, los vendedores de buenos coches dan garantías, se crean marcas y reputaciones, y los compradores pagan inspecciones. Si el problema es que no se distingue, ¿quién puede hacer que se distinga? Es la pregunta de las soluciones.</w:t>
+        <w:t xml:space="preserve">El modelo explica por qué un mercado puede no existir aunque todos los intercambios sean eficientes, pero supone que nadie hace nada para resolver el problema. En la realidad:</w:t>
+      </w:r>
+    </w:p>
+    <w:p>
+      <w:pPr>
+        <w:numPr>
+          <w:ilvl w:val="1"/>
+          <w:numId w:val="1035"/>
+        </w:numPr>
+      </w:pPr>
+      <w:r>
+        <w:t xml:space="preserve">los vendedores de buenos coches dan garantías;</w:t>
+      </w:r>
+    </w:p>
+    <w:p>
+      <w:pPr>
+        <w:numPr>
+          <w:ilvl w:val="1"/>
+          <w:numId w:val="1035"/>
+        </w:numPr>
+      </w:pPr>
+      <w:r>
+        <w:t xml:space="preserve">se crean marcas y reputaciones;</w:t>
+      </w:r>
+    </w:p>
+    <w:p>
+      <w:pPr>
+        <w:numPr>
+          <w:ilvl w:val="1"/>
+          <w:numId w:val="1035"/>
+        </w:numPr>
+      </w:pPr>
+      <w:r>
+        <w:t xml:space="preserve">los compradores pagan inspecciones.</w:t>
+      </w:r>
+    </w:p>
+    <w:p>
+      <w:pPr>
+        <w:numPr>
+          <w:ilvl w:val="0"/>
+          <w:numId w:val="1034"/>
+        </w:numPr>
+      </w:pPr>
+      <w:r>
+        <w:t xml:space="preserve">Si el problema es que no se distingue, ¿quién puede hacer que se distinga? Es la pregunta de las soluciones.</w:t>
       </w:r>
     </w:p>
     <w:bookmarkEnd w:id="55"/>
@@ -6385,87 +6717,121 @@
     </w:p>
     <w:p>
       <w:pPr>
-        <w:numPr>
-          <w:ilvl w:val="0"/>
-          <w:numId w:val="1028"/>
-        </w:numPr>
-      </w:pPr>
-      <w:r>
-        <w:t xml:space="preserve">Una vez establecido que la selección adversa aleja la asignación del óptimo, pasamos a sus soluciones. Las ordenamos según quién mueve ficha: la parte informada, que envía una señal (</w:t>
-      </w:r>
-      <w:hyperlink w:anchor="sec_senalizacion">
-        <w:r>
-          <w:rPr>
-            <w:rStyle w:val="Hyperlink"/>
-          </w:rPr>
-          <w:t xml:space="preserve">I.3.1</w:t>
-        </w:r>
-      </w:hyperlink>
-      <w:r>
-        <w:t xml:space="preserve">); la no informada, que diseña un menú de contratos (</w:t>
-      </w:r>
-      <w:hyperlink w:anchor="sec_autoseleccion">
-        <w:r>
-          <w:rPr>
-            <w:rStyle w:val="Hyperlink"/>
-          </w:rPr>
-          <w:t xml:space="preserve">I.3.2</w:t>
-        </w:r>
-      </w:hyperlink>
-      <w:r>
-        <w:t xml:space="preserve">), y otras soluciones, privadas y públicas (</w:t>
-      </w:r>
-      <w:hyperlink w:anchor="sec_otras_soluciones_sa">
-        <w:r>
-          <w:rPr>
-            <w:rStyle w:val="Hyperlink"/>
-          </w:rPr>
-          <w:t xml:space="preserve">I.3.3</w:t>
-        </w:r>
-      </w:hyperlink>
-      <w:r>
-        <w:t xml:space="preserve">).</w:t>
-      </w:r>
-    </w:p>
-    <w:bookmarkStart w:id="89" w:name="sec_senalizacion"/>
-    <w:p>
-      <w:pPr>
-        <w:pStyle w:val="Heading3"/>
-      </w:pPr>
-      <w:r>
-        <w:t xml:space="preserve">I.3.1.</w:t>
-      </w:r>
-      <w:r>
-        <w:t xml:space="preserve"> </w:t>
-      </w:r>
-      <w:r>
-        <w:t xml:space="preserve">Señalización: solución de la parte informada (</w:t>
-      </w:r>
-      <w:r>
-        <w:rPr>
-          <w:smallCaps/>
-        </w:rPr>
-        <w:t xml:space="preserve">Spence</w:t>
-      </w:r>
-      <w:r>
-        <w:t xml:space="preserve">, 1973)</w:t>
-      </w:r>
-    </w:p>
-    <w:bookmarkStart w:id="57" w:name="a_idea_1"/>
-    <w:p>
-      <w:pPr>
-        <w:pStyle w:val="Heading4"/>
-      </w:pPr>
-      <w:r>
-        <w:t xml:space="preserve">a) Idea</w:t>
-      </w:r>
-    </w:p>
-    <w:p>
-      <w:pPr>
         <w:keepNext/>
         <w:numPr>
           <w:ilvl w:val="0"/>
-          <w:numId w:val="1029"/>
+          <w:numId w:val="1036"/>
+        </w:numPr>
+      </w:pPr>
+      <w:r>
+        <w:t xml:space="preserve">Una vez establecido que la selección adversa aleja la asignación del óptimo, pasamos a sus soluciones. Las ordenamos según quién mueve ficha:</w:t>
+      </w:r>
+    </w:p>
+    <w:p>
+      <w:pPr>
+        <w:numPr>
+          <w:ilvl w:val="1"/>
+          <w:numId w:val="1037"/>
+        </w:numPr>
+      </w:pPr>
+      <w:r>
+        <w:t xml:space="preserve">la parte informada, que envía una señal (</w:t>
+      </w:r>
+      <w:hyperlink w:anchor="sec_senalizacion">
+        <w:r>
+          <w:rPr>
+            <w:rStyle w:val="Hyperlink"/>
+          </w:rPr>
+          <w:t xml:space="preserve">I.3.1</w:t>
+        </w:r>
+      </w:hyperlink>
+      <w:r>
+        <w:t xml:space="preserve">);</w:t>
+      </w:r>
+    </w:p>
+    <w:p>
+      <w:pPr>
+        <w:numPr>
+          <w:ilvl w:val="1"/>
+          <w:numId w:val="1037"/>
+        </w:numPr>
+      </w:pPr>
+      <w:r>
+        <w:t xml:space="preserve">la no informada, que diseña un menú de contratos (</w:t>
+      </w:r>
+      <w:hyperlink w:anchor="sec_autoseleccion">
+        <w:r>
+          <w:rPr>
+            <w:rStyle w:val="Hyperlink"/>
+          </w:rPr>
+          <w:t xml:space="preserve">I.3.2</w:t>
+        </w:r>
+      </w:hyperlink>
+      <w:r>
+        <w:t xml:space="preserve">);</w:t>
+      </w:r>
+    </w:p>
+    <w:p>
+      <w:pPr>
+        <w:numPr>
+          <w:ilvl w:val="1"/>
+          <w:numId w:val="1037"/>
+        </w:numPr>
+      </w:pPr>
+      <w:r>
+        <w:t xml:space="preserve">otras soluciones, privadas y públicas (</w:t>
+      </w:r>
+      <w:hyperlink w:anchor="sec_otras_soluciones_sa">
+        <w:r>
+          <w:rPr>
+            <w:rStyle w:val="Hyperlink"/>
+          </w:rPr>
+          <w:t xml:space="preserve">I.3.3</w:t>
+        </w:r>
+      </w:hyperlink>
+      <w:r>
+        <w:t xml:space="preserve">).</w:t>
+      </w:r>
+    </w:p>
+    <w:bookmarkStart w:id="89" w:name="sec_senalizacion"/>
+    <w:p>
+      <w:pPr>
+        <w:pStyle w:val="Heading3"/>
+      </w:pPr>
+      <w:r>
+        <w:t xml:space="preserve">I.3.1.</w:t>
+      </w:r>
+      <w:r>
+        <w:t xml:space="preserve"> </w:t>
+      </w:r>
+      <w:r>
+        <w:t xml:space="preserve">Señalización: solución de la parte informada (</w:t>
+      </w:r>
+      <w:r>
+        <w:rPr>
+          <w:smallCaps/>
+        </w:rPr>
+        <w:t xml:space="preserve">Spence</w:t>
+      </w:r>
+      <w:r>
+        <w:t xml:space="preserve">, 1973)</w:t>
+      </w:r>
+    </w:p>
+    <w:bookmarkStart w:id="57" w:name="a_idea_1"/>
+    <w:p>
+      <w:pPr>
+        <w:pStyle w:val="Heading4"/>
+      </w:pPr>
+      <w:r>
+        <w:t xml:space="preserve">a) Idea</w:t>
+      </w:r>
+    </w:p>
+    <w:p>
+      <w:pPr>
+        <w:keepNext/>
+        <w:numPr>
+          <w:ilvl w:val="0"/>
+          <w:numId w:val="1038"/>
         </w:numPr>
       </w:pPr>
       <w:r>
@@ -6560,7 +6926,7 @@
       <w:pPr>
         <w:numPr>
           <w:ilvl w:val="1"/>
-          <w:numId w:val="1030"/>
+          <w:numId w:val="1039"/>
         </w:numPr>
       </w:pPr>
       <w:r>
@@ -6571,7 +6937,7 @@
       <w:pPr>
         <w:numPr>
           <w:ilvl w:val="1"/>
-          <w:numId w:val="1030"/>
+          <w:numId w:val="1039"/>
         </w:numPr>
       </w:pPr>
       <w:r>
@@ -6601,7 +6967,7 @@
       <w:pPr>
         <w:numPr>
           <w:ilvl w:val="0"/>
-          <w:numId w:val="1031"/>
+          <w:numId w:val="1040"/>
         </w:numPr>
       </w:pPr>
       <w:r>
@@ -6668,7 +7034,7 @@
       <w:pPr>
         <w:numPr>
           <w:ilvl w:val="0"/>
-          <w:numId w:val="1031"/>
+          <w:numId w:val="1040"/>
         </w:numPr>
       </w:pPr>
       <w:r>
@@ -7071,7 +7437,7 @@
       <w:pPr>
         <w:numPr>
           <w:ilvl w:val="0"/>
-          <w:numId w:val="1032"/>
+          <w:numId w:val="1041"/>
         </w:numPr>
       </w:pPr>
       <w:r>
@@ -7115,7 +7481,7 @@
       <w:pPr>
         <w:numPr>
           <w:ilvl w:val="0"/>
-          <w:numId w:val="1032"/>
+          <w:numId w:val="1041"/>
         </w:numPr>
       </w:pPr>
       <w:r>
@@ -7486,7 +7852,7 @@
       <w:pPr>
         <w:numPr>
           <w:ilvl w:val="0"/>
-          <w:numId w:val="1033"/>
+          <w:numId w:val="1042"/>
         </w:numPr>
       </w:pPr>
       <w:r>
@@ -8153,7 +8519,7 @@
       <w:pPr>
         <w:numPr>
           <w:ilvl w:val="0"/>
-          <w:numId w:val="1033"/>
+          <w:numId w:val="1042"/>
         </w:numPr>
       </w:pPr>
       <w:r>
@@ -8187,7 +8553,7 @@
       <w:pPr>
         <w:numPr>
           <w:ilvl w:val="0"/>
-          <w:numId w:val="1033"/>
+          <w:numId w:val="1042"/>
         </w:numPr>
       </w:pPr>
       <w:r>
@@ -8715,7 +9081,7 @@
       <w:pPr>
         <w:numPr>
           <w:ilvl w:val="0"/>
-          <w:numId w:val="1034"/>
+          <w:numId w:val="1043"/>
         </w:numPr>
       </w:pPr>
       <w:r>
@@ -9416,7 +9782,7 @@
         <w:keepNext/>
         <w:numPr>
           <w:ilvl w:val="0"/>
-          <w:numId w:val="1035"/>
+          <w:numId w:val="1044"/>
         </w:numPr>
       </w:pPr>
       <w:r>
@@ -9488,7 +9854,7 @@
       <w:pPr>
         <w:numPr>
           <w:ilvl w:val="1"/>
-          <w:numId w:val="1036"/>
+          <w:numId w:val="1045"/>
         </w:numPr>
       </w:pPr>
       <w:r>
@@ -9594,7 +9960,7 @@
       <w:pPr>
         <w:numPr>
           <w:ilvl w:val="1"/>
-          <w:numId w:val="1036"/>
+          <w:numId w:val="1045"/>
         </w:numPr>
       </w:pPr>
       <w:r>
@@ -9649,7 +10015,7 @@
       <w:pPr>
         <w:numPr>
           <w:ilvl w:val="0"/>
-          <w:numId w:val="1035"/>
+          <w:numId w:val="1044"/>
         </w:numPr>
       </w:pPr>
       <w:r>
@@ -10166,7 +10532,7 @@
       <w:pPr>
         <w:numPr>
           <w:ilvl w:val="0"/>
-          <w:numId w:val="1037"/>
+          <w:numId w:val="1046"/>
         </w:numPr>
       </w:pPr>
       <w:r>
@@ -10273,7 +10639,7 @@
       <w:pPr>
         <w:numPr>
           <w:ilvl w:val="0"/>
-          <w:numId w:val="1038"/>
+          <w:numId w:val="1047"/>
         </w:numPr>
       </w:pPr>
       <w:r>
@@ -10323,7 +10689,7 @@
       <w:pPr>
         <w:numPr>
           <w:ilvl w:val="0"/>
-          <w:numId w:val="1038"/>
+          <w:numId w:val="1047"/>
         </w:numPr>
       </w:pPr>
       <w:r>
@@ -10358,7 +10724,7 @@
       <w:pPr>
         <w:numPr>
           <w:ilvl w:val="0"/>
-          <w:numId w:val="1039"/>
+          <w:numId w:val="1048"/>
         </w:numPr>
       </w:pPr>
       <w:r>
@@ -10516,7 +10882,7 @@
       <w:pPr>
         <w:numPr>
           <w:ilvl w:val="0"/>
-          <w:numId w:val="1040"/>
+          <w:numId w:val="1049"/>
         </w:numPr>
       </w:pPr>
       <w:r>
@@ -10577,7 +10943,7 @@
       <w:pPr>
         <w:numPr>
           <w:ilvl w:val="0"/>
-          <w:numId w:val="1041"/>
+          <w:numId w:val="1050"/>
         </w:numPr>
       </w:pPr>
       <w:r>
@@ -10643,7 +11009,7 @@
       <w:pPr>
         <w:numPr>
           <w:ilvl w:val="0"/>
-          <w:numId w:val="1041"/>
+          <w:numId w:val="1050"/>
         </w:numPr>
       </w:pPr>
       <w:r>
@@ -10838,7 +11204,7 @@
       <w:pPr>
         <w:numPr>
           <w:ilvl w:val="0"/>
-          <w:numId w:val="1041"/>
+          <w:numId w:val="1050"/>
         </w:numPr>
       </w:pPr>
       <w:r>
@@ -10912,7 +11278,7 @@
       <w:pPr>
         <w:numPr>
           <w:ilvl w:val="0"/>
-          <w:numId w:val="1042"/>
+          <w:numId w:val="1051"/>
         </w:numPr>
       </w:pPr>
       <w:r>
@@ -11164,7 +11530,7 @@
       <w:pPr>
         <w:numPr>
           <w:ilvl w:val="0"/>
-          <w:numId w:val="1042"/>
+          <w:numId w:val="1051"/>
         </w:numPr>
       </w:pPr>
       <w:r>
@@ -11235,7 +11601,7 @@
       <w:pPr>
         <w:numPr>
           <w:ilvl w:val="0"/>
-          <w:numId w:val="1042"/>
+          <w:numId w:val="1051"/>
         </w:numPr>
       </w:pPr>
       <w:r>
@@ -12623,7 +12989,7 @@
       <w:pPr>
         <w:numPr>
           <w:ilvl w:val="0"/>
-          <w:numId w:val="1043"/>
+          <w:numId w:val="1052"/>
         </w:numPr>
       </w:pPr>
       <w:r>
@@ -12641,7 +13007,7 @@
         <w:keepNext/>
         <w:numPr>
           <w:ilvl w:val="0"/>
-          <w:numId w:val="1043"/>
+          <w:numId w:val="1052"/>
         </w:numPr>
       </w:pPr>
       <w:r>
@@ -12673,7 +13039,7 @@
       <w:pPr>
         <w:numPr>
           <w:ilvl w:val="1"/>
-          <w:numId w:val="1044"/>
+          <w:numId w:val="1053"/>
         </w:numPr>
       </w:pPr>
       <w:r>
@@ -12908,7 +13274,7 @@
       <w:pPr>
         <w:numPr>
           <w:ilvl w:val="1"/>
-          <w:numId w:val="1044"/>
+          <w:numId w:val="1053"/>
         </w:numPr>
       </w:pPr>
       <w:r>
@@ -13099,7 +13465,7 @@
       <w:pPr>
         <w:numPr>
           <w:ilvl w:val="0"/>
-          <w:numId w:val="1045"/>
+          <w:numId w:val="1054"/>
         </w:numPr>
       </w:pPr>
       <w:r>
@@ -13424,7 +13790,7 @@
       <w:pPr>
         <w:numPr>
           <w:ilvl w:val="0"/>
-          <w:numId w:val="1046"/>
+          <w:numId w:val="1055"/>
         </w:numPr>
       </w:pPr>
       <w:r>
@@ -13678,7 +14044,7 @@
         <w:keepNext/>
         <w:numPr>
           <w:ilvl w:val="0"/>
-          <w:numId w:val="1047"/>
+          <w:numId w:val="1056"/>
         </w:numPr>
       </w:pPr>
       <w:r>
@@ -13696,7 +14062,7 @@
       <w:pPr>
         <w:numPr>
           <w:ilvl w:val="1"/>
-          <w:numId w:val="1048"/>
+          <w:numId w:val="1057"/>
         </w:numPr>
       </w:pPr>
       <w:r>
@@ -13820,7 +14186,7 @@
       <w:pPr>
         <w:numPr>
           <w:ilvl w:val="1"/>
-          <w:numId w:val="1048"/>
+          <w:numId w:val="1057"/>
         </w:numPr>
       </w:pPr>
       <w:r>
@@ -13870,7 +14236,7 @@
       <w:pPr>
         <w:numPr>
           <w:ilvl w:val="1"/>
-          <w:numId w:val="1048"/>
+          <w:numId w:val="1057"/>
         </w:numPr>
       </w:pPr>
       <w:r>
@@ -14312,7 +14678,7 @@
         <w:keepNext/>
         <w:numPr>
           <w:ilvl w:val="0"/>
-          <w:numId w:val="1049"/>
+          <w:numId w:val="1058"/>
         </w:numPr>
       </w:pPr>
       <w:r>
@@ -14357,7 +14723,7 @@
       <w:pPr>
         <w:numPr>
           <w:ilvl w:val="1"/>
-          <w:numId w:val="1050"/>
+          <w:numId w:val="1059"/>
         </w:numPr>
       </w:pPr>
       <w:r>
@@ -14498,7 +14864,7 @@
       <w:pPr>
         <w:numPr>
           <w:ilvl w:val="1"/>
-          <w:numId w:val="1050"/>
+          <w:numId w:val="1059"/>
         </w:numPr>
       </w:pPr>
       <w:r>
@@ -15163,7 +15529,7 @@
       <w:pPr>
         <w:numPr>
           <w:ilvl w:val="1"/>
-          <w:numId w:val="1050"/>
+          <w:numId w:val="1059"/>
         </w:numPr>
       </w:pPr>
       <w:r>
@@ -15420,7 +15786,7 @@
       <w:pPr>
         <w:numPr>
           <w:ilvl w:val="0"/>
-          <w:numId w:val="1051"/>
+          <w:numId w:val="1060"/>
         </w:numPr>
       </w:pPr>
       <w:r>
@@ -15715,7 +16081,7 @@
       <w:pPr>
         <w:numPr>
           <w:ilvl w:val="0"/>
-          <w:numId w:val="1052"/>
+          <w:numId w:val="1061"/>
         </w:numPr>
       </w:pPr>
       <w:r>
@@ -15746,7 +16112,7 @@
       <w:pPr>
         <w:numPr>
           <w:ilvl w:val="0"/>
-          <w:numId w:val="1052"/>
+          <w:numId w:val="1061"/>
         </w:numPr>
       </w:pPr>
       <w:r>
@@ -15796,7 +16162,7 @@
       <w:pPr>
         <w:numPr>
           <w:ilvl w:val="0"/>
-          <w:numId w:val="1052"/>
+          <w:numId w:val="1061"/>
         </w:numPr>
       </w:pPr>
       <w:r>
@@ -15834,9 +16200,10 @@
     </w:p>
     <w:p>
       <w:pPr>
+        <w:keepNext/>
         <w:numPr>
           <w:ilvl w:val="0"/>
-          <w:numId w:val="1053"/>
+          <w:numId w:val="1062"/>
         </w:numPr>
       </w:pPr>
       <w:r>
@@ -15847,7 +16214,29 @@
         <w:t xml:space="preserve">Otros conceptos de equilibrio</w:t>
       </w:r>
       <w:r>
-        <w:t xml:space="preserve">. Las respuestas a la inexistencia cambian lo que se supone que anticipan las aseguradoras: en el</w:t>
+        <w:t xml:space="preserve">. Las respuestas a la inexistencia cambian lo que se supone que anticipan las aseguradoras (anexo </w:t>
+      </w:r>
+      <w:hyperlink w:anchor="anexo_rothschild_stiglitz">
+        <w:r>
+          <w:rPr>
+            <w:rStyle w:val="Hyperlink"/>
+          </w:rPr>
+          <w:t xml:space="preserve">B</w:t>
+        </w:r>
+      </w:hyperlink>
+      <w:r>
+        <w:t xml:space="preserve">):</w:t>
+      </w:r>
+    </w:p>
+    <w:p>
+      <w:pPr>
+        <w:numPr>
+          <w:ilvl w:val="1"/>
+          <w:numId w:val="1063"/>
+        </w:numPr>
+      </w:pPr>
+      <w:r>
+        <w:t xml:space="preserve">en el</w:t>
       </w:r>
       <w:r>
         <w:t xml:space="preserve"> </w:t>
@@ -15898,7 +16287,18 @@
         <w:t xml:space="preserve">)</w:t>
       </w:r>
       <w:r>
-        <w:t xml:space="preserve">, una aseguradora no ofrece un contrato si prevé que, al retirar las demás los suyos, tendría pérdidas, y entonces el agrupador puede sostenerse; en el</w:t>
+        <w:t xml:space="preserve">, una aseguradora no ofrece un contrato si prevé que, al retirar las demás los suyos, tendría pérdidas, y entonces el agrupador puede sostenerse;</w:t>
+      </w:r>
+    </w:p>
+    <w:p>
+      <w:pPr>
+        <w:numPr>
+          <w:ilvl w:val="1"/>
+          <w:numId w:val="1063"/>
+        </w:numPr>
+      </w:pPr>
+      <w:r>
+        <w:t xml:space="preserve">en el</w:t>
       </w:r>
       <w:r>
         <w:t xml:space="preserve"> </w:t>
@@ -15943,25 +16343,14 @@
         <w:t xml:space="preserve">)</w:t>
       </w:r>
       <w:r>
-        <w:t xml:space="preserve">, prevé que los demás responderán con nuevos contratos, y se sostiene el separador (anexo </w:t>
-      </w:r>
-      <w:hyperlink w:anchor="anexo_rothschild_stiglitz">
-        <w:r>
-          <w:rPr>
-            <w:rStyle w:val="Hyperlink"/>
-          </w:rPr>
-          <w:t xml:space="preserve">B</w:t>
-        </w:r>
-      </w:hyperlink>
-      <w:r>
-        <w:t xml:space="preserve">).</w:t>
+        <w:t xml:space="preserve">, prevé que los demás responderán con nuevos contratos, y se sostiene el separador.</w:t>
       </w:r>
     </w:p>
     <w:p>
       <w:pPr>
         <w:numPr>
           <w:ilvl w:val="0"/>
-          <w:numId w:val="1053"/>
+          <w:numId w:val="1062"/>
         </w:numPr>
       </w:pPr>
       <w:r>
@@ -16210,7 +16599,7 @@
       <w:pPr>
         <w:numPr>
           <w:ilvl w:val="0"/>
-          <w:numId w:val="1054"/>
+          <w:numId w:val="1064"/>
         </w:numPr>
       </w:pPr>
       <w:r>
@@ -16320,7 +16709,7 @@
       <w:pPr>
         <w:numPr>
           <w:ilvl w:val="0"/>
-          <w:numId w:val="1054"/>
+          <w:numId w:val="1064"/>
         </w:numPr>
       </w:pPr>
       <w:r>
@@ -16393,7 +16782,7 @@
       <w:pPr>
         <w:numPr>
           <w:ilvl w:val="0"/>
-          <w:numId w:val="1055"/>
+          <w:numId w:val="1065"/>
         </w:numPr>
       </w:pPr>
       <w:r>
@@ -16422,83 +16811,11 @@
         <w:keepNext/>
         <w:numPr>
           <w:ilvl w:val="0"/>
-          <w:numId w:val="1056"/>
+          <w:numId w:val="1066"/>
         </w:numPr>
       </w:pPr>
       <w:r>
         <w:t xml:space="preserve">Las soluciones al problema pueden venir del sector privado y del sector público:</w:t>
-      </w:r>
-    </w:p>
-    <w:p>
-      <w:pPr>
-        <w:numPr>
-          <w:ilvl w:val="1"/>
-          <w:numId w:val="1057"/>
-        </w:numPr>
-      </w:pPr>
-      <w:r>
-        <w:rPr>
-          <w:i/>
-          <w:iCs/>
-        </w:rPr>
-        <w:t xml:space="preserve">Privadas</w:t>
-      </w:r>
-      <w:r>
-        <w:t xml:space="preserve">: las</w:t>
-      </w:r>
-      <w:r>
-        <w:t xml:space="preserve"> </w:t>
-      </w:r>
-      <w:r>
-        <w:rPr>
-          <w:b/>
-          <w:bCs/>
-        </w:rPr>
-        <w:t xml:space="preserve">garantías</w:t>
-      </w:r>
-      <w:r>
-        <w:t xml:space="preserve">, que no le salen a cuenta a quien vende un limón;</w:t>
-      </w:r>
-      <w:r>
-        <w:rPr>
-          <w:rStyle w:val="FootnoteReference"/>
-        </w:rPr>
-        <w:footnoteReference w:id="138"/>
-      </w:r>
-      <w:r>
-        <w:t xml:space="preserve"> </w:t>
-      </w:r>
-      <w:r>
-        <w:t xml:space="preserve">la</w:t>
-      </w:r>
-      <w:r>
-        <w:t xml:space="preserve"> </w:t>
-      </w:r>
-      <w:r>
-        <w:rPr>
-          <w:b/>
-          <w:bCs/>
-        </w:rPr>
-        <w:t xml:space="preserve">reputación</w:t>
-      </w:r>
-      <w:r>
-        <w:t xml:space="preserve"> </w:t>
-      </w:r>
-      <w:r>
-        <w:t xml:space="preserve">y las marcas en juegos repetidos, porque el comprador puede castigar en el futuro al vendedor que le defraude; la certificación por terceros (inspecciones, auditorías, agencias de calificación), y los historiales de crédito o de siniestros (sistemas</w:t>
-      </w:r>
-      <w:r>
-        <w:t xml:space="preserve"> </w:t>
-      </w:r>
-      <w:r>
-        <w:rPr>
-          <w:i/>
-          <w:iCs/>
-        </w:rPr>
-        <w:t xml:space="preserve">bonus-malus</w:t>
-      </w:r>
-      <w:r>
-        <w:t xml:space="preserve">).</w:t>
       </w:r>
     </w:p>
     <w:p>
@@ -16506,7 +16823,7 @@
         <w:keepNext/>
         <w:numPr>
           <w:ilvl w:val="1"/>
-          <w:numId w:val="1057"/>
+          <w:numId w:val="1067"/>
         </w:numPr>
       </w:pPr>
       <w:r>
@@ -16514,7 +16831,7 @@
           <w:i/>
           <w:iCs/>
         </w:rPr>
-        <w:t xml:space="preserve">Públicas</w:t>
+        <w:t xml:space="preserve">Privadas</w:t>
       </w:r>
       <w:r>
         <w:t xml:space="preserve">:</w:t>
@@ -16524,52 +16841,118 @@
       <w:pPr>
         <w:numPr>
           <w:ilvl w:val="2"/>
-          <w:numId w:val="1058"/>
+          <w:numId w:val="1068"/>
         </w:numPr>
       </w:pPr>
+      <w:r>
+        <w:t xml:space="preserve">las</w:t>
+      </w:r>
+      <w:r>
+        <w:t xml:space="preserve"> </w:t>
+      </w:r>
+      <w:r>
+        <w:rPr>
+          <w:b/>
+          <w:bCs/>
+        </w:rPr>
+        <w:t xml:space="preserve">garantías</w:t>
+      </w:r>
+      <w:r>
+        <w:t xml:space="preserve">, que no le salen a cuenta a quien vende un limón;</w:t>
+      </w:r>
+      <w:r>
+        <w:rPr>
+          <w:rStyle w:val="FootnoteReference"/>
+        </w:rPr>
+        <w:footnoteReference w:id="138"/>
+      </w:r>
+    </w:p>
+    <w:p>
+      <w:pPr>
+        <w:numPr>
+          <w:ilvl w:val="2"/>
+          <w:numId w:val="1068"/>
+        </w:numPr>
+      </w:pPr>
+      <w:r>
+        <w:t xml:space="preserve">la</w:t>
+      </w:r>
+      <w:r>
+        <w:t xml:space="preserve"> </w:t>
+      </w:r>
+      <w:r>
+        <w:rPr>
+          <w:b/>
+          <w:bCs/>
+        </w:rPr>
+        <w:t xml:space="preserve">reputación</w:t>
+      </w:r>
+      <w:r>
+        <w:t xml:space="preserve"> </w:t>
+      </w:r>
+      <w:r>
+        <w:t xml:space="preserve">y las marcas en juegos repetidos, porque el comprador puede castigar en el futuro al vendedor que le defraude;</w:t>
+      </w:r>
+    </w:p>
+    <w:p>
+      <w:pPr>
+        <w:numPr>
+          <w:ilvl w:val="2"/>
+          <w:numId w:val="1068"/>
+        </w:numPr>
+      </w:pPr>
+      <w:r>
+        <w:t xml:space="preserve">la certificación por terceros (inspecciones, auditorías, agencias de calificación);</w:t>
+      </w:r>
+    </w:p>
+    <w:p>
+      <w:pPr>
+        <w:numPr>
+          <w:ilvl w:val="2"/>
+          <w:numId w:val="1068"/>
+        </w:numPr>
+      </w:pPr>
+      <w:r>
+        <w:t xml:space="preserve">los historiales de crédito o de siniestros (sistemas</w:t>
+      </w:r>
+      <w:r>
+        <w:t xml:space="preserve"> </w:t>
+      </w:r>
       <w:r>
         <w:rPr>
           <w:i/>
           <w:iCs/>
         </w:rPr>
-        <w:t xml:space="preserve">información obligatoria y garantías legales</w:t>
-      </w:r>
-      <w:r>
-        <w:t xml:space="preserve">: en España, el vendedor profesional responde de la falta de conformidad del bien durante 3 años y, en los de segunda mano, puede pactarse un plazo menor que no baje de 1 año</w:t>
-      </w:r>
-      <w:r>
-        <w:t xml:space="preserve"> </w:t>
-      </w:r>
-      <w:r>
-        <w:t xml:space="preserve">(</w:t>
-      </w:r>
-      <w:hyperlink w:anchor="ref_RDL7_2021">
-        <w:r>
-          <w:rPr>
-            <w:rStyle w:val="Hyperlink"/>
-            <w:smallCaps/>
-          </w:rPr>
-          <w:t xml:space="preserve">Jefatura del Estado</w:t>
-        </w:r>
-        <w:r>
-          <w:rPr>
-            <w:rStyle w:val="Hyperlink"/>
-          </w:rPr>
-          <w:t xml:space="preserve">, 2021</w:t>
-        </w:r>
-      </w:hyperlink>
-      <w:r>
-        <w:t xml:space="preserve">)</w:t>
-      </w:r>
-      <w:r>
-        <w:t xml:space="preserve">;</w:t>
+        <w:t xml:space="preserve">bonus-malus</w:t>
+      </w:r>
+      <w:r>
+        <w:t xml:space="preserve">).</w:t>
+      </w:r>
+    </w:p>
+    <w:p>
+      <w:pPr>
+        <w:keepNext/>
+        <w:numPr>
+          <w:ilvl w:val="1"/>
+          <w:numId w:val="1067"/>
+        </w:numPr>
+      </w:pPr>
+      <w:r>
+        <w:rPr>
+          <w:i/>
+          <w:iCs/>
+        </w:rPr>
+        <w:t xml:space="preserve">Públicas</w:t>
+      </w:r>
+      <w:r>
+        <w:t xml:space="preserve">:</w:t>
       </w:r>
     </w:p>
     <w:p>
       <w:pPr>
         <w:numPr>
           <w:ilvl w:val="2"/>
-          <w:numId w:val="1058"/>
+          <w:numId w:val="1069"/>
         </w:numPr>
       </w:pPr>
       <w:r>
@@ -16577,10 +16960,10 @@
           <w:i/>
           <w:iCs/>
         </w:rPr>
-        <w:t xml:space="preserve">seguro obligatorio</w:t>
-      </w:r>
-      <w:r>
-        <w:t xml:space="preserve">, que impide que los de riesgo bajo salgan del mercado, como el de responsabilidad civil del automóvil</w:t>
+        <w:t xml:space="preserve">información obligatoria y garantías legales</w:t>
+      </w:r>
+      <w:r>
+        <w:t xml:space="preserve">: en España, el vendedor profesional responde de la falta de conformidad del bien durante 3 años y, en los de segunda mano, puede pactarse un plazo menor que no baje de 1 año</w:t>
       </w:r>
       <w:r>
         <w:t xml:space="preserve"> </w:t>
@@ -16588,7 +16971,7 @@
       <w:r>
         <w:t xml:space="preserve">(</w:t>
       </w:r>
-      <w:hyperlink w:anchor="ref_RDLeg8_2004">
+      <w:hyperlink w:anchor="ref_RDL7_2021">
         <w:r>
           <w:rPr>
             <w:rStyle w:val="Hyperlink"/>
@@ -16600,7 +16983,7 @@
           <w:rPr>
             <w:rStyle w:val="Hyperlink"/>
           </w:rPr>
-          <w:t xml:space="preserve">, 2004</w:t>
+          <w:t xml:space="preserve">, 2021</w:t>
         </w:r>
       </w:hyperlink>
       <w:r>
@@ -16614,7 +16997,7 @@
       <w:pPr>
         <w:numPr>
           <w:ilvl w:val="2"/>
-          <w:numId w:val="1058"/>
+          <w:numId w:val="1069"/>
         </w:numPr>
       </w:pPr>
       <w:r>
@@ -16622,20 +17005,44 @@
           <w:i/>
           <w:iCs/>
         </w:rPr>
-        <w:t xml:space="preserve">provisión o aseguramiento público</w:t>
-      </w:r>
-      <w:r>
-        <w:t xml:space="preserve"> </w:t>
-      </w:r>
-      <w:r>
-        <w:t xml:space="preserve">de quienes el mercado excluye o encarece mucho, como los seguros de salud de las personas mayores, que las aseguradoras privadas solo podrían cubrir subiendo las cuotas de todos y expulsando a los menos propensos a enfermar;</w:t>
+        <w:t xml:space="preserve">seguro obligatorio</w:t>
+      </w:r>
+      <w:r>
+        <w:t xml:space="preserve">, que impide que los de riesgo bajo salgan del mercado, como el de responsabilidad civil del automóvil</w:t>
+      </w:r>
+      <w:r>
+        <w:t xml:space="preserve"> </w:t>
+      </w:r>
+      <w:r>
+        <w:t xml:space="preserve">(</w:t>
+      </w:r>
+      <w:hyperlink w:anchor="ref_RDLeg8_2004">
+        <w:r>
+          <w:rPr>
+            <w:rStyle w:val="Hyperlink"/>
+            <w:smallCaps/>
+          </w:rPr>
+          <w:t xml:space="preserve">Jefatura del Estado</w:t>
+        </w:r>
+        <w:r>
+          <w:rPr>
+            <w:rStyle w:val="Hyperlink"/>
+          </w:rPr>
+          <w:t xml:space="preserve">, 2004</w:t>
+        </w:r>
+      </w:hyperlink>
+      <w:r>
+        <w:t xml:space="preserve">)</w:t>
+      </w:r>
+      <w:r>
+        <w:t xml:space="preserve">;</w:t>
       </w:r>
     </w:p>
     <w:p>
       <w:pPr>
         <w:numPr>
           <w:ilvl w:val="2"/>
-          <w:numId w:val="1058"/>
+          <w:numId w:val="1069"/>
         </w:numPr>
       </w:pPr>
       <w:r>
@@ -16643,6 +17050,27 @@
           <w:i/>
           <w:iCs/>
         </w:rPr>
+        <w:t xml:space="preserve">provisión o aseguramiento público</w:t>
+      </w:r>
+      <w:r>
+        <w:t xml:space="preserve"> </w:t>
+      </w:r>
+      <w:r>
+        <w:t xml:space="preserve">de quienes el mercado excluye o encarece mucho, como los seguros de salud de las personas mayores, que las aseguradoras privadas solo podrían cubrir subiendo las cuotas de todos y expulsando a los menos propensos a enfermar;</w:t>
+      </w:r>
+    </w:p>
+    <w:p>
+      <w:pPr>
+        <w:numPr>
+          <w:ilvl w:val="2"/>
+          <w:numId w:val="1069"/>
+        </w:numPr>
+      </w:pPr>
+      <w:r>
+        <w:rPr>
+          <w:i/>
+          <w:iCs/>
+        </w:rPr>
         <w:t xml:space="preserve">límites a la discriminación por características</w:t>
       </w:r>
       <w:r>
@@ -16680,7 +17108,7 @@
       <w:pPr>
         <w:numPr>
           <w:ilvl w:val="0"/>
-          <w:numId w:val="1056"/>
+          <w:numId w:val="1066"/>
         </w:numPr>
       </w:pPr>
       <w:r>
@@ -16743,7 +17171,7 @@
       <w:pPr>
         <w:numPr>
           <w:ilvl w:val="0"/>
-          <w:numId w:val="1056"/>
+          <w:numId w:val="1066"/>
         </w:numPr>
       </w:pPr>
       <w:r>
@@ -16946,7 +17374,7 @@
       <w:pPr>
         <w:numPr>
           <w:ilvl w:val="0"/>
-          <w:numId w:val="1059"/>
+          <w:numId w:val="1070"/>
         </w:numPr>
       </w:pPr>
       <w:r>
@@ -17005,7 +17433,7 @@
         <w:keepNext/>
         <w:numPr>
           <w:ilvl w:val="0"/>
-          <w:numId w:val="1060"/>
+          <w:numId w:val="1071"/>
         </w:numPr>
       </w:pPr>
       <w:r>
@@ -17096,7 +17524,7 @@
       <w:pPr>
         <w:numPr>
           <w:ilvl w:val="1"/>
-          <w:numId w:val="1061"/>
+          <w:numId w:val="1072"/>
         </w:numPr>
       </w:pPr>
       <w:r>
@@ -17139,7 +17567,7 @@
       <w:pPr>
         <w:numPr>
           <w:ilvl w:val="1"/>
-          <w:numId w:val="1061"/>
+          <w:numId w:val="1072"/>
         </w:numPr>
       </w:pPr>
       <w:r>
@@ -17394,7 +17822,7 @@
         <w:keepNext/>
         <w:numPr>
           <w:ilvl w:val="0"/>
-          <w:numId w:val="1060"/>
+          <w:numId w:val="1071"/>
         </w:numPr>
       </w:pPr>
       <w:r>
@@ -17405,7 +17833,7 @@
       <w:pPr>
         <w:numPr>
           <w:ilvl w:val="1"/>
-          <w:numId w:val="1062"/>
+          <w:numId w:val="1073"/>
         </w:numPr>
       </w:pPr>
       <w:bookmarkStart w:id="144" w:name="cond_rm_accion"/>
@@ -17428,7 +17856,7 @@
       <w:pPr>
         <w:numPr>
           <w:ilvl w:val="1"/>
-          <w:numId w:val="1062"/>
+          <w:numId w:val="1073"/>
         </w:numPr>
       </w:pPr>
       <w:bookmarkStart w:id="145" w:name="cond_rm_conflicto"/>
@@ -17451,7 +17879,7 @@
       <w:pPr>
         <w:numPr>
           <w:ilvl w:val="1"/>
-          <w:numId w:val="1062"/>
+          <w:numId w:val="1073"/>
         </w:numPr>
       </w:pPr>
       <w:bookmarkStart w:id="146" w:name="cond_rm_riesgo"/>
@@ -17475,7 +17903,7 @@
         <w:keepNext/>
         <w:numPr>
           <w:ilvl w:val="0"/>
-          <w:numId w:val="1060"/>
+          <w:numId w:val="1071"/>
         </w:numPr>
       </w:pPr>
       <w:r>
@@ -17522,7 +17950,7 @@
       <w:pPr>
         <w:numPr>
           <w:ilvl w:val="1"/>
-          <w:numId w:val="1063"/>
+          <w:numId w:val="1074"/>
         </w:numPr>
       </w:pPr>
       <w:r>
@@ -17533,7 +17961,7 @@
       <w:pPr>
         <w:numPr>
           <w:ilvl w:val="1"/>
-          <w:numId w:val="1063"/>
+          <w:numId w:val="1074"/>
         </w:numPr>
       </w:pPr>
       <w:r>
@@ -17544,7 +17972,7 @@
       <w:pPr>
         <w:numPr>
           <w:ilvl w:val="1"/>
-          <w:numId w:val="1063"/>
+          <w:numId w:val="1074"/>
         </w:numPr>
       </w:pPr>
       <w:r>
@@ -17595,7 +18023,7 @@
         <w:keepNext/>
         <w:numPr>
           <w:ilvl w:val="0"/>
-          <w:numId w:val="1060"/>
+          <w:numId w:val="1071"/>
         </w:numPr>
       </w:pPr>
       <w:r>
@@ -17613,7 +18041,7 @@
       <w:pPr>
         <w:numPr>
           <w:ilvl w:val="1"/>
-          <w:numId w:val="1064"/>
+          <w:numId w:val="1075"/>
         </w:numPr>
       </w:pPr>
       <w:r>
@@ -17710,7 +18138,7 @@
       <w:pPr>
         <w:numPr>
           <w:ilvl w:val="1"/>
-          <w:numId w:val="1064"/>
+          <w:numId w:val="1075"/>
         </w:numPr>
       </w:pPr>
       <w:r>
@@ -17805,7 +18233,7 @@
       <w:pPr>
         <w:numPr>
           <w:ilvl w:val="1"/>
-          <w:numId w:val="1064"/>
+          <w:numId w:val="1075"/>
         </w:numPr>
       </w:pPr>
       <w:r>
@@ -17823,7 +18251,7 @@
       <w:pPr>
         <w:numPr>
           <w:ilvl w:val="1"/>
-          <w:numId w:val="1064"/>
+          <w:numId w:val="1075"/>
         </w:numPr>
       </w:pPr>
       <w:r>
@@ -17852,7 +18280,7 @@
       <w:pPr>
         <w:numPr>
           <w:ilvl w:val="1"/>
-          <w:numId w:val="1064"/>
+          <w:numId w:val="1075"/>
         </w:numPr>
       </w:pPr>
       <w:r>
@@ -17884,7 +18312,7 @@
       <w:pPr>
         <w:numPr>
           <w:ilvl w:val="1"/>
-          <w:numId w:val="1064"/>
+          <w:numId w:val="1075"/>
         </w:numPr>
       </w:pPr>
       <w:r>
@@ -17916,7 +18344,7 @@
       <w:pPr>
         <w:numPr>
           <w:ilvl w:val="1"/>
-          <w:numId w:val="1064"/>
+          <w:numId w:val="1075"/>
         </w:numPr>
       </w:pPr>
       <w:r>
@@ -17950,7 +18378,7 @@
       <w:pPr>
         <w:numPr>
           <w:ilvl w:val="0"/>
-          <w:numId w:val="1065"/>
+          <w:numId w:val="1076"/>
         </w:numPr>
       </w:pPr>
       <w:r>
@@ -17970,7 +18398,7 @@
       <w:pPr>
         <w:numPr>
           <w:ilvl w:val="0"/>
-          <w:numId w:val="1066"/>
+          <w:numId w:val="1077"/>
         </w:numPr>
       </w:pPr>
       <w:r>
@@ -17981,7 +18409,7 @@
       <w:pPr>
         <w:numPr>
           <w:ilvl w:val="0"/>
-          <w:numId w:val="1066"/>
+          <w:numId w:val="1077"/>
         </w:numPr>
       </w:pPr>
       <w:r>
@@ -17992,7 +18420,7 @@
       <w:pPr>
         <w:numPr>
           <w:ilvl w:val="0"/>
-          <w:numId w:val="1066"/>
+          <w:numId w:val="1077"/>
         </w:numPr>
       </w:pPr>
       <w:r>
@@ -18048,7 +18476,7 @@
       <w:pPr>
         <w:numPr>
           <w:ilvl w:val="0"/>
-          <w:numId w:val="1067"/>
+          <w:numId w:val="1078"/>
         </w:numPr>
       </w:pPr>
       <w:r>
@@ -18299,7 +18727,7 @@
       <w:pPr>
         <w:numPr>
           <w:ilvl w:val="0"/>
-          <w:numId w:val="1067"/>
+          <w:numId w:val="1078"/>
         </w:numPr>
       </w:pPr>
       <w:r>
@@ -18553,7 +18981,7 @@
       <w:pPr>
         <w:numPr>
           <w:ilvl w:val="0"/>
-          <w:numId w:val="1067"/>
+          <w:numId w:val="1078"/>
         </w:numPr>
       </w:pPr>
       <w:r>
@@ -18843,7 +19271,7 @@
       <w:pPr>
         <w:numPr>
           <w:ilvl w:val="0"/>
-          <w:numId w:val="1067"/>
+          <w:numId w:val="1078"/>
         </w:numPr>
       </w:pPr>
       <w:r>
@@ -18920,9 +19348,10 @@
     </w:p>
     <w:p>
       <w:pPr>
+        <w:keepNext/>
         <w:numPr>
           <w:ilvl w:val="0"/>
-          <w:numId w:val="1067"/>
+          <w:numId w:val="1078"/>
         </w:numPr>
       </w:pPr>
       <w:r>
@@ -18933,7 +19362,18 @@
         <w:t xml:space="preserve">Secuencia</w:t>
       </w:r>
       <w:r>
-        <w:t xml:space="preserve">: (1) el principal ofrece un contrato</w:t>
+        <w:t xml:space="preserve">:</w:t>
+      </w:r>
+    </w:p>
+    <w:p>
+      <w:pPr>
+        <w:numPr>
+          <w:ilvl w:val="1"/>
+          <w:numId w:val="1079"/>
+        </w:numPr>
+      </w:pPr>
+      <w:r>
+        <w:t xml:space="preserve">el principal ofrece un contrato</w:t>
       </w:r>
       <w:r>
         <w:t xml:space="preserve"> </w:t>
@@ -18990,7 +19430,51 @@
         <w:t xml:space="preserve"> </w:t>
       </w:r>
       <w:r>
-        <w:t xml:space="preserve">que pide un esfuerzo; (2) el agente lo acepta o lo rechaza; (3) si lo acepta, elige el esfuerzo; (4) la naturaleza decide el resultado y se paga. El principal tiene todo el poder de negociación.</w:t>
+        <w:t xml:space="preserve">que pide un esfuerzo;</w:t>
+      </w:r>
+    </w:p>
+    <w:p>
+      <w:pPr>
+        <w:numPr>
+          <w:ilvl w:val="1"/>
+          <w:numId w:val="1079"/>
+        </w:numPr>
+      </w:pPr>
+      <w:r>
+        <w:t xml:space="preserve">el agente lo acepta o lo rechaza;</w:t>
+      </w:r>
+    </w:p>
+    <w:p>
+      <w:pPr>
+        <w:numPr>
+          <w:ilvl w:val="1"/>
+          <w:numId w:val="1079"/>
+        </w:numPr>
+      </w:pPr>
+      <w:r>
+        <w:t xml:space="preserve">si lo acepta, elige el esfuerzo;</w:t>
+      </w:r>
+    </w:p>
+    <w:p>
+      <w:pPr>
+        <w:numPr>
+          <w:ilvl w:val="1"/>
+          <w:numId w:val="1079"/>
+        </w:numPr>
+      </w:pPr>
+      <w:r>
+        <w:t xml:space="preserve">la naturaleza decide el resultado y se paga.</w:t>
+      </w:r>
+    </w:p>
+    <w:p>
+      <w:pPr>
+        <w:numPr>
+          <w:ilvl w:val="0"/>
+          <w:numId w:val="1078"/>
+        </w:numPr>
+      </w:pPr>
+      <w:r>
+        <w:t xml:space="preserve">El principal tiene todo el poder de negociación.</w:t>
       </w:r>
     </w:p>
     <w:bookmarkEnd w:id="152"/>
@@ -19005,9 +19489,10 @@
     </w:p>
     <w:p>
       <w:pPr>
+        <w:keepNext/>
         <w:numPr>
           <w:ilvl w:val="0"/>
-          <w:numId w:val="1068"/>
+          <w:numId w:val="1080"/>
         </w:numPr>
       </w:pPr>
       <w:r>
@@ -19025,9 +19510,15 @@
       <w:r>
         <w:t xml:space="preserve">Resolvemos el modelo en 2 pasos, cada uno primero de forma analítica y después gráfica:</w:t>
       </w:r>
-      <w:r>
-        <w:t xml:space="preserve"> </w:t>
-      </w:r>
+    </w:p>
+    <w:p>
+      <w:pPr>
+        <w:keepNext/>
+        <w:numPr>
+          <w:ilvl w:val="1"/>
+          <w:numId w:val="1081"/>
+        </w:numPr>
+      </w:pPr>
       <w:r>
         <w:rPr>
           <w:i/>
@@ -19036,14 +19527,39 @@
         <w:t xml:space="preserve">1. esfuerzo observable</w:t>
       </w:r>
       <w:r>
-        <w:t xml:space="preserve"> </w:t>
-      </w:r>
-      <w:r>
-        <w:t xml:space="preserve">(1.1, resolución analítica; 1.2, resolución gráfica, con 1.2.1, agente y principal neutrales; 1.2.2, agente averso y principal neutral, y 1.2.3, los 2 aversos) y</w:t>
-      </w:r>
-      <w:r>
-        <w:t xml:space="preserve"> </w:t>
-      </w:r>
+        <w:t xml:space="preserve">:</w:t>
+      </w:r>
+    </w:p>
+    <w:p>
+      <w:pPr>
+        <w:numPr>
+          <w:ilvl w:val="2"/>
+          <w:numId w:val="1082"/>
+        </w:numPr>
+      </w:pPr>
+      <w:r>
+        <w:t xml:space="preserve">1.1, resolución analítica;</w:t>
+      </w:r>
+    </w:p>
+    <w:p>
+      <w:pPr>
+        <w:numPr>
+          <w:ilvl w:val="2"/>
+          <w:numId w:val="1082"/>
+        </w:numPr>
+      </w:pPr>
+      <w:r>
+        <w:t xml:space="preserve">1.2, resolución gráfica, con 1.2.1, agente y principal neutrales; 1.2.2, agente averso y principal neutral, y 1.2.3, los 2 aversos;</w:t>
+      </w:r>
+    </w:p>
+    <w:p>
+      <w:pPr>
+        <w:keepNext/>
+        <w:numPr>
+          <w:ilvl w:val="1"/>
+          <w:numId w:val="1081"/>
+        </w:numPr>
+      </w:pPr>
       <w:r>
         <w:rPr>
           <w:i/>
@@ -19052,17 +19568,36 @@
         <w:t xml:space="preserve">2. esfuerzo inobservable</w:t>
       </w:r>
       <w:r>
-        <w:t xml:space="preserve"> </w:t>
-      </w:r>
-      <w:r>
-        <w:t xml:space="preserve">(2.1, resolución analítica; 2.2, resolución gráfica, con 2.2.1, agente y principal neutrales, y 2.2.2, agente averso y principal neutral, el genuino riesgo moral).</w:t>
+        <w:t xml:space="preserve">:</w:t>
+      </w:r>
+    </w:p>
+    <w:p>
+      <w:pPr>
+        <w:numPr>
+          <w:ilvl w:val="2"/>
+          <w:numId w:val="1083"/>
+        </w:numPr>
+      </w:pPr>
+      <w:r>
+        <w:t xml:space="preserve">2.1, resolución analítica;</w:t>
+      </w:r>
+    </w:p>
+    <w:p>
+      <w:pPr>
+        <w:numPr>
+          <w:ilvl w:val="2"/>
+          <w:numId w:val="1083"/>
+        </w:numPr>
+      </w:pPr>
+      <w:r>
+        <w:t xml:space="preserve">2.2, resolución gráfica, con 2.2.1, agente y principal neutrales, y 2.2.2, agente averso y principal neutral, el genuino riesgo moral.</w:t>
       </w:r>
     </w:p>
     <w:p>
       <w:pPr>
         <w:numPr>
           <w:ilvl w:val="0"/>
-          <w:numId w:val="1068"/>
+          <w:numId w:val="1080"/>
         </w:numPr>
       </w:pPr>
       <w:r>
@@ -19118,7 +19653,7 @@
       <w:pPr>
         <w:numPr>
           <w:ilvl w:val="0"/>
-          <w:numId w:val="1068"/>
+          <w:numId w:val="1080"/>
         </w:numPr>
       </w:pPr>
       <w:r>
@@ -19637,7 +20172,7 @@
       <w:pPr>
         <w:numPr>
           <w:ilvl w:val="1"/>
-          <w:numId w:val="1069"/>
+          <w:numId w:val="1084"/>
         </w:numPr>
       </w:pPr>
       <w:r>
@@ -20220,7 +20755,7 @@
       <w:pPr>
         <w:numPr>
           <w:ilvl w:val="0"/>
-          <w:numId w:val="1068"/>
+          <w:numId w:val="1080"/>
         </w:numPr>
       </w:pPr>
       <w:r>
@@ -20466,7 +21001,7 @@
       <w:pPr>
         <w:numPr>
           <w:ilvl w:val="0"/>
-          <w:numId w:val="1068"/>
+          <w:numId w:val="1080"/>
         </w:numPr>
       </w:pPr>
       <w:r>
@@ -20783,7 +21318,7 @@
       <w:pPr>
         <w:numPr>
           <w:ilvl w:val="0"/>
-          <w:numId w:val="1070"/>
+          <w:numId w:val="1085"/>
         </w:numPr>
       </w:pPr>
       <w:r>
@@ -21067,7 +21602,7 @@
       <w:pPr>
         <w:numPr>
           <w:ilvl w:val="1"/>
-          <w:numId w:val="1071"/>
+          <w:numId w:val="1086"/>
         </w:numPr>
       </w:pPr>
       <w:r>
@@ -21097,7 +21632,7 @@
       <w:pPr>
         <w:numPr>
           <w:ilvl w:val="1"/>
-          <w:numId w:val="1071"/>
+          <w:numId w:val="1086"/>
         </w:numPr>
       </w:pPr>
       <w:r>
@@ -21164,7 +21699,7 @@
       <w:pPr>
         <w:numPr>
           <w:ilvl w:val="1"/>
-          <w:numId w:val="1071"/>
+          <w:numId w:val="1086"/>
         </w:numPr>
       </w:pPr>
       <w:r>
@@ -21428,7 +21963,7 @@
       <w:pPr>
         <w:numPr>
           <w:ilvl w:val="0"/>
-          <w:numId w:val="1072"/>
+          <w:numId w:val="1087"/>
         </w:numPr>
       </w:pPr>
       <w:r>
@@ -21804,7 +22339,7 @@
       <w:pPr>
         <w:numPr>
           <w:ilvl w:val="1"/>
-          <w:numId w:val="1073"/>
+          <w:numId w:val="1088"/>
         </w:numPr>
       </w:pPr>
       <w:r>
@@ -21845,7 +22380,7 @@
       <w:pPr>
         <w:numPr>
           <w:ilvl w:val="1"/>
-          <w:numId w:val="1073"/>
+          <w:numId w:val="1088"/>
         </w:numPr>
       </w:pPr>
       <w:r>
@@ -22046,7 +22581,7 @@
       <w:pPr>
         <w:numPr>
           <w:ilvl w:val="0"/>
-          <w:numId w:val="1074"/>
+          <w:numId w:val="1089"/>
         </w:numPr>
       </w:pPr>
       <w:r>
@@ -22110,7 +22645,7 @@
       <w:pPr>
         <w:numPr>
           <w:ilvl w:val="0"/>
-          <w:numId w:val="1074"/>
+          <w:numId w:val="1089"/>
         </w:numPr>
       </w:pPr>
       <w:r>
@@ -22895,7 +23430,7 @@
       <w:pPr>
         <w:numPr>
           <w:ilvl w:val="1"/>
-          <w:numId w:val="1075"/>
+          <w:numId w:val="1090"/>
         </w:numPr>
       </w:pPr>
       <w:r>
@@ -23140,7 +23675,7 @@
       <w:pPr>
         <w:numPr>
           <w:ilvl w:val="1"/>
-          <w:numId w:val="1075"/>
+          <w:numId w:val="1090"/>
         </w:numPr>
       </w:pPr>
       <w:r>
@@ -23576,7 +24111,7 @@
       <w:pPr>
         <w:numPr>
           <w:ilvl w:val="1"/>
-          <w:numId w:val="1075"/>
+          <w:numId w:val="1090"/>
         </w:numPr>
       </w:pPr>
       <w:r>
@@ -23762,7 +24297,7 @@
       <w:pPr>
         <w:numPr>
           <w:ilvl w:val="0"/>
-          <w:numId w:val="1074"/>
+          <w:numId w:val="1089"/>
         </w:numPr>
       </w:pPr>
       <w:r>
@@ -23797,7 +24332,7 @@
         <w:keepNext/>
         <w:numPr>
           <w:ilvl w:val="0"/>
-          <w:numId w:val="1074"/>
+          <w:numId w:val="1089"/>
         </w:numPr>
       </w:pPr>
       <w:r>
@@ -23829,7 +24364,7 @@
       <w:pPr>
         <w:numPr>
           <w:ilvl w:val="1"/>
-          <w:numId w:val="1076"/>
+          <w:numId w:val="1091"/>
         </w:numPr>
       </w:pPr>
       <w:r>
@@ -24090,7 +24625,7 @@
       <w:pPr>
         <w:numPr>
           <w:ilvl w:val="1"/>
-          <w:numId w:val="1076"/>
+          <w:numId w:val="1091"/>
         </w:numPr>
       </w:pPr>
       <w:r>
@@ -24338,7 +24873,7 @@
       <w:pPr>
         <w:numPr>
           <w:ilvl w:val="1"/>
-          <w:numId w:val="1076"/>
+          <w:numId w:val="1091"/>
         </w:numPr>
       </w:pPr>
       <w:r>
@@ -24560,7 +25095,7 @@
         <w:keepNext/>
         <w:numPr>
           <w:ilvl w:val="0"/>
-          <w:numId w:val="1077"/>
+          <w:numId w:val="1092"/>
         </w:numPr>
       </w:pPr>
       <w:r>
@@ -24600,7 +25135,7 @@
       <w:pPr>
         <w:numPr>
           <w:ilvl w:val="1"/>
-          <w:numId w:val="1078"/>
+          <w:numId w:val="1093"/>
         </w:numPr>
       </w:pPr>
       <w:r>
@@ -24864,7 +25399,7 @@
       <w:pPr>
         <w:numPr>
           <w:ilvl w:val="1"/>
-          <w:numId w:val="1078"/>
+          <w:numId w:val="1093"/>
         </w:numPr>
       </w:pPr>
       <w:r>
@@ -25414,7 +25949,7 @@
       <w:pPr>
         <w:numPr>
           <w:ilvl w:val="1"/>
-          <w:numId w:val="1078"/>
+          <w:numId w:val="1093"/>
         </w:numPr>
       </w:pPr>
       <w:r>
@@ -25479,7 +26014,7 @@
       <w:pPr>
         <w:numPr>
           <w:ilvl w:val="1"/>
-          <w:numId w:val="1078"/>
+          <w:numId w:val="1093"/>
         </w:numPr>
       </w:pPr>
       <w:r>
@@ -25744,7 +26279,7 @@
       <w:pPr>
         <w:numPr>
           <w:ilvl w:val="1"/>
-          <w:numId w:val="1078"/>
+          <w:numId w:val="1093"/>
         </w:numPr>
       </w:pPr>
       <w:r>
@@ -25975,7 +26510,7 @@
       <w:pPr>
         <w:numPr>
           <w:ilvl w:val="0"/>
-          <w:numId w:val="1079"/>
+          <w:numId w:val="1094"/>
         </w:numPr>
       </w:pPr>
       <w:r>
@@ -26604,7 +27139,7 @@
       <w:pPr>
         <w:numPr>
           <w:ilvl w:val="0"/>
-          <w:numId w:val="1080"/>
+          <w:numId w:val="1095"/>
         </w:numPr>
       </w:pPr>
       <w:r>
@@ -26644,7 +27179,7 @@
       <w:pPr>
         <w:numPr>
           <w:ilvl w:val="0"/>
-          <w:numId w:val="1080"/>
+          <w:numId w:val="1095"/>
         </w:numPr>
       </w:pPr>
       <w:r>
@@ -26683,7 +27218,7 @@
       <w:pPr>
         <w:numPr>
           <w:ilvl w:val="0"/>
-          <w:numId w:val="1080"/>
+          <w:numId w:val="1095"/>
         </w:numPr>
       </w:pPr>
       <w:r>
@@ -26747,7 +27282,7 @@
       <w:pPr>
         <w:numPr>
           <w:ilvl w:val="0"/>
-          <w:numId w:val="1081"/>
+          <w:numId w:val="1096"/>
         </w:numPr>
       </w:pPr>
       <w:r>
@@ -26852,7 +27387,7 @@
       <w:pPr>
         <w:numPr>
           <w:ilvl w:val="0"/>
-          <w:numId w:val="1081"/>
+          <w:numId w:val="1096"/>
         </w:numPr>
       </w:pPr>
       <w:r>
@@ -27099,9 +27634,10 @@
     </w:p>
     <w:p>
       <w:pPr>
+        <w:keepNext/>
         <w:numPr>
           <w:ilvl w:val="0"/>
-          <w:numId w:val="1081"/>
+          <w:numId w:val="1096"/>
         </w:numPr>
       </w:pPr>
       <w:r>
@@ -27161,7 +27697,18 @@
         <w:t xml:space="preserve">)</w:t>
       </w:r>
       <w:r>
-        <w:t xml:space="preserve">: con un resultado</w:t>
+        <w:t xml:space="preserve">, con:</w:t>
+      </w:r>
+    </w:p>
+    <w:p>
+      <w:pPr>
+        <w:numPr>
+          <w:ilvl w:val="1"/>
+          <w:numId w:val="1097"/>
+        </w:numPr>
+      </w:pPr>
+      <w:r>
+        <w:t xml:space="preserve">un resultado</w:t>
       </w:r>
       <w:r>
         <w:t xml:space="preserve"> </w:t>
@@ -27241,7 +27788,18 @@
         </m:d>
       </m:oMath>
       <w:r>
-        <w:t xml:space="preserve">, utilidad con aversión absoluta al riesgo constante</w:t>
+        <w:t xml:space="preserve">;</w:t>
+      </w:r>
+    </w:p>
+    <w:p>
+      <w:pPr>
+        <w:numPr>
+          <w:ilvl w:val="1"/>
+          <w:numId w:val="1097"/>
+        </w:numPr>
+      </w:pPr>
+      <w:r>
+        <w:t xml:space="preserve">utilidad con aversión absoluta al riesgo constante</w:t>
       </w:r>
       <w:r>
         <w:t xml:space="preserve"> </w:t>
@@ -27261,7 +27819,18 @@
         </m:sSub>
       </m:oMath>
       <w:r>
-        <w:t xml:space="preserve">, coste del esfuerzo</w:t>
+        <w:t xml:space="preserve">;</w:t>
+      </w:r>
+    </w:p>
+    <w:p>
+      <w:pPr>
+        <w:numPr>
+          <w:ilvl w:val="1"/>
+          <w:numId w:val="1097"/>
+        </w:numPr>
+      </w:pPr>
+      <w:r>
+        <w:t xml:space="preserve">coste del esfuerzo</w:t>
       </w:r>
       <w:r>
         <w:t xml:space="preserve"> </w:t>
@@ -27312,10 +27881,18 @@
         </m:r>
       </m:oMath>
       <w:r>
-        <w:t xml:space="preserve"> </w:t>
-      </w:r>
-      <w:r>
-        <w:t xml:space="preserve">y pago</w:t>
+        <w:t xml:space="preserve">;</w:t>
+      </w:r>
+    </w:p>
+    <w:p>
+      <w:pPr>
+        <w:numPr>
+          <w:ilvl w:val="1"/>
+          <w:numId w:val="1097"/>
+        </w:numPr>
+      </w:pPr>
+      <w:r>
+        <w:t xml:space="preserve">pago</w:t>
       </w:r>
       <w:r>
         <w:t xml:space="preserve"> </w:t>
@@ -27350,7 +27927,18 @@
         </m:r>
       </m:oMath>
       <w:r>
-        <w:t xml:space="preserve">, la potencia óptima de los incentivos es</w:t>
+        <w:t xml:space="preserve">.</w:t>
+      </w:r>
+    </w:p>
+    <w:p>
+      <w:pPr>
+        <w:numPr>
+          <w:ilvl w:val="0"/>
+          <w:numId w:val="1096"/>
+        </w:numPr>
+      </w:pPr>
+      <w:r>
+        <w:t xml:space="preserve">Con esos supuestos, la potencia óptima de los incentivos es</w:t>
       </w:r>
       <w:r>
         <w:t xml:space="preserve"> </w:t>
@@ -27535,7 +28123,7 @@
       <w:pPr>
         <w:numPr>
           <w:ilvl w:val="0"/>
-          <w:numId w:val="1082"/>
+          <w:numId w:val="1098"/>
         </w:numPr>
       </w:pPr>
       <w:r>
@@ -27580,7 +28168,7 @@
       <w:pPr>
         <w:numPr>
           <w:ilvl w:val="0"/>
-          <w:numId w:val="1082"/>
+          <w:numId w:val="1098"/>
         </w:numPr>
       </w:pPr>
       <w:r>
@@ -27742,7 +28330,7 @@
       <w:pPr>
         <w:numPr>
           <w:ilvl w:val="0"/>
-          <w:numId w:val="1083"/>
+          <w:numId w:val="1099"/>
         </w:numPr>
       </w:pPr>
       <w:r>
@@ -27802,13 +28390,47 @@
     </w:p>
     <w:p>
       <w:pPr>
+        <w:keepNext/>
         <w:numPr>
           <w:ilvl w:val="0"/>
-          <w:numId w:val="1083"/>
+          <w:numId w:val="1099"/>
         </w:numPr>
       </w:pPr>
       <w:r>
-        <w:t xml:space="preserve">Sus limitaciones: supone que el principal se compromete y que el resultado es verificable ante un juez; los contratos óptimos son a menudo más complejos que los reales, que suelen ser lineales y sencillos (lo que explican en parte los contratos lineales y la multitarea), y cuando no todo se puede escribir en el contrato toman el relevo la teoría de los contratos incompletos y de los derechos de propiedad (</w:t>
+        <w:t xml:space="preserve">Sus limitaciones:</w:t>
+      </w:r>
+    </w:p>
+    <w:p>
+      <w:pPr>
+        <w:numPr>
+          <w:ilvl w:val="1"/>
+          <w:numId w:val="1100"/>
+        </w:numPr>
+      </w:pPr>
+      <w:r>
+        <w:t xml:space="preserve">supone que el principal se compromete y que el resultado es verificable ante un juez;</w:t>
+      </w:r>
+    </w:p>
+    <w:p>
+      <w:pPr>
+        <w:numPr>
+          <w:ilvl w:val="1"/>
+          <w:numId w:val="1100"/>
+        </w:numPr>
+      </w:pPr>
+      <w:r>
+        <w:t xml:space="preserve">los contratos óptimos son a menudo más complejos que los reales, que suelen ser lineales y sencillos (lo que explican en parte los contratos lineales y la multitarea);</w:t>
+      </w:r>
+    </w:p>
+    <w:p>
+      <w:pPr>
+        <w:numPr>
+          <w:ilvl w:val="1"/>
+          <w:numId w:val="1100"/>
+        </w:numPr>
+      </w:pPr>
+      <w:r>
+        <w:t xml:space="preserve">cuando no todo se puede escribir en el contrato toman el relevo la teoría de los contratos incompletos y de los derechos de propiedad (</w:t>
       </w:r>
       <w:r>
         <w:rPr>
@@ -27855,7 +28477,29 @@
         </w:r>
       </w:hyperlink>
       <w:r>
-        <w:t xml:space="preserve">. Tampoco recoge la motivación intrínseca, que los incentivos explícitos pueden desplazar. Estas limitaciones abren paso a las soluciones prácticas.</w:t>
+        <w:t xml:space="preserve">;</w:t>
+      </w:r>
+    </w:p>
+    <w:p>
+      <w:pPr>
+        <w:numPr>
+          <w:ilvl w:val="1"/>
+          <w:numId w:val="1100"/>
+        </w:numPr>
+      </w:pPr>
+      <w:r>
+        <w:t xml:space="preserve">tampoco recoge la motivación intrínseca, que los incentivos explícitos pueden desplazar.</w:t>
+      </w:r>
+    </w:p>
+    <w:p>
+      <w:pPr>
+        <w:numPr>
+          <w:ilvl w:val="0"/>
+          <w:numId w:val="1099"/>
+        </w:numPr>
+      </w:pPr>
+      <w:r>
+        <w:t xml:space="preserve">Estas limitaciones abren paso a las soluciones prácticas.</w:t>
       </w:r>
     </w:p>
     <w:bookmarkEnd w:id="196"/>
@@ -27879,7 +28523,7 @@
       <w:pPr>
         <w:numPr>
           <w:ilvl w:val="0"/>
-          <w:numId w:val="1084"/>
+          <w:numId w:val="1101"/>
         </w:numPr>
       </w:pPr>
       <w:r>
@@ -27928,7 +28572,7 @@
         <w:keepNext/>
         <w:numPr>
           <w:ilvl w:val="0"/>
-          <w:numId w:val="1085"/>
+          <w:numId w:val="1102"/>
         </w:numPr>
       </w:pPr>
       <w:r>
@@ -27939,7 +28583,7 @@
       <w:pPr>
         <w:numPr>
           <w:ilvl w:val="1"/>
-          <w:numId w:val="1086"/>
+          <w:numId w:val="1103"/>
         </w:numPr>
       </w:pPr>
       <w:r>
@@ -27957,7 +28601,7 @@
       <w:pPr>
         <w:numPr>
           <w:ilvl w:val="1"/>
-          <w:numId w:val="1086"/>
+          <w:numId w:val="1103"/>
         </w:numPr>
       </w:pPr>
       <w:r>
@@ -28002,7 +28646,7 @@
       <w:pPr>
         <w:numPr>
           <w:ilvl w:val="1"/>
-          <w:numId w:val="1086"/>
+          <w:numId w:val="1103"/>
         </w:numPr>
       </w:pPr>
       <w:r>
@@ -28036,7 +28680,7 @@
       <w:pPr>
         <w:numPr>
           <w:ilvl w:val="1"/>
-          <w:numId w:val="1086"/>
+          <w:numId w:val="1103"/>
         </w:numPr>
       </w:pPr>
       <w:r>
@@ -28106,7 +28750,7 @@
       <w:pPr>
         <w:numPr>
           <w:ilvl w:val="1"/>
-          <w:numId w:val="1086"/>
+          <w:numId w:val="1103"/>
         </w:numPr>
       </w:pPr>
       <w:r>
@@ -28124,7 +28768,7 @@
       <w:pPr>
         <w:numPr>
           <w:ilvl w:val="1"/>
-          <w:numId w:val="1086"/>
+          <w:numId w:val="1103"/>
         </w:numPr>
       </w:pPr>
       <w:r>
@@ -28205,7 +28849,7 @@
       <w:pPr>
         <w:numPr>
           <w:ilvl w:val="0"/>
-          <w:numId w:val="1085"/>
+          <w:numId w:val="1102"/>
         </w:numPr>
       </w:pPr>
       <w:r>
@@ -28304,7 +28948,7 @@
       <w:pPr>
         <w:numPr>
           <w:ilvl w:val="0"/>
-          <w:numId w:val="1087"/>
+          <w:numId w:val="1104"/>
         </w:numPr>
       </w:pPr>
       <w:r>
@@ -28322,7 +28966,7 @@
       <w:pPr>
         <w:numPr>
           <w:ilvl w:val="0"/>
-          <w:numId w:val="1087"/>
+          <w:numId w:val="1104"/>
         </w:numPr>
       </w:pPr>
       <w:r>
@@ -28368,7 +29012,7 @@
         <w:keepNext/>
         <w:numPr>
           <w:ilvl w:val="0"/>
-          <w:numId w:val="1087"/>
+          <w:numId w:val="1104"/>
         </w:numPr>
       </w:pPr>
       <w:r>
@@ -28386,7 +29030,7 @@
       <w:pPr>
         <w:numPr>
           <w:ilvl w:val="1"/>
-          <w:numId w:val="1088"/>
+          <w:numId w:val="1105"/>
         </w:numPr>
       </w:pPr>
       <w:r>
@@ -28397,7 +29041,7 @@
       <w:pPr>
         <w:numPr>
           <w:ilvl w:val="1"/>
-          <w:numId w:val="1088"/>
+          <w:numId w:val="1105"/>
         </w:numPr>
       </w:pPr>
       <w:r>
@@ -28436,7 +29080,7 @@
       <w:pPr>
         <w:numPr>
           <w:ilvl w:val="0"/>
-          <w:numId w:val="1087"/>
+          <w:numId w:val="1104"/>
         </w:numPr>
       </w:pPr>
       <w:r>
@@ -28538,7 +29182,7 @@
       <w:pPr>
         <w:numPr>
           <w:ilvl w:val="0"/>
-          <w:numId w:val="1089"/>
+          <w:numId w:val="1106"/>
         </w:numPr>
       </w:pPr>
       <w:r>
@@ -28580,7 +29224,7 @@
       <w:pPr>
         <w:numPr>
           <w:ilvl w:val="0"/>
-          <w:numId w:val="1090"/>
+          <w:numId w:val="1107"/>
         </w:numPr>
       </w:pPr>
       <w:r>
@@ -28604,7 +29248,7 @@
       <w:pPr>
         <w:numPr>
           <w:ilvl w:val="0"/>
-          <w:numId w:val="1090"/>
+          <w:numId w:val="1107"/>
         </w:numPr>
       </w:pPr>
       <w:r>
@@ -28771,7 +29415,7 @@
       <w:pPr>
         <w:numPr>
           <w:ilvl w:val="0"/>
-          <w:numId w:val="1091"/>
+          <w:numId w:val="1108"/>
         </w:numPr>
       </w:pPr>
       <w:r>
@@ -28833,7 +29477,7 @@
       <w:pPr>
         <w:numPr>
           <w:ilvl w:val="0"/>
-          <w:numId w:val="1092"/>
+          <w:numId w:val="1109"/>
         </w:numPr>
       </w:pPr>
       <w:r>
@@ -28873,7 +29517,7 @@
       <w:pPr>
         <w:numPr>
           <w:ilvl w:val="0"/>
-          <w:numId w:val="1092"/>
+          <w:numId w:val="1109"/>
         </w:numPr>
       </w:pPr>
       <w:r>
@@ -28931,7 +29575,7 @@
       <w:pPr>
         <w:numPr>
           <w:ilvl w:val="0"/>
-          <w:numId w:val="1092"/>
+          <w:numId w:val="1109"/>
         </w:numPr>
       </w:pPr>
       <w:r>
@@ -28980,7 +29624,7 @@
       <w:pPr>
         <w:numPr>
           <w:ilvl w:val="0"/>
-          <w:numId w:val="1092"/>
+          <w:numId w:val="1109"/>
         </w:numPr>
       </w:pPr>
       <w:r>
@@ -29001,7 +29645,7 @@
       <w:pPr>
         <w:numPr>
           <w:ilvl w:val="0"/>
-          <w:numId w:val="1093"/>
+          <w:numId w:val="1110"/>
         </w:numPr>
       </w:pPr>
       <w:r>
@@ -29052,7 +29696,7 @@
         <w:keepNext/>
         <w:numPr>
           <w:ilvl w:val="0"/>
-          <w:numId w:val="1093"/>
+          <w:numId w:val="1110"/>
         </w:numPr>
       </w:pPr>
       <w:r>
@@ -29084,7 +29728,7 @@
       <w:pPr>
         <w:numPr>
           <w:ilvl w:val="1"/>
-          <w:numId w:val="1094"/>
+          <w:numId w:val="1111"/>
         </w:numPr>
       </w:pPr>
       <w:r>
@@ -29102,7 +29746,7 @@
       <w:pPr>
         <w:numPr>
           <w:ilvl w:val="1"/>
-          <w:numId w:val="1094"/>
+          <w:numId w:val="1111"/>
         </w:numPr>
       </w:pPr>
       <w:r>
@@ -29120,7 +29764,7 @@
       <w:pPr>
         <w:numPr>
           <w:ilvl w:val="1"/>
-          <w:numId w:val="1094"/>
+          <w:numId w:val="1111"/>
         </w:numPr>
       </w:pPr>
       <w:r>
@@ -29141,7 +29785,7 @@
       <w:pPr>
         <w:numPr>
           <w:ilvl w:val="0"/>
-          <w:numId w:val="1093"/>
+          <w:numId w:val="1110"/>
         </w:numPr>
       </w:pPr>
       <w:r>
@@ -29546,7 +30190,7 @@
       <w:pPr>
         <w:numPr>
           <w:ilvl w:val="0"/>
-          <w:numId w:val="1093"/>
+          <w:numId w:val="1110"/>
         </w:numPr>
       </w:pPr>
       <w:r>
@@ -29926,7 +30570,7 @@
       <w:pPr>
         <w:numPr>
           <w:ilvl w:val="0"/>
-          <w:numId w:val="1095"/>
+          <w:numId w:val="1112"/>
         </w:numPr>
       </w:pPr>
       <w:r>
@@ -29944,7 +30588,7 @@
       <w:pPr>
         <w:numPr>
           <w:ilvl w:val="0"/>
-          <w:numId w:val="1095"/>
+          <w:numId w:val="1112"/>
         </w:numPr>
       </w:pPr>
       <w:r>
@@ -29968,7 +30612,7 @@
       <w:pPr>
         <w:numPr>
           <w:ilvl w:val="0"/>
-          <w:numId w:val="1095"/>
+          <w:numId w:val="1112"/>
         </w:numPr>
       </w:pPr>
       <w:r>
@@ -30045,7 +30689,7 @@
       <w:pPr>
         <w:numPr>
           <w:ilvl w:val="0"/>
-          <w:numId w:val="1095"/>
+          <w:numId w:val="1112"/>
         </w:numPr>
       </w:pPr>
       <w:r>
@@ -30119,7 +30763,7 @@
       <w:pPr>
         <w:numPr>
           <w:ilvl w:val="0"/>
-          <w:numId w:val="1095"/>
+          <w:numId w:val="1112"/>
         </w:numPr>
       </w:pPr>
       <w:r>
@@ -30176,7 +30820,7 @@
       <w:pPr>
         <w:numPr>
           <w:ilvl w:val="0"/>
-          <w:numId w:val="1096"/>
+          <w:numId w:val="1113"/>
         </w:numPr>
       </w:pPr>
       <w:r>
@@ -30221,7 +30865,7 @@
       <w:pPr>
         <w:numPr>
           <w:ilvl w:val="0"/>
-          <w:numId w:val="1096"/>
+          <w:numId w:val="1113"/>
         </w:numPr>
       </w:pPr>
       <w:r>
@@ -30301,7 +30945,7 @@
       <w:pPr>
         <w:numPr>
           <w:ilvl w:val="0"/>
-          <w:numId w:val="1097"/>
+          <w:numId w:val="1114"/>
         </w:numPr>
       </w:pPr>
       <w:r>
@@ -30359,7 +31003,7 @@
       <w:pPr>
         <w:numPr>
           <w:ilvl w:val="0"/>
-          <w:numId w:val="1097"/>
+          <w:numId w:val="1114"/>
         </w:numPr>
       </w:pPr>
       <w:r>
@@ -30498,7 +31142,7 @@
       <w:pPr>
         <w:numPr>
           <w:ilvl w:val="0"/>
-          <w:numId w:val="1098"/>
+          <w:numId w:val="1115"/>
         </w:numPr>
       </w:pPr>
       <w:r>
@@ -30509,7 +31153,7 @@
       <w:pPr>
         <w:numPr>
           <w:ilvl w:val="0"/>
-          <w:numId w:val="1098"/>
+          <w:numId w:val="1115"/>
         </w:numPr>
       </w:pPr>
       <w:r>
@@ -30549,7 +31193,7 @@
         <w:keepNext/>
         <w:numPr>
           <w:ilvl w:val="0"/>
-          <w:numId w:val="1099"/>
+          <w:numId w:val="1116"/>
         </w:numPr>
       </w:pPr>
       <w:r>
@@ -30567,13 +31211,25 @@
     </w:p>
     <w:p>
       <w:pPr>
+        <w:keepNext/>
         <w:numPr>
           <w:ilvl w:val="1"/>
-          <w:numId w:val="1100"/>
+          <w:numId w:val="1117"/>
         </w:numPr>
       </w:pPr>
       <w:r>
-        <w:t xml:space="preserve">¿Por qué la asimetría impide la eficiencia? La</w:t>
+        <w:t xml:space="preserve">¿Por qué la asimetría impide la eficiencia?</w:t>
+      </w:r>
+    </w:p>
+    <w:p>
+      <w:pPr>
+        <w:numPr>
+          <w:ilvl w:val="2"/>
+          <w:numId w:val="1118"/>
+        </w:numPr>
+      </w:pPr>
+      <w:r>
+        <w:t xml:space="preserve">La</w:t>
       </w:r>
       <w:r>
         <w:t xml:space="preserve"> </w:t>
@@ -30598,7 +31254,18 @@
         <w:t xml:space="preserve">Akerlof</w:t>
       </w:r>
       <w:r>
-        <w:t xml:space="preserve">); el</w:t>
+        <w:t xml:space="preserve">).</w:t>
+      </w:r>
+    </w:p>
+    <w:p>
+      <w:pPr>
+        <w:numPr>
+          <w:ilvl w:val="2"/>
+          <w:numId w:val="1118"/>
+        </w:numPr>
+      </w:pPr>
+      <w:r>
+        <w:t xml:space="preserve">El</w:t>
       </w:r>
       <w:r>
         <w:t xml:space="preserve"> </w:t>
@@ -30623,7 +31290,18 @@
         <w:t xml:space="preserve">Holmström</w:t>
       </w:r>
       <w:r>
-        <w:t xml:space="preserve">); juntos, pueden hacer que el precio deje de vaciar el mercado (</w:t>
+        <w:t xml:space="preserve">).</w:t>
+      </w:r>
+    </w:p>
+    <w:p>
+      <w:pPr>
+        <w:numPr>
+          <w:ilvl w:val="2"/>
+          <w:numId w:val="1118"/>
+        </w:numPr>
+      </w:pPr>
+      <w:r>
+        <w:t xml:space="preserve">Juntos, pueden hacer que el precio deje de vaciar el mercado (</w:t>
       </w:r>
       <w:r>
         <w:rPr>
@@ -30652,13 +31330,25 @@
     </w:p>
     <w:p>
       <w:pPr>
+        <w:keepNext/>
         <w:numPr>
           <w:ilvl w:val="1"/>
-          <w:numId w:val="1100"/>
+          <w:numId w:val="1117"/>
         </w:numPr>
       </w:pPr>
       <w:r>
-        <w:t xml:space="preserve">¿Qué mecanismos la mitigan? En todos los casos, quien no tiene la información diseña un contrato que cumple la participación y la compatibilidad de incentivos: señales costosas (</w:t>
+        <w:t xml:space="preserve">¿Qué mecanismos la mitigan? En todos los casos, quien no tiene la información diseña un contrato que cumple la participación y la compatibilidad de incentivos:</w:t>
+      </w:r>
+    </w:p>
+    <w:p>
+      <w:pPr>
+        <w:numPr>
+          <w:ilvl w:val="2"/>
+          <w:numId w:val="1119"/>
+        </w:numPr>
+      </w:pPr>
+      <w:r>
+        <w:t xml:space="preserve">señales costosas (</w:t>
       </w:r>
       <w:r>
         <w:rPr>
@@ -30667,7 +31357,18 @@
         <w:t xml:space="preserve">Spence</w:t>
       </w:r>
       <w:r>
-        <w:t xml:space="preserve">), menús de contratos (</w:t>
+        <w:t xml:space="preserve">);</w:t>
+      </w:r>
+    </w:p>
+    <w:p>
+      <w:pPr>
+        <w:numPr>
+          <w:ilvl w:val="2"/>
+          <w:numId w:val="1119"/>
+        </w:numPr>
+      </w:pPr>
+      <w:r>
+        <w:t xml:space="preserve">menús de contratos (</w:t>
       </w:r>
       <w:r>
         <w:rPr>
@@ -30691,14 +31392,47 @@
         <w:t xml:space="preserve">Stiglitz</w:t>
       </w:r>
       <w:r>
-        <w:t xml:space="preserve">), pagos ligados a lo observable que usan toda la información disponible y, cuando el mercado no basta, la intervención pública: seguros obligatorios, información obligatoria, supervisión y condicionalidad. Ninguno es gratis: el resultado es, en el mejor de los casos, un óptimo restringido.</w:t>
+        <w:t xml:space="preserve">);</w:t>
+      </w:r>
+    </w:p>
+    <w:p>
+      <w:pPr>
+        <w:numPr>
+          <w:ilvl w:val="2"/>
+          <w:numId w:val="1119"/>
+        </w:numPr>
+      </w:pPr>
+      <w:r>
+        <w:t xml:space="preserve">pagos ligados a lo observable que usan toda la información disponible;</w:t>
+      </w:r>
+    </w:p>
+    <w:p>
+      <w:pPr>
+        <w:numPr>
+          <w:ilvl w:val="2"/>
+          <w:numId w:val="1119"/>
+        </w:numPr>
+      </w:pPr>
+      <w:r>
+        <w:t xml:space="preserve">cuando el mercado no basta, la intervención pública: seguros obligatorios, información obligatoria, supervisión y condicionalidad.</w:t>
+      </w:r>
+    </w:p>
+    <w:p>
+      <w:pPr>
+        <w:numPr>
+          <w:ilvl w:val="1"/>
+          <w:numId w:val="1117"/>
+        </w:numPr>
+      </w:pPr>
+      <w:r>
+        <w:t xml:space="preserve">Ninguno es gratis: el resultado es, en el mejor de los casos, un óptimo restringido.</w:t>
       </w:r>
     </w:p>
     <w:p>
       <w:pPr>
         <w:numPr>
           <w:ilvl w:val="0"/>
-          <w:numId w:val="1099"/>
+          <w:numId w:val="1116"/>
         </w:numPr>
       </w:pPr>
       <w:r>
@@ -30775,9 +31509,10 @@
     </w:p>
     <w:p>
       <w:pPr>
+        <w:keepNext/>
         <w:numPr>
           <w:ilvl w:val="0"/>
-          <w:numId w:val="1099"/>
+          <w:numId w:val="1116"/>
         </w:numPr>
       </w:pPr>
       <w:r>
@@ -30790,7 +31525,18 @@
         <w:t xml:space="preserve">Extensiones</w:t>
       </w:r>
       <w:r>
-        <w:t xml:space="preserve">: el diseño de mecanismos y las subastas</w:t>
+        <w:t xml:space="preserve">:</w:t>
+      </w:r>
+    </w:p>
+    <w:p>
+      <w:pPr>
+        <w:numPr>
+          <w:ilvl w:val="1"/>
+          <w:numId w:val="1120"/>
+        </w:numPr>
+      </w:pPr>
+      <w:r>
+        <w:t xml:space="preserve">el diseño de mecanismos y las subastas</w:t>
       </w:r>
       <w:r>
         <w:t xml:space="preserve"> </w:t>
@@ -30804,7 +31550,18 @@
         </w:r>
       </w:hyperlink>
       <w:r>
-        <w:t xml:space="preserve">; la imposición óptima, en la que el Estado no observa la capacidad de cada contribuyente y diseña la tarifa para que nadie quiera hacerse pasar por menos capaz</w:t>
+        <w:t xml:space="preserve">;</w:t>
+      </w:r>
+    </w:p>
+    <w:p>
+      <w:pPr>
+        <w:numPr>
+          <w:ilvl w:val="1"/>
+          <w:numId w:val="1120"/>
+        </w:numPr>
+      </w:pPr>
+      <w:r>
+        <w:t xml:space="preserve">la imposición óptima, en la que el Estado no observa la capacidad de cada contribuyente y diseña la tarifa para que nadie quiera hacerse pasar por menos capaz</w:t>
       </w:r>
       <w:r>
         <w:t xml:space="preserve"> </w:t>
@@ -30842,7 +31599,18 @@
         </w:r>
       </w:hyperlink>
       <w:r>
-        <w:t xml:space="preserve">; la regulación con información asimétrica</w:t>
+        <w:t xml:space="preserve">;</w:t>
+      </w:r>
+    </w:p>
+    <w:p>
+      <w:pPr>
+        <w:numPr>
+          <w:ilvl w:val="1"/>
+          <w:numId w:val="1120"/>
+        </w:numPr>
+      </w:pPr>
+      <w:r>
+        <w:t xml:space="preserve">la regulación con información asimétrica</w:t>
       </w:r>
       <w:r>
         <w:t xml:space="preserve"> </w:t>
@@ -30856,7 +31624,18 @@
         </w:r>
       </w:hyperlink>
       <w:r>
-        <w:t xml:space="preserve">; la teoría de la empresa, con los costes de agencia y los contratos incompletos</w:t>
+        <w:t xml:space="preserve">;</w:t>
+      </w:r>
+    </w:p>
+    <w:p>
+      <w:pPr>
+        <w:numPr>
+          <w:ilvl w:val="1"/>
+          <w:numId w:val="1120"/>
+        </w:numPr>
+      </w:pPr>
+      <w:r>
+        <w:t xml:space="preserve">la teoría de la empresa, con los costes de agencia y los contratos incompletos</w:t>
       </w:r>
       <w:r>
         <w:t xml:space="preserve"> </w:t>
@@ -30870,7 +31649,18 @@
         </w:r>
       </w:hyperlink>
       <w:r>
-        <w:t xml:space="preserve">, y la economía del comportamiento, cuyos sesgos cambian el diseño de los incentivos</w:t>
+        <w:t xml:space="preserve">;</w:t>
+      </w:r>
+    </w:p>
+    <w:p>
+      <w:pPr>
+        <w:numPr>
+          <w:ilvl w:val="1"/>
+          <w:numId w:val="1120"/>
+        </w:numPr>
+      </w:pPr>
+      <w:r>
+        <w:t xml:space="preserve">la economía del comportamiento, cuyos sesgos cambian el diseño de los incentivos</w:t>
       </w:r>
       <w:r>
         <w:t xml:space="preserve"> </w:t>
@@ -30891,7 +31681,7 @@
       <w:pPr>
         <w:numPr>
           <w:ilvl w:val="0"/>
-          <w:numId w:val="1099"/>
+          <w:numId w:val="1116"/>
         </w:numPr>
       </w:pPr>
       <w:r>
@@ -30933,7 +31723,7 @@
       <w:pPr>
         <w:numPr>
           <w:ilvl w:val="0"/>
-          <w:numId w:val="1099"/>
+          <w:numId w:val="1116"/>
         </w:numPr>
       </w:pPr>
       <w:r>
@@ -30999,7 +31789,7 @@
       <w:pPr>
         <w:numPr>
           <w:ilvl w:val="0"/>
-          <w:numId w:val="1101"/>
+          <w:numId w:val="1121"/>
         </w:numPr>
       </w:pPr>
       <w:r>
@@ -31010,7 +31800,7 @@
       <w:pPr>
         <w:numPr>
           <w:ilvl w:val="0"/>
-          <w:numId w:val="1101"/>
+          <w:numId w:val="1121"/>
         </w:numPr>
       </w:pPr>
       <w:r>
@@ -31021,7 +31811,7 @@
       <w:pPr>
         <w:numPr>
           <w:ilvl w:val="0"/>
-          <w:numId w:val="1101"/>
+          <w:numId w:val="1121"/>
         </w:numPr>
       </w:pPr>
       <w:r>
@@ -31580,7 +32370,7 @@
       <w:pPr>
         <w:numPr>
           <w:ilvl w:val="0"/>
-          <w:numId w:val="1102"/>
+          <w:numId w:val="1122"/>
         </w:numPr>
       </w:pPr>
       <w:r>
@@ -32146,7 +32936,7 @@
       <w:pPr>
         <w:numPr>
           <w:ilvl w:val="0"/>
-          <w:numId w:val="1102"/>
+          <w:numId w:val="1122"/>
         </w:numPr>
       </w:pPr>
       <w:r>
@@ -32550,7 +33340,7 @@
       <w:pPr>
         <w:numPr>
           <w:ilvl w:val="0"/>
-          <w:numId w:val="1102"/>
+          <w:numId w:val="1122"/>
         </w:numPr>
       </w:pPr>
       <w:r>
@@ -33368,7 +34158,7 @@
       <w:pPr>
         <w:numPr>
           <w:ilvl w:val="0"/>
-          <w:numId w:val="1102"/>
+          <w:numId w:val="1122"/>
         </w:numPr>
       </w:pPr>
       <w:r>
@@ -33914,7 +34704,7 @@
         <w:keepNext/>
         <w:numPr>
           <w:ilvl w:val="0"/>
-          <w:numId w:val="1102"/>
+          <w:numId w:val="1122"/>
         </w:numPr>
       </w:pPr>
       <w:r>
@@ -33925,7 +34715,7 @@
       <w:pPr>
         <w:numPr>
           <w:ilvl w:val="1"/>
-          <w:numId w:val="1103"/>
+          <w:numId w:val="1123"/>
         </w:numPr>
       </w:pPr>
       <w:r>
@@ -34244,7 +35034,7 @@
       <w:pPr>
         <w:numPr>
           <w:ilvl w:val="1"/>
-          <w:numId w:val="1103"/>
+          <w:numId w:val="1123"/>
         </w:numPr>
       </w:pPr>
       <w:r>
@@ -34526,7 +35316,7 @@
       <w:pPr>
         <w:numPr>
           <w:ilvl w:val="1"/>
-          <w:numId w:val="1103"/>
+          <w:numId w:val="1123"/>
         </w:numPr>
       </w:pPr>
       <w:r>
@@ -34544,7 +35334,7 @@
       <w:pPr>
         <w:numPr>
           <w:ilvl w:val="1"/>
-          <w:numId w:val="1103"/>
+          <w:numId w:val="1123"/>
         </w:numPr>
       </w:pPr>
       <w:r>
@@ -34653,7 +35443,7 @@
       <w:pPr>
         <w:numPr>
           <w:ilvl w:val="0"/>
-          <w:numId w:val="1104"/>
+          <w:numId w:val="1124"/>
         </w:numPr>
       </w:pPr>
       <w:r>
@@ -35208,7 +35998,7 @@
       <w:pPr>
         <w:numPr>
           <w:ilvl w:val="0"/>
-          <w:numId w:val="1104"/>
+          <w:numId w:val="1124"/>
         </w:numPr>
       </w:pPr>
       <w:r>
@@ -35804,7 +36594,7 @@
       <w:pPr>
         <w:numPr>
           <w:ilvl w:val="0"/>
-          <w:numId w:val="1104"/>
+          <w:numId w:val="1124"/>
         </w:numPr>
       </w:pPr>
       <w:r>
@@ -37184,7 +37974,7 @@
       <w:pPr>
         <w:numPr>
           <w:ilvl w:val="0"/>
-          <w:numId w:val="1104"/>
+          <w:numId w:val="1124"/>
         </w:numPr>
       </w:pPr>
       <w:r>
@@ -37575,7 +38365,7 @@
       <w:pPr>
         <w:numPr>
           <w:ilvl w:val="0"/>
-          <w:numId w:val="1104"/>
+          <w:numId w:val="1124"/>
         </w:numPr>
       </w:pPr>
       <w:r>
@@ -37886,7 +38676,7 @@
       <w:pPr>
         <w:numPr>
           <w:ilvl w:val="0"/>
-          <w:numId w:val="1104"/>
+          <w:numId w:val="1124"/>
         </w:numPr>
       </w:pPr>
       <w:r>
@@ -38976,7 +39766,7 @@
       <w:pPr>
         <w:numPr>
           <w:ilvl w:val="0"/>
-          <w:numId w:val="1104"/>
+          <w:numId w:val="1124"/>
         </w:numPr>
       </w:pPr>
       <w:r>
@@ -39651,7 +40441,7 @@
       <w:pPr>
         <w:numPr>
           <w:ilvl w:val="0"/>
-          <w:numId w:val="1104"/>
+          <w:numId w:val="1124"/>
         </w:numPr>
       </w:pPr>
       <w:r>
@@ -40356,7 +41146,7 @@
       <w:pPr>
         <w:numPr>
           <w:ilvl w:val="0"/>
-          <w:numId w:val="1105"/>
+          <w:numId w:val="1125"/>
         </w:numPr>
       </w:pPr>
       <w:r>
@@ -40564,7 +41354,7 @@
       <w:pPr>
         <w:numPr>
           <w:ilvl w:val="0"/>
-          <w:numId w:val="1105"/>
+          <w:numId w:val="1125"/>
         </w:numPr>
       </w:pPr>
       <w:r>
@@ -41152,7 +41942,7 @@
       <w:pPr>
         <w:numPr>
           <w:ilvl w:val="0"/>
-          <w:numId w:val="1105"/>
+          <w:numId w:val="1125"/>
         </w:numPr>
       </w:pPr>
       <w:r>
@@ -41171,9 +41961,10 @@
     </w:p>
     <w:p>
       <w:pPr>
+        <w:keepNext/>
         <w:numPr>
           <w:ilvl w:val="0"/>
-          <w:numId w:val="1106"/>
+          <w:numId w:val="1126"/>
         </w:numPr>
       </w:pPr>
       <w:r>
@@ -41229,7 +42020,18 @@
         <w:t xml:space="preserve">)</w:t>
       </w:r>
       <w:r>
-        <w:t xml:space="preserve">: resultado</w:t>
+        <w:t xml:space="preserve">:</w:t>
+      </w:r>
+    </w:p>
+    <w:p>
+      <w:pPr>
+        <w:numPr>
+          <w:ilvl w:val="1"/>
+          <w:numId w:val="1127"/>
+        </w:numPr>
+      </w:pPr>
+      <w:r>
+        <w:t xml:space="preserve">resultado</w:t>
       </w:r>
       <w:r>
         <w:t xml:space="preserve"> </w:t>
@@ -41309,7 +42111,18 @@
         </m:d>
       </m:oMath>
       <w:r>
-        <w:t xml:space="preserve">; pago lineal</w:t>
+        <w:t xml:space="preserve">;</w:t>
+      </w:r>
+    </w:p>
+    <w:p>
+      <w:pPr>
+        <w:numPr>
+          <w:ilvl w:val="1"/>
+          <w:numId w:val="1127"/>
+        </w:numPr>
+      </w:pPr>
+      <w:r>
+        <w:t xml:space="preserve">pago lineal</w:t>
       </w:r>
       <w:r>
         <w:t xml:space="preserve"> </w:t>
@@ -41344,7 +42157,18 @@
         </m:r>
       </m:oMath>
       <w:r>
-        <w:t xml:space="preserve">; agente con utilidad exponencial (aversión absoluta al riesgo constante</w:t>
+        <w:t xml:space="preserve">;</w:t>
+      </w:r>
+    </w:p>
+    <w:p>
+      <w:pPr>
+        <w:numPr>
+          <w:ilvl w:val="1"/>
+          <w:numId w:val="1127"/>
+        </w:numPr>
+      </w:pPr>
+      <w:r>
+        <w:t xml:space="preserve">agente con utilidad exponencial (aversión absoluta al riesgo constante</w:t>
       </w:r>
       <w:r>
         <w:t xml:space="preserve"> </w:t>
@@ -41415,14 +42239,25 @@
         </m:r>
       </m:oMath>
       <w:r>
-        <w:t xml:space="preserve">; principal neutral.</w:t>
+        <w:t xml:space="preserve">;</w:t>
+      </w:r>
+    </w:p>
+    <w:p>
+      <w:pPr>
+        <w:numPr>
+          <w:ilvl w:val="1"/>
+          <w:numId w:val="1127"/>
+        </w:numPr>
+      </w:pPr>
+      <w:r>
+        <w:t xml:space="preserve">principal neutral.</w:t>
       </w:r>
     </w:p>
     <w:p>
       <w:pPr>
         <w:numPr>
           <w:ilvl w:val="0"/>
-          <w:numId w:val="1106"/>
+          <w:numId w:val="1126"/>
         </w:numPr>
       </w:pPr>
       <w:r>
@@ -41596,7 +42431,7 @@
       <w:pPr>
         <w:numPr>
           <w:ilvl w:val="0"/>
-          <w:numId w:val="1106"/>
+          <w:numId w:val="1126"/>
         </w:numPr>
       </w:pPr>
       <w:r>
@@ -41677,7 +42512,7 @@
       <w:pPr>
         <w:numPr>
           <w:ilvl w:val="0"/>
-          <w:numId w:val="1106"/>
+          <w:numId w:val="1126"/>
         </w:numPr>
       </w:pPr>
       <w:r>
@@ -41738,7 +42573,7 @@
       <w:pPr>
         <w:numPr>
           <w:ilvl w:val="0"/>
-          <w:numId w:val="1106"/>
+          <w:numId w:val="1126"/>
         </w:numPr>
       </w:pPr>
       <w:r>
@@ -42298,7 +43133,7 @@
       <w:pPr>
         <w:numPr>
           <w:ilvl w:val="0"/>
-          <w:numId w:val="1106"/>
+          <w:numId w:val="1126"/>
         </w:numPr>
       </w:pPr>
       <w:r>
@@ -42520,7 +43355,7 @@
       <w:pPr>
         <w:numPr>
           <w:ilvl w:val="0"/>
-          <w:numId w:val="1107"/>
+          <w:numId w:val="1128"/>
         </w:numPr>
       </w:pPr>
       <w:r>
@@ -42713,7 +43548,7 @@
       <w:pPr>
         <w:numPr>
           <w:ilvl w:val="0"/>
-          <w:numId w:val="1107"/>
+          <w:numId w:val="1128"/>
         </w:numPr>
       </w:pPr>
       <w:r>
@@ -43036,7 +43871,7 @@
       <w:pPr>
         <w:numPr>
           <w:ilvl w:val="0"/>
-          <w:numId w:val="1107"/>
+          <w:numId w:val="1128"/>
         </w:numPr>
       </w:pPr>
       <w:r>
@@ -43332,7 +44167,7 @@
       <w:pPr>
         <w:numPr>
           <w:ilvl w:val="0"/>
-          <w:numId w:val="1108"/>
+          <w:numId w:val="1129"/>
         </w:numPr>
       </w:pPr>
       <w:r>
@@ -43647,7 +44482,7 @@
       <w:pPr>
         <w:numPr>
           <w:ilvl w:val="0"/>
-          <w:numId w:val="1108"/>
+          <w:numId w:val="1129"/>
         </w:numPr>
       </w:pPr>
       <w:r>
@@ -43740,7 +44575,7 @@
       <w:pPr>
         <w:numPr>
           <w:ilvl w:val="0"/>
-          <w:numId w:val="1108"/>
+          <w:numId w:val="1129"/>
         </w:numPr>
       </w:pPr>
       <w:r>
@@ -43812,7 +44647,7 @@
       <w:pPr>
         <w:numPr>
           <w:ilvl w:val="0"/>
-          <w:numId w:val="1108"/>
+          <w:numId w:val="1129"/>
         </w:numPr>
       </w:pPr>
       <w:r>
@@ -43972,7 +44807,7 @@
       <w:pPr>
         <w:numPr>
           <w:ilvl w:val="0"/>
-          <w:numId w:val="1109"/>
+          <w:numId w:val="1130"/>
         </w:numPr>
       </w:pPr>
       <w:r>
@@ -44121,7 +44956,7 @@
       <w:pPr>
         <w:numPr>
           <w:ilvl w:val="0"/>
-          <w:numId w:val="1109"/>
+          <w:numId w:val="1130"/>
         </w:numPr>
       </w:pPr>
       <w:r>
@@ -44302,7 +45137,7 @@
       <w:pPr>
         <w:numPr>
           <w:ilvl w:val="0"/>
-          <w:numId w:val="1109"/>
+          <w:numId w:val="1130"/>
         </w:numPr>
       </w:pPr>
       <w:r>
@@ -44629,7 +45464,7 @@
       <w:pPr>
         <w:numPr>
           <w:ilvl w:val="0"/>
-          <w:numId w:val="1109"/>
+          <w:numId w:val="1130"/>
         </w:numPr>
       </w:pPr>
       <w:r>
@@ -44797,7 +45632,7 @@
       <w:pPr>
         <w:numPr>
           <w:ilvl w:val="0"/>
-          <w:numId w:val="1109"/>
+          <w:numId w:val="1130"/>
         </w:numPr>
       </w:pPr>
       <w:r>
@@ -44877,7 +45712,7 @@
       <w:pPr>
         <w:numPr>
           <w:ilvl w:val="0"/>
-          <w:numId w:val="1109"/>
+          <w:numId w:val="1130"/>
         </w:numPr>
       </w:pPr>
       <w:r>
@@ -44934,7 +45769,7 @@
       <w:pPr>
         <w:numPr>
           <w:ilvl w:val="0"/>
-          <w:numId w:val="1110"/>
+          <w:numId w:val="1131"/>
         </w:numPr>
       </w:pPr>
       <w:r>
@@ -44987,7 +45822,7 @@
         <w:keepNext/>
         <w:numPr>
           <w:ilvl w:val="0"/>
-          <w:numId w:val="1110"/>
+          <w:numId w:val="1131"/>
         </w:numPr>
       </w:pPr>
       <w:r>
@@ -44998,7 +45833,7 @@
       <w:pPr>
         <w:numPr>
           <w:ilvl w:val="1"/>
-          <w:numId w:val="1111"/>
+          <w:numId w:val="1132"/>
         </w:numPr>
       </w:pPr>
       <w:r>
@@ -45032,7 +45867,7 @@
       <w:pPr>
         <w:numPr>
           <w:ilvl w:val="1"/>
-          <w:numId w:val="1111"/>
+          <w:numId w:val="1132"/>
         </w:numPr>
       </w:pPr>
       <w:r>
@@ -45066,7 +45901,7 @@
       <w:pPr>
         <w:numPr>
           <w:ilvl w:val="1"/>
-          <w:numId w:val="1111"/>
+          <w:numId w:val="1132"/>
         </w:numPr>
       </w:pPr>
       <w:r>
@@ -45108,7 +45943,7 @@
       <w:pPr>
         <w:numPr>
           <w:ilvl w:val="1"/>
-          <w:numId w:val="1111"/>
+          <w:numId w:val="1132"/>
         </w:numPr>
       </w:pPr>
       <w:r>
@@ -45164,7 +45999,7 @@
       <w:pPr>
         <w:numPr>
           <w:ilvl w:val="1"/>
-          <w:numId w:val="1111"/>
+          <w:numId w:val="1132"/>
         </w:numPr>
       </w:pPr>
       <w:r>
@@ -45186,7 +46021,7 @@
       <w:pPr>
         <w:numPr>
           <w:ilvl w:val="1"/>
-          <w:numId w:val="1111"/>
+          <w:numId w:val="1132"/>
         </w:numPr>
       </w:pPr>
       <w:r>
@@ -45208,7 +46043,7 @@
       <w:pPr>
         <w:numPr>
           <w:ilvl w:val="1"/>
-          <w:numId w:val="1111"/>
+          <w:numId w:val="1132"/>
         </w:numPr>
       </w:pPr>
       <w:r>
@@ -45233,7 +46068,7 @@
       <w:pPr>
         <w:numPr>
           <w:ilvl w:val="1"/>
-          <w:numId w:val="1111"/>
+          <w:numId w:val="1132"/>
         </w:numPr>
       </w:pPr>
       <w:r>
@@ -45258,7 +46093,7 @@
       <w:pPr>
         <w:numPr>
           <w:ilvl w:val="1"/>
-          <w:numId w:val="1111"/>
+          <w:numId w:val="1132"/>
         </w:numPr>
       </w:pPr>
       <w:r>
@@ -45283,7 +46118,7 @@
       <w:pPr>
         <w:numPr>
           <w:ilvl w:val="1"/>
-          <w:numId w:val="1111"/>
+          <w:numId w:val="1132"/>
         </w:numPr>
       </w:pPr>
       <w:r>
@@ -51031,6 +51866,27 @@
     <w:abstractNumId w:val="991"/>
   </w:num>
   <w:num w:numId="1014">
+    <w:abstractNumId w:val="991"/>
+  </w:num>
+  <w:num w:numId="1015">
+    <w:abstractNumId w:val="991"/>
+  </w:num>
+  <w:num w:numId="1016">
+    <w:abstractNumId w:val="991"/>
+  </w:num>
+  <w:num w:numId="1017">
+    <w:abstractNumId w:val="991"/>
+  </w:num>
+  <w:num w:numId="1018">
+    <w:abstractNumId w:val="991"/>
+  </w:num>
+  <w:num w:numId="1019">
+    <w:abstractNumId w:val="991"/>
+  </w:num>
+  <w:num w:numId="1020">
+    <w:abstractNumId w:val="991"/>
+  </w:num>
+  <w:num w:numId="1021">
     <w:abstractNumId w:val="99411"/>
     <w:lvlOverride w:ilvl="0">
       <w:startOverride w:val="1"/>
@@ -51059,27 +51915,6 @@
     <w:lvlOverride w:ilvl="8">
       <w:startOverride w:val="1"/>
     </w:lvlOverride>
-  </w:num>
-  <w:num w:numId="1015">
-    <w:abstractNumId w:val="991"/>
-  </w:num>
-  <w:num w:numId="1016">
-    <w:abstractNumId w:val="991"/>
-  </w:num>
-  <w:num w:numId="1017">
-    <w:abstractNumId w:val="991"/>
-  </w:num>
-  <w:num w:numId="1018">
-    <w:abstractNumId w:val="991"/>
-  </w:num>
-  <w:num w:numId="1019">
-    <w:abstractNumId w:val="991"/>
-  </w:num>
-  <w:num w:numId="1020">
-    <w:abstractNumId w:val="991"/>
-  </w:num>
-  <w:num w:numId="1021">
-    <w:abstractNumId w:val="991"/>
   </w:num>
   <w:num w:numId="1022">
     <w:abstractNumId w:val="991"/>
@@ -51202,34 +52037,7 @@
     <w:abstractNumId w:val="991"/>
   </w:num>
   <w:num w:numId="1062">
-    <w:abstractNumId w:val="99411"/>
-    <w:lvlOverride w:ilvl="0">
-      <w:startOverride w:val="1"/>
-    </w:lvlOverride>
-    <w:lvlOverride w:ilvl="1">
-      <w:startOverride w:val="1"/>
-    </w:lvlOverride>
-    <w:lvlOverride w:ilvl="2">
-      <w:startOverride w:val="1"/>
-    </w:lvlOverride>
-    <w:lvlOverride w:ilvl="3">
-      <w:startOverride w:val="1"/>
-    </w:lvlOverride>
-    <w:lvlOverride w:ilvl="4">
-      <w:startOverride w:val="1"/>
-    </w:lvlOverride>
-    <w:lvlOverride w:ilvl="5">
-      <w:startOverride w:val="1"/>
-    </w:lvlOverride>
-    <w:lvlOverride w:ilvl="6">
-      <w:startOverride w:val="1"/>
-    </w:lvlOverride>
-    <w:lvlOverride w:ilvl="7">
-      <w:startOverride w:val="1"/>
-    </w:lvlOverride>
-    <w:lvlOverride w:ilvl="8">
-      <w:startOverride w:val="1"/>
-    </w:lvlOverride>
+    <w:abstractNumId w:val="991"/>
   </w:num>
   <w:num w:numId="1063">
     <w:abstractNumId w:val="991"/>
@@ -51262,7 +52070,34 @@
     <w:abstractNumId w:val="991"/>
   </w:num>
   <w:num w:numId="1073">
-    <w:abstractNumId w:val="991"/>
+    <w:abstractNumId w:val="99411"/>
+    <w:lvlOverride w:ilvl="0">
+      <w:startOverride w:val="1"/>
+    </w:lvlOverride>
+    <w:lvlOverride w:ilvl="1">
+      <w:startOverride w:val="1"/>
+    </w:lvlOverride>
+    <w:lvlOverride w:ilvl="2">
+      <w:startOverride w:val="1"/>
+    </w:lvlOverride>
+    <w:lvlOverride w:ilvl="3">
+      <w:startOverride w:val="1"/>
+    </w:lvlOverride>
+    <w:lvlOverride w:ilvl="4">
+      <w:startOverride w:val="1"/>
+    </w:lvlOverride>
+    <w:lvlOverride w:ilvl="5">
+      <w:startOverride w:val="1"/>
+    </w:lvlOverride>
+    <w:lvlOverride w:ilvl="6">
+      <w:startOverride w:val="1"/>
+    </w:lvlOverride>
+    <w:lvlOverride w:ilvl="7">
+      <w:startOverride w:val="1"/>
+    </w:lvlOverride>
+    <w:lvlOverride w:ilvl="8">
+      <w:startOverride w:val="1"/>
+    </w:lvlOverride>
   </w:num>
   <w:num w:numId="1074">
     <w:abstractNumId w:val="991"/>
@@ -51280,7 +52115,34 @@
     <w:abstractNumId w:val="991"/>
   </w:num>
   <w:num w:numId="1079">
-    <w:abstractNumId w:val="991"/>
+    <w:abstractNumId w:val="99411"/>
+    <w:lvlOverride w:ilvl="0">
+      <w:startOverride w:val="1"/>
+    </w:lvlOverride>
+    <w:lvlOverride w:ilvl="1">
+      <w:startOverride w:val="1"/>
+    </w:lvlOverride>
+    <w:lvlOverride w:ilvl="2">
+      <w:startOverride w:val="1"/>
+    </w:lvlOverride>
+    <w:lvlOverride w:ilvl="3">
+      <w:startOverride w:val="1"/>
+    </w:lvlOverride>
+    <w:lvlOverride w:ilvl="4">
+      <w:startOverride w:val="1"/>
+    </w:lvlOverride>
+    <w:lvlOverride w:ilvl="5">
+      <w:startOverride w:val="1"/>
+    </w:lvlOverride>
+    <w:lvlOverride w:ilvl="6">
+      <w:startOverride w:val="1"/>
+    </w:lvlOverride>
+    <w:lvlOverride w:ilvl="7">
+      <w:startOverride w:val="1"/>
+    </w:lvlOverride>
+    <w:lvlOverride w:ilvl="8">
+      <w:startOverride w:val="1"/>
+    </w:lvlOverride>
   </w:num>
   <w:num w:numId="1080">
     <w:abstractNumId w:val="991"/>
@@ -51325,34 +52187,7 @@
     <w:abstractNumId w:val="991"/>
   </w:num>
   <w:num w:numId="1094">
-    <w:abstractNumId w:val="99411"/>
-    <w:lvlOverride w:ilvl="0">
-      <w:startOverride w:val="1"/>
-    </w:lvlOverride>
-    <w:lvlOverride w:ilvl="1">
-      <w:startOverride w:val="1"/>
-    </w:lvlOverride>
-    <w:lvlOverride w:ilvl="2">
-      <w:startOverride w:val="1"/>
-    </w:lvlOverride>
-    <w:lvlOverride w:ilvl="3">
-      <w:startOverride w:val="1"/>
-    </w:lvlOverride>
-    <w:lvlOverride w:ilvl="4">
-      <w:startOverride w:val="1"/>
-    </w:lvlOverride>
-    <w:lvlOverride w:ilvl="5">
-      <w:startOverride w:val="1"/>
-    </w:lvlOverride>
-    <w:lvlOverride w:ilvl="6">
-      <w:startOverride w:val="1"/>
-    </w:lvlOverride>
-    <w:lvlOverride w:ilvl="7">
-      <w:startOverride w:val="1"/>
-    </w:lvlOverride>
-    <w:lvlOverride w:ilvl="8">
-      <w:startOverride w:val="1"/>
-    </w:lvlOverride>
+    <w:abstractNumId w:val="991"/>
   </w:num>
   <w:num w:numId="1095">
     <w:abstractNumId w:val="991"/>
@@ -51403,6 +52238,96 @@
     <w:abstractNumId w:val="991"/>
   </w:num>
   <w:num w:numId="1111">
+    <w:abstractNumId w:val="99411"/>
+    <w:lvlOverride w:ilvl="0">
+      <w:startOverride w:val="1"/>
+    </w:lvlOverride>
+    <w:lvlOverride w:ilvl="1">
+      <w:startOverride w:val="1"/>
+    </w:lvlOverride>
+    <w:lvlOverride w:ilvl="2">
+      <w:startOverride w:val="1"/>
+    </w:lvlOverride>
+    <w:lvlOverride w:ilvl="3">
+      <w:startOverride w:val="1"/>
+    </w:lvlOverride>
+    <w:lvlOverride w:ilvl="4">
+      <w:startOverride w:val="1"/>
+    </w:lvlOverride>
+    <w:lvlOverride w:ilvl="5">
+      <w:startOverride w:val="1"/>
+    </w:lvlOverride>
+    <w:lvlOverride w:ilvl="6">
+      <w:startOverride w:val="1"/>
+    </w:lvlOverride>
+    <w:lvlOverride w:ilvl="7">
+      <w:startOverride w:val="1"/>
+    </w:lvlOverride>
+    <w:lvlOverride w:ilvl="8">
+      <w:startOverride w:val="1"/>
+    </w:lvlOverride>
+  </w:num>
+  <w:num w:numId="1112">
+    <w:abstractNumId w:val="991"/>
+  </w:num>
+  <w:num w:numId="1113">
+    <w:abstractNumId w:val="991"/>
+  </w:num>
+  <w:num w:numId="1114">
+    <w:abstractNumId w:val="991"/>
+  </w:num>
+  <w:num w:numId="1115">
+    <w:abstractNumId w:val="991"/>
+  </w:num>
+  <w:num w:numId="1116">
+    <w:abstractNumId w:val="991"/>
+  </w:num>
+  <w:num w:numId="1117">
+    <w:abstractNumId w:val="991"/>
+  </w:num>
+  <w:num w:numId="1118">
+    <w:abstractNumId w:val="991"/>
+  </w:num>
+  <w:num w:numId="1119">
+    <w:abstractNumId w:val="991"/>
+  </w:num>
+  <w:num w:numId="1120">
+    <w:abstractNumId w:val="991"/>
+  </w:num>
+  <w:num w:numId="1121">
+    <w:abstractNumId w:val="991"/>
+  </w:num>
+  <w:num w:numId="1122">
+    <w:abstractNumId w:val="991"/>
+  </w:num>
+  <w:num w:numId="1123">
+    <w:abstractNumId w:val="991"/>
+  </w:num>
+  <w:num w:numId="1124">
+    <w:abstractNumId w:val="991"/>
+  </w:num>
+  <w:num w:numId="1125">
+    <w:abstractNumId w:val="991"/>
+  </w:num>
+  <w:num w:numId="1126">
+    <w:abstractNumId w:val="991"/>
+  </w:num>
+  <w:num w:numId="1127">
+    <w:abstractNumId w:val="991"/>
+  </w:num>
+  <w:num w:numId="1128">
+    <w:abstractNumId w:val="991"/>
+  </w:num>
+  <w:num w:numId="1129">
+    <w:abstractNumId w:val="991"/>
+  </w:num>
+  <w:num w:numId="1130">
+    <w:abstractNumId w:val="991"/>
+  </w:num>
+  <w:num w:numId="1131">
+    <w:abstractNumId w:val="991"/>
+  </w:num>
+  <w:num w:numId="1132">
     <w:abstractNumId w:val="991"/>
   </w:num>
 </w:numbering>

--- a/oposicion/temario/tercer-ejercicio/3A13.docx
+++ b/oposicion/temario/tercer-ejercicio/3A13.docx
@@ -2106,9 +2106,19 @@
         </w:trPr>
         <w:tc>
           <w:tcPr>
+            <w:shd w:val="clear" w:color="auto" w:fill="DDEBF7"/>
             <w:vAlign w:val="center"/>
           </w:tcPr>
-          <w:p/>
+          <w:p>
+            <w:pPr>
+              <w:pStyle w:val="Celdatceeazulpalido"/>
+              <w:keepNext/>
+              <w:jc w:val="center"/>
+            </w:pPr>
+            <w:r>
+              <w:t/>
+            </w:r>
+          </w:p>
         </w:tc>
         <w:tc>
           <w:tcPr>
@@ -2118,6 +2128,7 @@
           <w:p>
             <w:pPr>
               <w:pStyle w:val="Celdatceeazulpalido"/>
+              <w:keepNext/>
               <w:jc w:val="center"/>
             </w:pPr>
             <w:r>
@@ -2137,6 +2148,7 @@
           <w:p>
             <w:pPr>
               <w:pStyle w:val="Celdatceeazulpalido"/>
+              <w:keepNext/>
               <w:jc w:val="center"/>
             </w:pPr>
             <w:r>
@@ -2162,6 +2174,7 @@
           <w:p>
             <w:pPr>
               <w:pStyle w:val="Celdatceeazulpalido"/>
+              <w:keepNext/>
               <w:jc w:val="center"/>
             </w:pPr>
             <w:r>
@@ -7346,7 +7359,7 @@
           <wp:inline>
             <wp:extent cx="3581400" cy="2272277"/>
             <wp:effectExtent b="0" l="0" r="0" t="0"/>
-            <wp:docPr descr="Gráfico 2.– Señalización (a): el problema de Akerlof en el mercado de trabajo; con el salario medio \overline{w} los productivos se van" title="" id="59" name="Picture"/>
+            <wp:docPr descr="Gráfico 2.– Señalización (a): el problema de Akerlof en el mercado de trabajo; con el salario medio w los productivos se van" title="" id="59" name="Picture"/>
             <a:graphic>
               <a:graphicData uri="http://schemas.openxmlformats.org/drawingml/2006/picture">
                 <pic:pic>
@@ -8990,7 +9003,7 @@
           <wp:inline>
             <wp:extent cx="3581400" cy="2272277"/>
             <wp:effectExtent b="0" l="0" r="0" t="0"/>
-            <wp:docPr descr="Gráfico 4.– Señalización (c): la diferencia salarial y sus cortes con los costes, y_0 e y_1" title="" id="69" name="Picture"/>
+            <wp:docPr descr="Gráfico 4.– Señalización (c): la diferencia salarial y sus cortes con los costes, y0 e y1" title="" id="69" name="Picture"/>
             <a:graphic>
               <a:graphicData uri="http://schemas.openxmlformats.org/drawingml/2006/picture">
                 <pic:pic>
@@ -9690,7 +9703,7 @@
           <wp:inline>
             <wp:extent cx="3581400" cy="2272277"/>
             <wp:effectExtent b="0" l="0" r="0" t="0"/>
-            <wp:docPr descr="Gráfico 5.– Señalización (d): con un nivel exigido \hat y, al productivo le compensa educarse (A_{\hat y}) y al poco productivo no (B_{\hat y})" title="" id="73" name="Picture"/>
+            <wp:docPr descr="Gráfico 5.– Señalización (d): con un nivel exigido y, al productivo le compensa educarse (A y) y al poco productivo no (B y)" title="" id="73" name="Picture"/>
             <a:graphic>
               <a:graphicData uri="http://schemas.openxmlformats.org/drawingml/2006/picture">
                 <pic:pic>
@@ -10404,7 +10417,7 @@
           <wp:inline>
             <wp:extent cx="3581400" cy="2272277"/>
             <wp:effectExtent b="0" l="0" r="0" t="0"/>
-            <wp:docPr descr="Gráfico 6.– Señalización (e): los niveles de educación que separan a los 2 tipos y el separador más barato, \hat y^*" title="" id="78" name="Picture"/>
+            <wp:docPr descr="Gráfico 6.– Señalización (e): los niveles de educación que separan a los 2 tipos y el separador más barato, y*" title="" id="78" name="Picture"/>
             <a:graphic>
               <a:graphicData uri="http://schemas.openxmlformats.org/drawingml/2006/picture">
                 <pic:pic>
@@ -13637,7 +13650,7 @@
           <wp:inline>
             <wp:extent cx="3282950" cy="2780934"/>
             <wp:effectExtent b="0" l="0" r="0" t="0"/>
-            <wp:docPr descr="Gráfico 9.– Autoselección (b): si la aseguradora distinguiera a los 2 tipos, cada uno tendría un seguro completo a su prima justa, E_{\mathrm{A}} y E_{\mathrm{B}}" title="" id="106" name="Picture"/>
+            <wp:docPr descr="Gráfico 9.– Autoselección (b): si la aseguradora distinguiera a los 2 tipos, cada uno tendría un seguro completo a su prima justa, EA y EB" title="" id="106" name="Picture"/>
             <a:graphic>
               <a:graphicData uri="http://schemas.openxmlformats.org/drawingml/2006/picture">
                 <pic:pic>
@@ -13937,7 +13950,7 @@
           <wp:inline>
             <wp:extent cx="3282950" cy="2780934"/>
             <wp:effectExtent b="0" l="0" r="0" t="0"/>
-            <wp:docPr descr="Gráfico 10.– Autoselección (c): sin distinguirlos, los temerarios prefieren el contrato de los prudentes, E_{\mathrm{B}}" title="" id="110" name="Picture"/>
+            <wp:docPr descr="Gráfico 10.– Autoselección (c): sin distinguirlos, los temerarios prefieren el contrato de los prudentes, EB" title="" id="110" name="Picture"/>
             <a:graphic>
               <a:graphicData uri="http://schemas.openxmlformats.org/drawingml/2006/picture">
                 <pic:pic>
@@ -14338,7 +14351,7 @@
           <wp:inline>
             <wp:extent cx="3282950" cy="2780934"/>
             <wp:effectExtent b="0" l="0" r="0" t="0"/>
-            <wp:docPr descr="Gráfico 11.– Autoselección (d): una prima media, sobre la recta del riesgo medio \overline{\pi}, con el contrato común M" title="" id="114" name="Picture"/>
+            <wp:docPr descr="Gráfico 11.– Autoselección (d): una prima media, sobre la recta del riesgo medio π, con el contrato común M" title="" id="114" name="Picture"/>
             <a:graphic>
               <a:graphicData uri="http://schemas.openxmlformats.org/drawingml/2006/picture">
                 <pic:pic>
@@ -15632,7 +15645,7 @@
           <wp:inline>
             <wp:extent cx="3282950" cy="2780934"/>
             <wp:effectExtent b="0" l="0" r="0" t="0"/>
-            <wp:docPr descr="Gráfico 13.– Autoselección (f): el equilibrio separador, con seguro completo para los temerarios (E_{\mathrm{A}}) y parcial para los prudentes (S_{\mathrm{B}})" title="" id="123" name="Picture"/>
+            <wp:docPr descr="Gráfico 13.– Autoselección (f): el equilibrio separador, con seguro completo para los temerarios (EA) y parcial para los prudentes (SB)" title="" id="123" name="Picture"/>
             <a:graphic>
               <a:graphicData uri="http://schemas.openxmlformats.org/drawingml/2006/picture">
                 <pic:pic>
@@ -26597,9 +26610,19 @@
         </w:trPr>
         <w:tc>
           <w:tcPr>
+            <w:shd w:val="clear" w:color="auto" w:fill="DDEBF7"/>
             <w:vAlign w:val="center"/>
           </w:tcPr>
-          <w:p/>
+          <w:p>
+            <w:pPr>
+              <w:pStyle w:val="Celdatceeazulpalido"/>
+              <w:keepNext/>
+              <w:jc w:val="center"/>
+            </w:pPr>
+            <w:r>
+              <w:t/>
+            </w:r>
+          </w:p>
         </w:tc>
         <w:tc>
           <w:tcPr>
@@ -26609,6 +26632,7 @@
           <w:p>
             <w:pPr>
               <w:pStyle w:val="Celdatceeazulpalido"/>
+              <w:keepNext/>
               <w:jc w:val="center"/>
             </w:pPr>
             <w:r>
@@ -26628,6 +26652,7 @@
           <w:p>
             <w:pPr>
               <w:pStyle w:val="Celdatceeazulpalido"/>
+              <w:keepNext/>
               <w:jc w:val="center"/>
             </w:pPr>
             <w:r>
@@ -30418,7 +30443,7 @@
           <wp:inline>
             <wp:extent cx="5670550" cy="1933278"/>
             <wp:effectExtent b="0" l="0" r="0" t="0"/>
-            <wp:docPr descr="Gráfico 20.– Racionamiento del crédito: el rendimiento esperado del banco tiene un máximo en \hat r^* (izquierda) y la oferta de crédito se dobla hacia atrás, con exceso de demanda en equilibrio (derecha)" title="" id="207" name="Picture"/>
+            <wp:docPr descr="Gráfico 20.– Racionamiento del crédito: el rendimiento esperado del banco tiene un máximo en r* (izquierda) y la oferta de crédito se dobla hacia atrás, con exceso de demanda en equilibrio (derecha)" title="" id="207" name="Picture"/>
             <a:graphic>
               <a:graphicData uri="http://schemas.openxmlformats.org/drawingml/2006/picture">
                 <pic:pic>
@@ -53280,7 +53305,7 @@
     </w:pPr>
     <w:rPr>
       <w:rFonts w:ascii="TeX Gyre Pagella" w:cs="TeX Gyre Pagella" w:eastAsia="TeX Gyre Pagella" w:hAnsi="TeX Gyre Pagella"/>
-      <w:sz w:val="20"/>
+      <w:sz w:val="22"/>
     </w:rPr>
   </w:style>
   <w:style w:customStyle="1" w:styleId="Celdatceeazulpalido" w:type="paragraph">
@@ -53294,7 +53319,7 @@
     </w:pPr>
     <w:rPr>
       <w:rFonts w:ascii="TeX Gyre Pagella" w:cs="TeX Gyre Pagella" w:eastAsia="TeX Gyre Pagella" w:hAnsi="TeX Gyre Pagella"/>
-      <w:sz w:val="20"/>
+      <w:sz w:val="22"/>
     </w:rPr>
   </w:style>
   <w:style w:customStyle="1" w:styleId="Celdatceesalmon" w:type="paragraph">
@@ -53308,7 +53333,7 @@
     </w:pPr>
     <w:rPr>
       <w:rFonts w:ascii="TeX Gyre Pagella" w:cs="TeX Gyre Pagella" w:eastAsia="TeX Gyre Pagella" w:hAnsi="TeX Gyre Pagella"/>
-      <w:sz w:val="20"/>
+      <w:sz w:val="22"/>
     </w:rPr>
   </w:style>
   <w:style w:customStyle="1" w:styleId="Celdatceemoradopalido" w:type="paragraph">
@@ -53322,7 +53347,7 @@
     </w:pPr>
     <w:rPr>
       <w:rFonts w:ascii="TeX Gyre Pagella" w:cs="TeX Gyre Pagella" w:eastAsia="TeX Gyre Pagella" w:hAnsi="TeX Gyre Pagella"/>
-      <w:sz w:val="20"/>
+      <w:sz w:val="22"/>
     </w:rPr>
   </w:style>
   <w:style w:customStyle="1" w:styleId="Celdatceegrisclaro" w:type="paragraph">
@@ -53336,7 +53361,7 @@
     </w:pPr>
     <w:rPr>
       <w:rFonts w:ascii="TeX Gyre Pagella" w:cs="TeX Gyre Pagella" w:eastAsia="TeX Gyre Pagella" w:hAnsi="TeX Gyre Pagella"/>
-      <w:sz w:val="20"/>
+      <w:sz w:val="22"/>
     </w:rPr>
   </w:style>
   <w:style w:customStyle="1" w:styleId="Celdatceecrema" w:type="paragraph">
@@ -53350,7 +53375,7 @@
     </w:pPr>
     <w:rPr>
       <w:rFonts w:ascii="TeX Gyre Pagella" w:cs="TeX Gyre Pagella" w:eastAsia="TeX Gyre Pagella" w:hAnsi="TeX Gyre Pagella"/>
-      <w:sz w:val="20"/>
+      <w:sz w:val="22"/>
     </w:rPr>
   </w:style>
   <w:style w:customStyle="1" w:styleId="Celdatceemorado" w:type="paragraph">
@@ -53365,7 +53390,7 @@
     <w:rPr>
       <w:rFonts w:ascii="TeX Gyre Pagella" w:cs="TeX Gyre Pagella" w:eastAsia="TeX Gyre Pagella" w:hAnsi="TeX Gyre Pagella"/>
       <w:color w:val="FFFFFF"/>
-      <w:sz w:val="20"/>
+      <w:sz w:val="22"/>
     </w:rPr>
   </w:style>
   <w:style w:customStyle="1" w:styleId="Celdatceeverde" w:type="paragraph">
@@ -53380,7 +53405,7 @@
     <w:rPr>
       <w:rFonts w:ascii="TeX Gyre Pagella" w:cs="TeX Gyre Pagella" w:eastAsia="TeX Gyre Pagella" w:hAnsi="TeX Gyre Pagella"/>
       <w:color w:val="FFFFFF"/>
-      <w:sz w:val="20"/>
+      <w:sz w:val="22"/>
     </w:rPr>
   </w:style>
   <w:style w:customStyle="1" w:styleId="Celdatceeazul" w:type="paragraph">
@@ -53395,7 +53420,7 @@
     <w:rPr>
       <w:rFonts w:ascii="TeX Gyre Pagella" w:cs="TeX Gyre Pagella" w:eastAsia="TeX Gyre Pagella" w:hAnsi="TeX Gyre Pagella"/>
       <w:color w:val="FFFFFF"/>
-      <w:sz w:val="20"/>
+      <w:sz w:val="22"/>
     </w:rPr>
   </w:style>
   <w:style w:customStyle="1" w:styleId="Celdatceerojo" w:type="paragraph">
@@ -53410,7 +53435,7 @@
     <w:rPr>
       <w:rFonts w:ascii="TeX Gyre Pagella" w:cs="TeX Gyre Pagella" w:eastAsia="TeX Gyre Pagella" w:hAnsi="TeX Gyre Pagella"/>
       <w:color w:val="FFFFFF"/>
-      <w:sz w:val="20"/>
+      <w:sz w:val="22"/>
     </w:rPr>
   </w:style>
   <w:style w:customStyle="1" w:styleId="Celdatceedorado" w:type="paragraph">
@@ -53425,7 +53450,7 @@
     <w:rPr>
       <w:rFonts w:ascii="TeX Gyre Pagella" w:cs="TeX Gyre Pagella" w:eastAsia="TeX Gyre Pagella" w:hAnsi="TeX Gyre Pagella"/>
       <w:color w:val="FFFFFF"/>
-      <w:sz w:val="20"/>
+      <w:sz w:val="22"/>
     </w:rPr>
   </w:style>
   <w:style w:customStyle="1" w:styleId="Celdatceenaranja" w:type="paragraph">
@@ -53440,7 +53465,7 @@
     <w:rPr>
       <w:rFonts w:ascii="TeX Gyre Pagella" w:cs="TeX Gyre Pagella" w:eastAsia="TeX Gyre Pagella" w:hAnsi="TeX Gyre Pagella"/>
       <w:color w:val="FFFFFF"/>
-      <w:sz w:val="20"/>
+      <w:sz w:val="22"/>
     </w:rPr>
   </w:style>
   <w:style w:customStyle="1" w:styleId="Celdatceegris" w:type="paragraph">
@@ -53455,7 +53480,7 @@
     <w:rPr>
       <w:rFonts w:ascii="TeX Gyre Pagella" w:cs="TeX Gyre Pagella" w:eastAsia="TeX Gyre Pagella" w:hAnsi="TeX Gyre Pagella"/>
       <w:color w:val="FFFFFF"/>
-      <w:sz w:val="20"/>
+      <w:sz w:val="22"/>
     </w:rPr>
   </w:style>
   <w:style w:customStyle="1" w:styleId="Textomorado" w:type="character">

--- a/oposicion/temario/tercer-ejercicio/3A13.docx
+++ b/oposicion/temario/tercer-ejercicio/3A13.docx
@@ -14,6 +14,28 @@
       </w:r>
       <w:r>
         <w:t xml:space="preserve">la agencia: selección adversa y riesgo moral.</w:t>
+      </w:r>
+    </w:p>
+    <w:p>
+      <w:pPr>
+        <w:spacing w:before="0" w:after="200"/>
+      </w:pPr>
+      <w:r>
+        <w:rPr>
+          <w:b/>
+          <w:smallCaps/>
+          <w:color w:val="5F2987"/>
+          <w:sz w:val="16"/>
+        </w:rPr>
+        <w:t xml:space="preserve">Exclusivo · uso personal. </w:t>
+      </w:r>
+      <w:r>
+        <w:rPr>
+          <w:i/>
+          <w:color w:val="767171"/>
+          <w:sz w:val="16"/>
+        </w:rPr>
+        <w:t xml:space="preserve">Material exclusivo de victorgutierrezmarcos.es y la app Oposición TCEE · DCE. Puedes usarlo libremente para tu estudio personal. No se autoriza su incorporación a otras plataformas, aplicaciones o servicios. Condiciones: https://www.victorgutierrezmarcos.es/condiciones-materiales.html</w:t>
       </w:r>
     </w:p>
     <w:p>
@@ -49642,7 +49664,7 @@
         <w:color w:val="767171"/>
         <w:sz w:val="14"/>
       </w:rPr>
-      <w:t xml:space="preserve">© 2026 Víctor Gutiérrez Marcos · CC BY-NC-ND 4.0</w:t>
+      <w:t xml:space="preserve">© 2026 Víctor Gutiérrez Marcos · Exclusivo de victorgutierrezmarcos.es y la app Oposición TCEE · DCE</w:t>
     </w:r>
     <w:r>
       <w:tab/>
@@ -49700,7 +49722,7 @@
         <w:color w:val="767171"/>
         <w:sz w:val="14"/>
       </w:rPr>
-      <w:t xml:space="preserve">© 2026 Víctor Gutiérrez Marcos · CC BY-NC-ND 4.0</w:t>
+      <w:t xml:space="preserve">© 2026 Víctor Gutiérrez Marcos · Exclusivo de victorgutierrezmarcos.es y la app Oposición TCEE · DCE</w:t>
     </w:r>
     <w:r>
       <w:tab/>
@@ -49766,7 +49788,7 @@
         <w:color w:val="767171"/>
         <w:sz w:val="14"/>
       </w:rPr>
-      <w:t xml:space="preserve">© 2026 Víctor Gutiérrez Marcos · CC BY-NC-ND 4.0</w:t>
+      <w:t xml:space="preserve">© 2026 Víctor Gutiérrez Marcos · Exclusivo de victorgutierrezmarcos.es y la app Oposición TCEE · DCE</w:t>
     </w:r>
     <w:r>
       <w:tab/>
